--- a/fra/docx/55.content.docx
+++ b/fra/docx/55.content.docx
@@ -11,6 +11,15 @@
         <w:pStyle w:val="Heading2"/>
       </w:pPr>
       <w:r>
+        <w:t>Resource: Notes d'étude (Tyndale)</w:t>
+      </w:r>
+      <w:r/>
+    </w:p>
+    <w:p>
+      <w:pPr>
+        <w:pStyle w:val="Heading2"/>
+      </w:pPr>
+      <w:r>
         <w:t>License Information</w:t>
       </w:r>
       <w:r/>
@@ -21,7 +30,7 @@
         <w:rPr>
           <w:b/>
         </w:rPr>
-        <w:t>Study Notes (Tyndale)</w:t>
+        <w:t>Notes d'étude (Tyndale)</w:t>
       </w:r>
       <w:r>
         <w:t xml:space="preserve"> (French) is based on</w:t>
@@ -74,7 +83,7 @@
         <w:pStyle w:val="Heading1"/>
       </w:pPr>
       <w:r>
-        <w:t>Study Notes (Tyndale)</w:t>
+        <w:t>Notes d'étude (Tyndale)</w:t>
       </w:r>
     </w:p>
     <w:p>
@@ -83,6 +92,51 @@
           <w:headerReference w:type="even" r:id="rId8"/>
           <w:headerReference w:type="default" r:id="rId9"/>
           <w:footerReference w:type="default" r:id="rId10"/>
+          <w:footnotePr>
+            <w:numRestart w:val="eachSect"/>
+          </w:footnotePr>
+          <w:type w:val="continuous"/>
+          <w:pgSz w:w="12240" w:h="15840" w:code="1"/>
+          <w:pgMar w:top="1440" w:right="1440" w:bottom="1440" w:left="1440" w:header="504" w:footer="504" w:gutter="0"/>
+          <w:cols w:space="708"/>
+          <w:titlePg/>
+          <w:docGrid w:linePitch="360"/>
+        </w:sectPr>
+      </w:pPr>
+    </w:p>
+    <w:p>
+      <w:r/>
+    </w:p>
+    <w:p>
+      <w:pPr>
+        <w:pStyle w:val="Heading2"/>
+      </w:pPr>
+      <w:r>
+        <w:t>2TI</w:t>
+      </w:r>
+      <w:r/>
+    </w:p>
+    <w:p>
+      <w:r/>
+      <w:r>
+        <w:rPr>
+          <w:i/>
+        </w:rPr>
+        <w:t>2 Timothée 1.1, 2 Timothée 1.1–2, 2 Timothée 1.3, 2 Timothée 1.3–4, 2 Timothée 1.4, 2 Timothée 1.5, 2 Timothée 1.5–14, 2 Timothée 1.6, 2 Timothée 1.8, 2 Timothée 1.9–10, 2 Timothée 1.10, 2 Timothée 1.12, 2 Timothée 1.14, 2 Timothée 1.15, 2 Timothée 1.15–18, 2 Timothée 2.1, 2 Timothée 2.1–13, 2 Timothée 2.2, 2 Timothée 2.4–7, 2 Timothée 2.8, 2 Timothée 2.8–13, 2 Timothée 2.9, 2 Timothée 2.11, 2 Timothée 2.13, 2 Timothée 2.14–26, 2 Timothée 2.15, 2 Timothée 2.17, 2 Timothée 2.18, 2 Timothée 2.19, 2 Timothée 2.20–21, 2 Timothée 2.22, 2 Timothée 2.24, 2 Timothée 2.25, 2 Timothée 3.1–5, 2 Timothée 3.1–4.8, 2 Timothée 3.5, 2 Timothée 3.6–7, 2 Timothée 3.8, 2 Timothée 3.11, 2 Timothée 3.14–15, 2 Timothée 3.16, 2 Timothée 3.16–17, 2 Timothée 3.17, 2 Timothée 4.1, 2 Timothée 4.1–8, 2 Timothée 4.5, 2 Timothée 4.5–8, 2 Timothée 4.6, 2 Timothée 4.6–8, 2 Timothée 4.7, 2 Timothée 4.8, 2 Timothée 4.9, 2 Timothée 4.10, 2 Timothée 4.11, 2 Timothée 4.12, 2 Timothée 4.13, 2 Timothée 4.14, 2 Timothée 4.16, 2 Timothée 4.17, 2 Timothée 4.18, 2 Timothée 4.19, 2 Timothée 4.19–21, 2 Timothée 4.20, 2 Timothée 4.21, 2 Timothée 4.22</w:t>
+      </w:r>
+      <w:r/>
+    </w:p>
+    <w:p>
+      <w:r/>
+      <w:r>
+        <w:t xml:space="preserve"> </w:t>
+      </w:r>
+      <w:r/>
+      <w:r/>
+    </w:p>
+    <w:p>
+      <w:pPr>
+        <w:sectPr>
           <w:footnotePr>
             <w:numRestart w:val="eachSect"/>
           </w:footnotePr>

--- a/fra/docx/55.content.docx
+++ b/fra/docx/55.content.docx
@@ -163,13 +163,6 @@
         <w:rPr>
           <w:lang w:val="fr_FR" w:bidi="fr_FR"/>
         </w:rPr>
-      </w:r>
-      <w:r>
-        <w:rPr>
-          <w:i/>
-          <w:lang w:val="fr_FR" w:bidi="fr_FR"/>
-        </w:rPr>
-        <w:t>2 Timothée 1.1, 2 Timothée 1.1–2, 2 Timothée 1.3, 2 Timothée 1.3–4, 2 Timothée 1.4, 2 Timothée 1.5, 2 Timothée 1.5–14, 2 Timothée 1.6, 2 Timothée 1.8, 2 Timothée 1.9–10, 2 Timothée 1.10, 2 Timothée 1.12, 2 Timothée 1.14, 2 Timothée 1.15, 2 Timothée 1.15–18, 2 Timothée 2.1, 2 Timothée 2.1–13, 2 Timothée 2.2, 2 Timothée 2.4–7, 2 Timothée 2.8, 2 Timothée 2.8–13, 2 Timothée 2.9, 2 Timothée 2.11, 2 Timothée 2.13, 2 Timothée 2.14–26, 2 Timothée 2.15, 2 Timothée 2.17, 2 Timothée 2.18, 2 Timothée 2.19, 2 Timothée 2.20–21, 2 Timothée 2.22, 2 Timothée 2.24, 2 Timothée 2.25, 2 Timothée 3.1–5, 2 Timothée 3.1–4.8, 2 Timothée 3.5, 2 Timothée 3.6–7, 2 Timothée 3.8, 2 Timothée 3.11, 2 Timothée 3.14–15, 2 Timothée 3.16, 2 Timothée 3.16–17, 2 Timothée 3.17, 2 Timothée 4.1, 2 Timothée 4.1–8, 2 Timothée 4.5, 2 Timothée 4.5–8, 2 Timothée 4.6, 2 Timothée 4.6–8, 2 Timothée 4.7, 2 Timothée 4.8, 2 Timothée 4.9, 2 Timothée 4.10, 2 Timothée 4.11, 2 Timothée 4.12, 2 Timothée 4.13, 2 Timothée 4.14, 2 Timothée 4.16, 2 Timothée 4.17, 2 Timothée 4.18, 2 Timothée 4.19, 2 Timothée 4.19–21, 2 Timothée 4.20, 2 Timothée 4.21, 2 Timothée 4.22</w:t>
       </w:r>
       <w:r>
         <w:rPr>

--- a/fra/docx/55.content.docx
+++ b/fra/docx/55.content.docx
@@ -150,19 +150,6 @@
           <w:lang w:val="fr_FR" w:bidi="fr_FR"/>
         </w:rPr>
         <w:t>2TI</w:t>
-      </w:r>
-      <w:r>
-        <w:rPr>
-          <w:lang w:val="fr_FR" w:bidi="fr_FR"/>
-        </w:rPr>
-      </w:r>
-    </w:p>
-    <w:p>
-      <w:pPr/>
-      <w:r>
-        <w:rPr>
-          <w:lang w:val="fr_FR" w:bidi="fr_FR"/>
-        </w:rPr>
       </w:r>
       <w:r>
         <w:rPr>

--- a/fra/docx/55.content.docx
+++ b/fra/docx/55.content.docx
@@ -19,7 +19,7 @@
         <w:rPr>
           <w:lang w:val="fr_FR" w:bidi="fr_FR"/>
         </w:rPr>
-        <w:t>Resource: Notes d'étude (Tyndale)</w:t>
+        <w:t>Resource: Tyndale Open Study Notes</w:t>
       </w:r>
       <w:r>
         <w:rPr>
@@ -112,7 +112,7 @@
         <w:rPr>
           <w:lang w:val="fr_FR" w:bidi="fr_FR"/>
         </w:rPr>
-        <w:t>Notes d'étude (Tyndale)</w:t>
+        <w:t>Tyndale Open Study Notes</w:t>
       </w:r>
     </w:p>
     <w:p>

--- a/fra/docx/55.content.docx
+++ b/fra/docx/55.content.docx
@@ -19,7 +19,7 @@
         <w:rPr>
           <w:lang w:val="fr_FR" w:bidi="fr_FR"/>
         </w:rPr>
-        <w:t>Resource: Tyndale Open Study Notes</w:t>
+        <w:t>Resource: Aquifer Open Study Notes</w:t>
       </w:r>
       <w:r>
         <w:rPr>
@@ -112,7 +112,7 @@
         <w:rPr>
           <w:lang w:val="fr_FR" w:bidi="fr_FR"/>
         </w:rPr>
-        <w:t>Tyndale Open Study Notes</w:t>
+        <w:t>Aquifer Open Study Notes</w:t>
       </w:r>
     </w:p>
     <w:p>

--- a/fra/docx/55.content.docx
+++ b/fra/docx/55.content.docx
@@ -233,90 +233,60 @@
         </w:rPr>
         <w:t xml:space="preserve">La promesse de la vie : voir </w:t>
       </w:r>
-      <w:hyperlink r:id="rId13">
-        <w:r>
-          <w:rPr>
-            <w:lang w:val="fr_FR" w:bidi="fr_FR"/>
-          </w:rPr>
-          <w:rPr>
-            <w:color w:val="0000EE"/>
-            <w:u w:val="single"/>
-          </w:rPr>
-          <w:t>Rm 4.13–17</w:t>
-        </w:r>
-      </w:hyperlink>
+      <w:r>
+        <w:rPr>
+          <w:lang w:val="fr_FR" w:bidi="fr_FR"/>
+        </w:rPr>
+        <w:t>Rm 4.13–17</w:t>
+      </w:r>
       <w:r>
         <w:rPr>
           <w:lang w:val="fr_FR" w:bidi="fr_FR"/>
         </w:rPr>
         <w:t>. Cette lettre à Timothée célèbre la résurrection du Christ (</w:t>
       </w:r>
-      <w:hyperlink r:id="rId14">
-        <w:r>
-          <w:rPr>
-            <w:lang w:val="fr_FR" w:bidi="fr_FR"/>
-          </w:rPr>
-          <w:rPr>
-            <w:color w:val="0000EE"/>
-            <w:u w:val="single"/>
-          </w:rPr>
-          <w:t>2Tm 2.8</w:t>
-        </w:r>
-      </w:hyperlink>
+      <w:r>
+        <w:rPr>
+          <w:lang w:val="fr_FR" w:bidi="fr_FR"/>
+        </w:rPr>
+        <w:t>2Tm 2.8</w:t>
+      </w:r>
       <w:r>
         <w:rPr>
           <w:lang w:val="fr_FR" w:bidi="fr_FR"/>
         </w:rPr>
         <w:t>) et la vie qui en découle (</w:t>
       </w:r>
-      <w:hyperlink r:id="rId15">
-        <w:r>
-          <w:rPr>
-            <w:lang w:val="fr_FR" w:bidi="fr_FR"/>
-          </w:rPr>
-          <w:rPr>
-            <w:color w:val="0000EE"/>
-            <w:u w:val="single"/>
-          </w:rPr>
-          <w:t>1.10</w:t>
-        </w:r>
-      </w:hyperlink>
+      <w:r>
+        <w:rPr>
+          <w:lang w:val="fr_FR" w:bidi="fr_FR"/>
+        </w:rPr>
+        <w:t>1.10</w:t>
+      </w:r>
       <w:r>
         <w:rPr>
           <w:lang w:val="fr_FR" w:bidi="fr_FR"/>
         </w:rPr>
         <w:t>) comme une réponse à la souffrance et à la mort des pieux (</w:t>
       </w:r>
-      <w:hyperlink r:id="rId16">
-        <w:r>
-          <w:rPr>
-            <w:lang w:val="fr_FR" w:bidi="fr_FR"/>
-          </w:rPr>
-          <w:rPr>
-            <w:color w:val="0000EE"/>
-            <w:u w:val="single"/>
-          </w:rPr>
-          <w:t>3.12</w:t>
-        </w:r>
-      </w:hyperlink>
+      <w:r>
+        <w:rPr>
+          <w:lang w:val="fr_FR" w:bidi="fr_FR"/>
+        </w:rPr>
+        <w:t>3.12</w:t>
+      </w:r>
       <w:r>
         <w:rPr>
           <w:lang w:val="fr_FR" w:bidi="fr_FR"/>
         </w:rPr>
         <w:t>). La propre vie de Paul témoigne de cet espoir (</w:t>
       </w:r>
-      <w:hyperlink r:id="rId17">
-        <w:r>
-          <w:rPr>
-            <w:lang w:val="fr_FR" w:bidi="fr_FR"/>
-          </w:rPr>
-          <w:rPr>
-            <w:color w:val="0000EE"/>
-            <w:u w:val="single"/>
-          </w:rPr>
-          <w:t>4.17–18</w:t>
-        </w:r>
-      </w:hyperlink>
+      <w:r>
+        <w:rPr>
+          <w:lang w:val="fr_FR" w:bidi="fr_FR"/>
+        </w:rPr>
+        <w:t>4.17–18</w:t>
+      </w:r>
       <w:r>
         <w:rPr>
           <w:lang w:val="fr_FR" w:bidi="fr_FR"/>
@@ -431,108 +401,72 @@
         </w:rPr>
         <w:t xml:space="preserve">Que mes ancêtres ont servi : voir </w:t>
       </w:r>
-      <w:hyperlink r:id="rId18">
-        <w:r>
-          <w:rPr>
-            <w:lang w:val="fr_FR" w:bidi="fr_FR"/>
-          </w:rPr>
-          <w:rPr>
-            <w:color w:val="0000EE"/>
-            <w:u w:val="single"/>
-          </w:rPr>
-          <w:t>Ph 3.5</w:t>
-        </w:r>
-      </w:hyperlink>
+      <w:r>
+        <w:rPr>
+          <w:lang w:val="fr_FR" w:bidi="fr_FR"/>
+        </w:rPr>
+        <w:t>Ph 3.5</w:t>
+      </w:r>
       <w:r>
         <w:rPr>
           <w:lang w:val="fr_FR" w:bidi="fr_FR"/>
         </w:rPr>
         <w:t xml:space="preserve"> ; comparer avec </w:t>
       </w:r>
-      <w:hyperlink r:id="rId19">
-        <w:r>
-          <w:rPr>
-            <w:lang w:val="fr_FR" w:bidi="fr_FR"/>
-          </w:rPr>
-          <w:rPr>
-            <w:color w:val="0000EE"/>
-            <w:u w:val="single"/>
-          </w:rPr>
-          <w:t>Dt 6.4–9</w:t>
-        </w:r>
-      </w:hyperlink>
+      <w:r>
+        <w:rPr>
+          <w:lang w:val="fr_FR" w:bidi="fr_FR"/>
+        </w:rPr>
+        <w:t>Dt 6.4–9</w:t>
+      </w:r>
       <w:r>
         <w:rPr>
           <w:lang w:val="fr_FR" w:bidi="fr_FR"/>
         </w:rPr>
         <w:t xml:space="preserve">. • avec une conscience pure : cela pourrait renvoyer à l'hérésie (voir </w:t>
       </w:r>
-      <w:hyperlink r:id="rId20">
-        <w:r>
-          <w:rPr>
-            <w:lang w:val="fr_FR" w:bidi="fr_FR"/>
-          </w:rPr>
-          <w:rPr>
-            <w:color w:val="0000EE"/>
-            <w:u w:val="single"/>
-          </w:rPr>
-          <w:t>2Tm 2.17–18</w:t>
-        </w:r>
-      </w:hyperlink>
+      <w:r>
+        <w:rPr>
+          <w:lang w:val="fr_FR" w:bidi="fr_FR"/>
+        </w:rPr>
+        <w:t>2Tm 2.17–18</w:t>
+      </w:r>
       <w:r>
         <w:rPr>
           <w:lang w:val="fr_FR" w:bidi="fr_FR"/>
         </w:rPr>
         <w:t xml:space="preserve"> ; voir aussi </w:t>
       </w:r>
-      <w:hyperlink r:id="rId21">
-        <w:r>
-          <w:rPr>
-            <w:lang w:val="fr_FR" w:bidi="fr_FR"/>
-          </w:rPr>
-          <w:rPr>
-            <w:color w:val="0000EE"/>
-            <w:u w:val="single"/>
-          </w:rPr>
-          <w:t>1Tm 1.5</w:t>
-        </w:r>
-      </w:hyperlink>
+      <w:r>
+        <w:rPr>
+          <w:lang w:val="fr_FR" w:bidi="fr_FR"/>
+        </w:rPr>
+        <w:t>1Tm 1.5</w:t>
+      </w:r>
       <w:r>
         <w:rPr>
           <w:lang w:val="fr_FR" w:bidi="fr_FR"/>
         </w:rPr>
         <w:t xml:space="preserve">) ou à la manière dont Paul s'est précédemment défendu en justice (voir </w:t>
       </w:r>
-      <w:hyperlink r:id="rId22">
-        <w:r>
-          <w:rPr>
-            <w:lang w:val="fr_FR" w:bidi="fr_FR"/>
-          </w:rPr>
-          <w:rPr>
-            <w:color w:val="0000EE"/>
-            <w:u w:val="single"/>
-          </w:rPr>
-          <w:t>Ac 23.1</w:t>
-        </w:r>
-      </w:hyperlink>
+      <w:r>
+        <w:rPr>
+          <w:lang w:val="fr_FR" w:bidi="fr_FR"/>
+        </w:rPr>
+        <w:t>Ac 23.1</w:t>
+      </w:r>
       <w:r>
         <w:rPr>
           <w:lang w:val="fr_FR" w:bidi="fr_FR"/>
         </w:rPr>
         <w:t xml:space="preserve"> ; </w:t>
       </w:r>
-      <w:hyperlink r:id="rId23">
-        <w:r>
-          <w:rPr>
-            <w:lang w:val="fr_FR" w:bidi="fr_FR"/>
-          </w:rPr>
-          <w:rPr>
-            <w:color w:val="0000EE"/>
-            <w:u w:val="single"/>
-          </w:rPr>
-          <w:t>24.14–16</w:t>
-        </w:r>
-      </w:hyperlink>
+      <w:r>
+        <w:rPr>
+          <w:lang w:val="fr_FR" w:bidi="fr_FR"/>
+        </w:rPr>
+        <w:t>24.14–16</w:t>
+      </w:r>
       <w:r>
         <w:rPr>
           <w:lang w:val="fr_FR" w:bidi="fr_FR"/>
@@ -587,54 +521,36 @@
         </w:rPr>
         <w:t xml:space="preserve">Les actions de grâce et la prière sont des passages typiques des lettres de Paul (voir par exemple, </w:t>
       </w:r>
-      <w:hyperlink r:id="rId24">
-        <w:r>
-          <w:rPr>
-            <w:lang w:val="fr_FR" w:bidi="fr_FR"/>
-          </w:rPr>
-          <w:rPr>
-            <w:color w:val="0000EE"/>
-            <w:u w:val="single"/>
-          </w:rPr>
-          <w:t>Rm 1.8–12</w:t>
-        </w:r>
-      </w:hyperlink>
+      <w:r>
+        <w:rPr>
+          <w:lang w:val="fr_FR" w:bidi="fr_FR"/>
+        </w:rPr>
+        <w:t>Rm 1.8–12</w:t>
+      </w:r>
       <w:r>
         <w:rPr>
           <w:lang w:val="fr_FR" w:bidi="fr_FR"/>
         </w:rPr>
         <w:t xml:space="preserve"> ; </w:t>
       </w:r>
-      <w:hyperlink r:id="rId25">
-        <w:r>
-          <w:rPr>
-            <w:lang w:val="fr_FR" w:bidi="fr_FR"/>
-          </w:rPr>
-          <w:rPr>
-            <w:color w:val="0000EE"/>
-            <w:u w:val="single"/>
-          </w:rPr>
-          <w:t>Col 1.3–14</w:t>
-        </w:r>
-      </w:hyperlink>
+      <w:r>
+        <w:rPr>
+          <w:lang w:val="fr_FR" w:bidi="fr_FR"/>
+        </w:rPr>
+        <w:t>Col 1.3–14</w:t>
+      </w:r>
       <w:r>
         <w:rPr>
           <w:lang w:val="fr_FR" w:bidi="fr_FR"/>
         </w:rPr>
         <w:t xml:space="preserve"> ; et voir l'antithèse en </w:t>
       </w:r>
-      <w:hyperlink r:id="rId26">
-        <w:r>
-          <w:rPr>
-            <w:lang w:val="fr_FR" w:bidi="fr_FR"/>
-          </w:rPr>
-          <w:rPr>
-            <w:color w:val="0000EE"/>
-            <w:u w:val="single"/>
-          </w:rPr>
-          <w:t>Ga 1.6–10</w:t>
-        </w:r>
-      </w:hyperlink>
+      <w:r>
+        <w:rPr>
+          <w:lang w:val="fr_FR" w:bidi="fr_FR"/>
+        </w:rPr>
+        <w:t>Ga 1.6–10</w:t>
+      </w:r>
       <w:r>
         <w:rPr>
           <w:lang w:val="fr_FR" w:bidi="fr_FR"/>
@@ -701,36 +617,24 @@
         </w:rPr>
         <w:t xml:space="preserve">). • tes larmes : Ils ont peut-être été séparés pour la dernière fois lorsque Paul a été transféré à Rome alors qu'il avait été arrêté (cf. </w:t>
       </w:r>
-      <w:hyperlink r:id="rId27">
-        <w:r>
-          <w:rPr>
-            <w:lang w:val="fr_FR" w:bidi="fr_FR"/>
-          </w:rPr>
-          <w:rPr>
-            <w:color w:val="0000EE"/>
-            <w:u w:val="single"/>
-          </w:rPr>
-          <w:t>Ac 20.37–38</w:t>
-        </w:r>
-      </w:hyperlink>
+      <w:r>
+        <w:rPr>
+          <w:lang w:val="fr_FR" w:bidi="fr_FR"/>
+        </w:rPr>
+        <w:t>Ac 20.37–38</w:t>
+      </w:r>
       <w:r>
         <w:rPr>
           <w:lang w:val="fr_FR" w:bidi="fr_FR"/>
         </w:rPr>
         <w:t xml:space="preserve"> ; </w:t>
       </w:r>
-      <w:hyperlink r:id="rId28">
-        <w:r>
-          <w:rPr>
-            <w:lang w:val="fr_FR" w:bidi="fr_FR"/>
-          </w:rPr>
-          <w:rPr>
-            <w:color w:val="0000EE"/>
-            <w:u w:val="single"/>
-          </w:rPr>
-          <w:t>21.12–14</w:t>
-        </w:r>
-      </w:hyperlink>
+      <w:r>
+        <w:rPr>
+          <w:lang w:val="fr_FR" w:bidi="fr_FR"/>
+        </w:rPr>
+        <w:t>21.12–14</w:t>
+      </w:r>
       <w:r>
         <w:rPr>
           <w:lang w:val="fr_FR" w:bidi="fr_FR"/>
@@ -785,54 +689,36 @@
         </w:rPr>
         <w:t xml:space="preserve">Concernant la parenté de Timothée, voir </w:t>
       </w:r>
-      <w:hyperlink r:id="rId29">
-        <w:r>
-          <w:rPr>
-            <w:lang w:val="fr_FR" w:bidi="fr_FR"/>
-          </w:rPr>
-          <w:rPr>
-            <w:color w:val="0000EE"/>
-            <w:u w:val="single"/>
-          </w:rPr>
-          <w:t>Ac 16.1–3</w:t>
-        </w:r>
-      </w:hyperlink>
+      <w:r>
+        <w:rPr>
+          <w:lang w:val="fr_FR" w:bidi="fr_FR"/>
+        </w:rPr>
+        <w:t>Ac 16.1–3</w:t>
+      </w:r>
       <w:r>
         <w:rPr>
           <w:lang w:val="fr_FR" w:bidi="fr_FR"/>
         </w:rPr>
         <w:t xml:space="preserve"> ; </w:t>
       </w:r>
-      <w:hyperlink r:id="rId30">
-        <w:r>
-          <w:rPr>
-            <w:lang w:val="fr_FR" w:bidi="fr_FR"/>
-          </w:rPr>
-          <w:rPr>
-            <w:color w:val="0000EE"/>
-            <w:u w:val="single"/>
-          </w:rPr>
-          <w:t>1Tm 1.2</w:t>
-        </w:r>
-      </w:hyperlink>
+      <w:r>
+        <w:rPr>
+          <w:lang w:val="fr_FR" w:bidi="fr_FR"/>
+        </w:rPr>
+        <w:t>1Tm 1.2</w:t>
+      </w:r>
       <w:r>
         <w:rPr>
           <w:lang w:val="fr_FR" w:bidi="fr_FR"/>
         </w:rPr>
         <w:t>. • La foi désigne la foi chrétienne, mais l'héritage juif de Timothée reçu de sa grand-mère et de sa mère explique comment il était enraciné dans l'enseignement de l'Ancien Testament (</w:t>
       </w:r>
-      <w:hyperlink r:id="rId31">
-        <w:r>
-          <w:rPr>
-            <w:lang w:val="fr_FR" w:bidi="fr_FR"/>
-          </w:rPr>
-          <w:rPr>
-            <w:color w:val="0000EE"/>
-            <w:u w:val="single"/>
-          </w:rPr>
-          <w:t>2Tm 3.14–15</w:t>
-        </w:r>
-      </w:hyperlink>
+      <w:r>
+        <w:rPr>
+          <w:lang w:val="fr_FR" w:bidi="fr_FR"/>
+        </w:rPr>
+        <w:t>2Tm 3.14–15</w:t>
+      </w:r>
       <w:r>
         <w:rPr>
           <w:lang w:val="fr_FR" w:bidi="fr_FR"/>
@@ -887,108 +773,72 @@
         </w:rPr>
         <w:t xml:space="preserve">Paul demande avec douceur et fermeté à Timothée de venir à Rome (voir aussi </w:t>
       </w:r>
-      <w:hyperlink r:id="rId32">
-        <w:r>
-          <w:rPr>
-            <w:lang w:val="fr_FR" w:bidi="fr_FR"/>
-          </w:rPr>
-          <w:rPr>
-            <w:color w:val="0000EE"/>
-            <w:u w:val="single"/>
-          </w:rPr>
-          <w:t>4.9</w:t>
-        </w:r>
-      </w:hyperlink>
+      <w:r>
+        <w:rPr>
+          <w:lang w:val="fr_FR" w:bidi="fr_FR"/>
+        </w:rPr>
+        <w:t>4.9</w:t>
+      </w:r>
       <w:r>
         <w:rPr>
           <w:lang w:val="fr_FR" w:bidi="fr_FR"/>
         </w:rPr>
         <w:t xml:space="preserve">, </w:t>
       </w:r>
-      <w:hyperlink r:id="rId33">
-        <w:r>
-          <w:rPr>
-            <w:lang w:val="fr_FR" w:bidi="fr_FR"/>
-          </w:rPr>
-          <w:rPr>
-            <w:color w:val="0000EE"/>
-            <w:u w:val="single"/>
-          </w:rPr>
-          <w:t xml:space="preserve">21 </w:t>
-        </w:r>
-      </w:hyperlink>
+      <w:r>
+        <w:rPr>
+          <w:lang w:val="fr_FR" w:bidi="fr_FR"/>
+        </w:rPr>
+        <w:t xml:space="preserve">21 </w:t>
+      </w:r>
       <w:r>
         <w:rPr>
           <w:lang w:val="fr_FR" w:bidi="fr_FR"/>
         </w:rPr>
         <w:t xml:space="preserve">; cf. </w:t>
       </w:r>
-      <w:hyperlink r:id="rId34">
-        <w:r>
-          <w:rPr>
-            <w:lang w:val="fr_FR" w:bidi="fr_FR"/>
-          </w:rPr>
-          <w:rPr>
-            <w:color w:val="0000EE"/>
-            <w:u w:val="single"/>
-          </w:rPr>
-          <w:t>1Tm 1.3–11</w:t>
-        </w:r>
-      </w:hyperlink>
+      <w:r>
+        <w:rPr>
+          <w:lang w:val="fr_FR" w:bidi="fr_FR"/>
+        </w:rPr>
+        <w:t>1Tm 1.3–11</w:t>
+      </w:r>
       <w:r>
         <w:rPr>
           <w:lang w:val="fr_FR" w:bidi="fr_FR"/>
         </w:rPr>
         <w:t xml:space="preserve">, </w:t>
       </w:r>
-      <w:hyperlink r:id="rId35">
-        <w:r>
-          <w:rPr>
-            <w:lang w:val="fr_FR" w:bidi="fr_FR"/>
-          </w:rPr>
-          <w:rPr>
-            <w:color w:val="0000EE"/>
-            <w:u w:val="single"/>
-          </w:rPr>
-          <w:t>12–17</w:t>
-        </w:r>
-      </w:hyperlink>
+      <w:r>
+        <w:rPr>
+          <w:lang w:val="fr_FR" w:bidi="fr_FR"/>
+        </w:rPr>
+        <w:t>12–17</w:t>
+      </w:r>
       <w:r>
         <w:rPr>
           <w:lang w:val="fr_FR" w:bidi="fr_FR"/>
         </w:rPr>
         <w:t xml:space="preserve">). La souffrance semble une part certaine de la vie de Timothée, s'il décide de rester fidèle. Paul cherche donc à renforcer sa détermination. • Les allusions à l'Esprit en </w:t>
       </w:r>
-      <w:hyperlink r:id="rId36">
-        <w:r>
-          <w:rPr>
-            <w:lang w:val="fr_FR" w:bidi="fr_FR"/>
-          </w:rPr>
-          <w:rPr>
-            <w:color w:val="0000EE"/>
-            <w:u w:val="single"/>
-          </w:rPr>
-          <w:t>2Tm 1.6–7</w:t>
-        </w:r>
-      </w:hyperlink>
+      <w:r>
+        <w:rPr>
+          <w:lang w:val="fr_FR" w:bidi="fr_FR"/>
+        </w:rPr>
+        <w:t>2Tm 1.6–7</w:t>
+      </w:r>
       <w:r>
         <w:rPr>
           <w:lang w:val="fr_FR" w:bidi="fr_FR"/>
         </w:rPr>
         <w:t xml:space="preserve"> et </w:t>
       </w:r>
-      <w:hyperlink r:id="rId37">
-        <w:r>
-          <w:rPr>
-            <w:lang w:val="fr_FR" w:bidi="fr_FR"/>
-          </w:rPr>
-          <w:rPr>
-            <w:color w:val="0000EE"/>
-            <w:u w:val="single"/>
-          </w:rPr>
-          <w:t>1.14</w:t>
-        </w:r>
-      </w:hyperlink>
+      <w:r>
+        <w:rPr>
+          <w:lang w:val="fr_FR" w:bidi="fr_FR"/>
+        </w:rPr>
+        <w:t>1.14</w:t>
+      </w:r>
       <w:r>
         <w:rPr>
           <w:lang w:val="fr_FR" w:bidi="fr_FR"/>
@@ -1043,180 +893,120 @@
         </w:rPr>
         <w:t xml:space="preserve">Ranimer le don : l'œuvre de l'Esprit n'est pas automatique — elle doit être entretenue (voir </w:t>
       </w:r>
-      <w:hyperlink r:id="rId38">
-        <w:r>
-          <w:rPr>
-            <w:lang w:val="fr_FR" w:bidi="fr_FR"/>
-          </w:rPr>
-          <w:rPr>
-            <w:color w:val="0000EE"/>
-            <w:u w:val="single"/>
-          </w:rPr>
-          <w:t>Ep 5.18–21</w:t>
-        </w:r>
-      </w:hyperlink>
+      <w:r>
+        <w:rPr>
+          <w:lang w:val="fr_FR" w:bidi="fr_FR"/>
+        </w:rPr>
+        <w:t>Ep 5.18–21</w:t>
+      </w:r>
       <w:r>
         <w:rPr>
           <w:lang w:val="fr_FR" w:bidi="fr_FR"/>
         </w:rPr>
         <w:t xml:space="preserve"> ; </w:t>
       </w:r>
-      <w:hyperlink r:id="rId39">
-        <w:r>
-          <w:rPr>
-            <w:lang w:val="fr_FR" w:bidi="fr_FR"/>
-          </w:rPr>
-          <w:rPr>
-            <w:color w:val="0000EE"/>
-            <w:u w:val="single"/>
-          </w:rPr>
-          <w:t>1Th 5.19–20</w:t>
-        </w:r>
-      </w:hyperlink>
+      <w:r>
+        <w:rPr>
+          <w:lang w:val="fr_FR" w:bidi="fr_FR"/>
+        </w:rPr>
+        <w:t>1Th 5.19–20</w:t>
+      </w:r>
       <w:r>
         <w:rPr>
           <w:lang w:val="fr_FR" w:bidi="fr_FR"/>
         </w:rPr>
         <w:t xml:space="preserve"> ; cf. </w:t>
       </w:r>
-      <w:hyperlink r:id="rId40">
-        <w:r>
-          <w:rPr>
-            <w:lang w:val="fr_FR" w:bidi="fr_FR"/>
-          </w:rPr>
-          <w:rPr>
-            <w:color w:val="0000EE"/>
-            <w:u w:val="single"/>
-          </w:rPr>
-          <w:t>Ac 4.31</w:t>
-        </w:r>
-      </w:hyperlink>
+      <w:r>
+        <w:rPr>
+          <w:lang w:val="fr_FR" w:bidi="fr_FR"/>
+        </w:rPr>
+        <w:t>Ac 4.31</w:t>
+      </w:r>
       <w:r>
         <w:rPr>
           <w:lang w:val="fr_FR" w:bidi="fr_FR"/>
         </w:rPr>
         <w:t xml:space="preserve"> ; </w:t>
       </w:r>
-      <w:hyperlink r:id="rId41">
-        <w:r>
-          <w:rPr>
-            <w:lang w:val="fr_FR" w:bidi="fr_FR"/>
-          </w:rPr>
-          <w:rPr>
-            <w:color w:val="0000EE"/>
-            <w:u w:val="single"/>
-          </w:rPr>
-          <w:t>7.55</w:t>
-        </w:r>
-      </w:hyperlink>
+      <w:r>
+        <w:rPr>
+          <w:lang w:val="fr_FR" w:bidi="fr_FR"/>
+        </w:rPr>
+        <w:t>7.55</w:t>
+      </w:r>
       <w:r>
         <w:rPr>
           <w:lang w:val="fr_FR" w:bidi="fr_FR"/>
         </w:rPr>
         <w:t xml:space="preserve"> ; </w:t>
       </w:r>
-      <w:hyperlink r:id="rId42">
-        <w:r>
-          <w:rPr>
-            <w:lang w:val="fr_FR" w:bidi="fr_FR"/>
-          </w:rPr>
-          <w:rPr>
-            <w:color w:val="0000EE"/>
-            <w:u w:val="single"/>
-          </w:rPr>
-          <w:t>13.9</w:t>
-        </w:r>
-      </w:hyperlink>
+      <w:r>
+        <w:rPr>
+          <w:lang w:val="fr_FR" w:bidi="fr_FR"/>
+        </w:rPr>
+        <w:t>13.9</w:t>
+      </w:r>
       <w:r>
         <w:rPr>
           <w:lang w:val="fr_FR" w:bidi="fr_FR"/>
         </w:rPr>
         <w:t xml:space="preserve">). • Le don spirituel est la capacité accordée par le Saint-Esprit à accomplir un ministère (voir </w:t>
       </w:r>
-      <w:hyperlink r:id="rId43">
-        <w:r>
-          <w:rPr>
-            <w:lang w:val="fr_FR" w:bidi="fr_FR"/>
-          </w:rPr>
-          <w:rPr>
-            <w:color w:val="0000EE"/>
-            <w:u w:val="single"/>
-          </w:rPr>
-          <w:t>1Co 12.1–14.40</w:t>
-        </w:r>
-      </w:hyperlink>
+      <w:r>
+        <w:rPr>
+          <w:lang w:val="fr_FR" w:bidi="fr_FR"/>
+        </w:rPr>
+        <w:t>1Co 12.1–14.40</w:t>
+      </w:r>
       <w:r>
         <w:rPr>
           <w:lang w:val="fr_FR" w:bidi="fr_FR"/>
         </w:rPr>
         <w:t xml:space="preserve"> ; cf. </w:t>
       </w:r>
-      <w:hyperlink r:id="rId44">
-        <w:r>
-          <w:rPr>
-            <w:lang w:val="fr_FR" w:bidi="fr_FR"/>
-          </w:rPr>
-          <w:rPr>
-            <w:color w:val="0000EE"/>
-            <w:u w:val="single"/>
-          </w:rPr>
-          <w:t>Ac 6.3</w:t>
-        </w:r>
-      </w:hyperlink>
+      <w:r>
+        <w:rPr>
+          <w:lang w:val="fr_FR" w:bidi="fr_FR"/>
+        </w:rPr>
+        <w:t>Ac 6.3</w:t>
+      </w:r>
       <w:r>
         <w:rPr>
           <w:lang w:val="fr_FR" w:bidi="fr_FR"/>
         </w:rPr>
         <w:t xml:space="preserve">, </w:t>
       </w:r>
-      <w:hyperlink r:id="rId45">
-        <w:r>
-          <w:rPr>
-            <w:lang w:val="fr_FR" w:bidi="fr_FR"/>
-          </w:rPr>
-          <w:rPr>
-            <w:color w:val="0000EE"/>
-            <w:u w:val="single"/>
-          </w:rPr>
-          <w:t>5</w:t>
-        </w:r>
-      </w:hyperlink>
+      <w:r>
+        <w:rPr>
+          <w:lang w:val="fr_FR" w:bidi="fr_FR"/>
+        </w:rPr>
+        <w:t>5</w:t>
+      </w:r>
       <w:r>
         <w:rPr>
           <w:lang w:val="fr_FR" w:bidi="fr_FR"/>
         </w:rPr>
         <w:t xml:space="preserve"> ; </w:t>
       </w:r>
-      <w:hyperlink r:id="rId46">
-        <w:r>
-          <w:rPr>
-            <w:lang w:val="fr_FR" w:bidi="fr_FR"/>
-          </w:rPr>
-          <w:rPr>
-            <w:color w:val="0000EE"/>
-            <w:u w:val="single"/>
-          </w:rPr>
-          <w:t>11.24</w:t>
-        </w:r>
-      </w:hyperlink>
+      <w:r>
+        <w:rPr>
+          <w:lang w:val="fr_FR" w:bidi="fr_FR"/>
+        </w:rPr>
+        <w:t>11.24</w:t>
+      </w:r>
       <w:r>
         <w:rPr>
           <w:lang w:val="fr_FR" w:bidi="fr_FR"/>
         </w:rPr>
         <w:t>). • Que tu as reçu par l'imposition de mes mains : Paul et les anciens (</w:t>
       </w:r>
-      <w:hyperlink r:id="rId47">
-        <w:r>
-          <w:rPr>
-            <w:lang w:val="fr_FR" w:bidi="fr_FR"/>
-          </w:rPr>
-          <w:rPr>
-            <w:color w:val="0000EE"/>
-            <w:u w:val="single"/>
-          </w:rPr>
-          <w:t>1Tm 4.14</w:t>
-        </w:r>
-      </w:hyperlink>
+      <w:r>
+        <w:rPr>
+          <w:lang w:val="fr_FR" w:bidi="fr_FR"/>
+        </w:rPr>
+        <w:t>1Tm 4.14</w:t>
+      </w:r>
       <w:r>
         <w:rPr>
           <w:lang w:val="fr_FR" w:bidi="fr_FR"/>
@@ -1271,72 +1061,48 @@
         </w:rPr>
         <w:t>Ce verset résume la lettre. Timothée vivra probablement des expériences douloureuses (</w:t>
       </w:r>
-      <w:hyperlink r:id="rId48">
-        <w:r>
-          <w:rPr>
-            <w:lang w:val="fr_FR" w:bidi="fr_FR"/>
-          </w:rPr>
-          <w:rPr>
-            <w:color w:val="0000EE"/>
-            <w:u w:val="single"/>
-          </w:rPr>
-          <w:t>2.3</w:t>
-        </w:r>
-      </w:hyperlink>
+      <w:r>
+        <w:rPr>
+          <w:lang w:val="fr_FR" w:bidi="fr_FR"/>
+        </w:rPr>
+        <w:t>2.3</w:t>
+      </w:r>
       <w:r>
         <w:rPr>
           <w:lang w:val="fr_FR" w:bidi="fr_FR"/>
         </w:rPr>
         <w:t xml:space="preserve"> ; </w:t>
       </w:r>
-      <w:hyperlink r:id="rId16">
-        <w:r>
-          <w:rPr>
-            <w:lang w:val="fr_FR" w:bidi="fr_FR"/>
-          </w:rPr>
-          <w:rPr>
-            <w:color w:val="0000EE"/>
-            <w:u w:val="single"/>
-          </w:rPr>
-          <w:t>3.12</w:t>
-        </w:r>
-      </w:hyperlink>
+      <w:r>
+        <w:rPr>
+          <w:lang w:val="fr_FR" w:bidi="fr_FR"/>
+        </w:rPr>
+        <w:t>3.12</w:t>
+      </w:r>
       <w:r>
         <w:rPr>
           <w:lang w:val="fr_FR" w:bidi="fr_FR"/>
         </w:rPr>
         <w:t xml:space="preserve"> ; </w:t>
       </w:r>
-      <w:hyperlink r:id="rId49">
-        <w:r>
-          <w:rPr>
-            <w:lang w:val="fr_FR" w:bidi="fr_FR"/>
-          </w:rPr>
-          <w:rPr>
-            <w:color w:val="0000EE"/>
-            <w:u w:val="single"/>
-          </w:rPr>
-          <w:t>4.5</w:t>
-        </w:r>
-      </w:hyperlink>
+      <w:r>
+        <w:rPr>
+          <w:lang w:val="fr_FR" w:bidi="fr_FR"/>
+        </w:rPr>
+        <w:t>4.5</w:t>
+      </w:r>
       <w:r>
         <w:rPr>
           <w:lang w:val="fr_FR" w:bidi="fr_FR"/>
         </w:rPr>
         <w:t xml:space="preserve"> ; voir </w:t>
       </w:r>
-      <w:hyperlink r:id="rId50">
-        <w:r>
-          <w:rPr>
-            <w:lang w:val="fr_FR" w:bidi="fr_FR"/>
-          </w:rPr>
-          <w:rPr>
-            <w:color w:val="0000EE"/>
-            <w:u w:val="single"/>
-          </w:rPr>
-          <w:t>Hé 13.23</w:t>
-        </w:r>
-      </w:hyperlink>
+      <w:r>
+        <w:rPr>
+          <w:lang w:val="fr_FR" w:bidi="fr_FR"/>
+        </w:rPr>
+        <w:t>Hé 13.23</w:t>
+      </w:r>
       <w:r>
         <w:rPr>
           <w:lang w:val="fr_FR" w:bidi="fr_FR"/>
@@ -1391,90 +1157,60 @@
         </w:rPr>
         <w:t>Ce passage souligne l'importance de l'obéissance (</w:t>
       </w:r>
-      <w:hyperlink r:id="rId51">
-        <w:r>
-          <w:rPr>
-            <w:lang w:val="fr_FR" w:bidi="fr_FR"/>
-          </w:rPr>
-          <w:rPr>
-            <w:color w:val="0000EE"/>
-            <w:u w:val="single"/>
-          </w:rPr>
-          <w:t>1.8</w:t>
-        </w:r>
-      </w:hyperlink>
+      <w:r>
+        <w:rPr>
+          <w:lang w:val="fr_FR" w:bidi="fr_FR"/>
+        </w:rPr>
+        <w:t>1.8</w:t>
+      </w:r>
       <w:r>
         <w:rPr>
           <w:lang w:val="fr_FR" w:bidi="fr_FR"/>
         </w:rPr>
         <w:t xml:space="preserve">) et encourage Timothée à cet égard (cf. </w:t>
       </w:r>
-      <w:hyperlink r:id="rId52">
-        <w:r>
-          <w:rPr>
-            <w:lang w:val="fr_FR" w:bidi="fr_FR"/>
-          </w:rPr>
-          <w:rPr>
-            <w:color w:val="0000EE"/>
-            <w:u w:val="single"/>
-          </w:rPr>
-          <w:t xml:space="preserve">1Tm 1.15 </w:t>
-        </w:r>
-      </w:hyperlink>
+      <w:r>
+        <w:rPr>
+          <w:lang w:val="fr_FR" w:bidi="fr_FR"/>
+        </w:rPr>
+        <w:t xml:space="preserve">1Tm 1.15 </w:t>
+      </w:r>
       <w:r>
         <w:rPr>
           <w:lang w:val="fr_FR" w:bidi="fr_FR"/>
         </w:rPr>
         <w:t xml:space="preserve">; </w:t>
       </w:r>
-      <w:hyperlink r:id="rId53">
-        <w:r>
-          <w:rPr>
-            <w:lang w:val="fr_FR" w:bidi="fr_FR"/>
-          </w:rPr>
-          <w:rPr>
-            <w:color w:val="0000EE"/>
-            <w:u w:val="single"/>
-          </w:rPr>
-          <w:t>2.5–6</w:t>
-        </w:r>
-      </w:hyperlink>
+      <w:r>
+        <w:rPr>
+          <w:lang w:val="fr_FR" w:bidi="fr_FR"/>
+        </w:rPr>
+        <w:t>2.5–6</w:t>
+      </w:r>
       <w:r>
         <w:rPr>
           <w:lang w:val="fr_FR" w:bidi="fr_FR"/>
         </w:rPr>
         <w:t xml:space="preserve">). • qui nous a sauvés … notre Sauveur Jésus-Christ : Dieu et Christ sont mentionnés de façon interchangeable dans le rôle de Sauveur (voir </w:t>
       </w:r>
-      <w:hyperlink r:id="rId54">
-        <w:r>
-          <w:rPr>
-            <w:lang w:val="fr_FR" w:bidi="fr_FR"/>
-          </w:rPr>
-          <w:rPr>
-            <w:color w:val="0000EE"/>
-            <w:u w:val="single"/>
-          </w:rPr>
-          <w:t xml:space="preserve">1Tm 1.1 </w:t>
-        </w:r>
-      </w:hyperlink>
+      <w:r>
+        <w:rPr>
+          <w:lang w:val="fr_FR" w:bidi="fr_FR"/>
+        </w:rPr>
+        <w:t xml:space="preserve">1Tm 1.1 </w:t>
+      </w:r>
       <w:r>
         <w:rPr>
           <w:lang w:val="fr_FR" w:bidi="fr_FR"/>
         </w:rPr>
         <w:t xml:space="preserve">; </w:t>
       </w:r>
-      <w:hyperlink r:id="rId55">
-        <w:r>
-          <w:rPr>
-            <w:lang w:val="fr_FR" w:bidi="fr_FR"/>
-          </w:rPr>
-          <w:rPr>
-            <w:color w:val="0000EE"/>
-            <w:u w:val="single"/>
-          </w:rPr>
-          <w:t>2.3–4</w:t>
-        </w:r>
-      </w:hyperlink>
+      <w:r>
+        <w:rPr>
+          <w:lang w:val="fr_FR" w:bidi="fr_FR"/>
+        </w:rPr>
+        <w:t>2.3–4</w:t>
+      </w:r>
       <w:r>
         <w:rPr>
           <w:lang w:val="fr_FR" w:bidi="fr_FR"/>
@@ -1493,90 +1229,60 @@
         </w:rPr>
         <w:t xml:space="preserve">: le salut et la piété sont liés (voir </w:t>
       </w:r>
-      <w:hyperlink r:id="rId56">
-        <w:r>
-          <w:rPr>
-            <w:lang w:val="fr_FR" w:bidi="fr_FR"/>
-          </w:rPr>
-          <w:rPr>
-            <w:color w:val="0000EE"/>
-            <w:u w:val="single"/>
-          </w:rPr>
-          <w:t xml:space="preserve">1Tm 3.14–16 </w:t>
-        </w:r>
-      </w:hyperlink>
+      <w:r>
+        <w:rPr>
+          <w:lang w:val="fr_FR" w:bidi="fr_FR"/>
+        </w:rPr>
+        <w:t xml:space="preserve">1Tm 3.14–16 </w:t>
+      </w:r>
       <w:r>
         <w:rPr>
           <w:lang w:val="fr_FR" w:bidi="fr_FR"/>
         </w:rPr>
         <w:t xml:space="preserve">; </w:t>
       </w:r>
-      <w:hyperlink r:id="rId57">
-        <w:r>
-          <w:rPr>
-            <w:lang w:val="fr_FR" w:bidi="fr_FR"/>
-          </w:rPr>
-          <w:rPr>
-            <w:color w:val="0000EE"/>
-            <w:u w:val="single"/>
-          </w:rPr>
-          <w:t xml:space="preserve">5.8 </w:t>
-        </w:r>
-      </w:hyperlink>
+      <w:r>
+        <w:rPr>
+          <w:lang w:val="fr_FR" w:bidi="fr_FR"/>
+        </w:rPr>
+        <w:t xml:space="preserve">5.8 </w:t>
+      </w:r>
       <w:r>
         <w:rPr>
           <w:lang w:val="fr_FR" w:bidi="fr_FR"/>
         </w:rPr>
         <w:t xml:space="preserve">; </w:t>
       </w:r>
-      <w:hyperlink r:id="rId58">
-        <w:r>
-          <w:rPr>
-            <w:lang w:val="fr_FR" w:bidi="fr_FR"/>
-          </w:rPr>
-          <w:rPr>
-            <w:color w:val="0000EE"/>
-            <w:u w:val="single"/>
-          </w:rPr>
-          <w:t xml:space="preserve">Ti 2.11–14 </w:t>
-        </w:r>
-      </w:hyperlink>
+      <w:r>
+        <w:rPr>
+          <w:lang w:val="fr_FR" w:bidi="fr_FR"/>
+        </w:rPr>
+        <w:t xml:space="preserve">Ti 2.11–14 </w:t>
+      </w:r>
       <w:r>
         <w:rPr>
           <w:lang w:val="fr_FR" w:bidi="fr_FR"/>
         </w:rPr>
         <w:t xml:space="preserve">; </w:t>
       </w:r>
-      <w:hyperlink r:id="rId59">
-        <w:r>
-          <w:rPr>
-            <w:lang w:val="fr_FR" w:bidi="fr_FR"/>
-          </w:rPr>
-          <w:rPr>
-            <w:color w:val="0000EE"/>
-            <w:u w:val="single"/>
-          </w:rPr>
-          <w:t xml:space="preserve">3.4–7 </w:t>
-        </w:r>
-      </w:hyperlink>
+      <w:r>
+        <w:rPr>
+          <w:lang w:val="fr_FR" w:bidi="fr_FR"/>
+        </w:rPr>
+        <w:t xml:space="preserve">3.4–7 </w:t>
+      </w:r>
       <w:r>
         <w:rPr>
           <w:lang w:val="fr_FR" w:bidi="fr_FR"/>
         </w:rPr>
         <w:t xml:space="preserve">; </w:t>
       </w:r>
-      <w:hyperlink r:id="rId60">
-        <w:r>
-          <w:rPr>
-            <w:lang w:val="fr_FR" w:bidi="fr_FR"/>
-          </w:rPr>
-          <w:rPr>
-            <w:color w:val="0000EE"/>
-            <w:u w:val="single"/>
-          </w:rPr>
-          <w:t>Ep 2.10</w:t>
-        </w:r>
-      </w:hyperlink>
+      <w:r>
+        <w:rPr>
+          <w:lang w:val="fr_FR" w:bidi="fr_FR"/>
+        </w:rPr>
+        <w:t>Ep 2.10</w:t>
+      </w:r>
       <w:r>
         <w:rPr>
           <w:lang w:val="fr_FR" w:bidi="fr_FR"/>
@@ -1595,72 +1301,48 @@
         </w:rPr>
         <w:t xml:space="preserve"> : nous méritons la condamnation (voir </w:t>
       </w:r>
-      <w:hyperlink r:id="rId61">
-        <w:r>
-          <w:rPr>
-            <w:lang w:val="fr_FR" w:bidi="fr_FR"/>
-          </w:rPr>
-          <w:rPr>
-            <w:color w:val="0000EE"/>
-            <w:u w:val="single"/>
-          </w:rPr>
-          <w:t xml:space="preserve">Rm 3.23–24 </w:t>
-        </w:r>
-      </w:hyperlink>
+      <w:r>
+        <w:rPr>
+          <w:lang w:val="fr_FR" w:bidi="fr_FR"/>
+        </w:rPr>
+        <w:t xml:space="preserve">Rm 3.23–24 </w:t>
+      </w:r>
       <w:r>
         <w:rPr>
           <w:lang w:val="fr_FR" w:bidi="fr_FR"/>
         </w:rPr>
         <w:t xml:space="preserve">; </w:t>
       </w:r>
-      <w:hyperlink r:id="rId62">
-        <w:r>
-          <w:rPr>
-            <w:lang w:val="fr_FR" w:bidi="fr_FR"/>
-          </w:rPr>
-          <w:rPr>
-            <w:color w:val="0000EE"/>
-            <w:u w:val="single"/>
-          </w:rPr>
-          <w:t xml:space="preserve">5.6–11 </w:t>
-        </w:r>
-      </w:hyperlink>
+      <w:r>
+        <w:rPr>
+          <w:lang w:val="fr_FR" w:bidi="fr_FR"/>
+        </w:rPr>
+        <w:t xml:space="preserve">5.6–11 </w:t>
+      </w:r>
       <w:r>
         <w:rPr>
           <w:lang w:val="fr_FR" w:bidi="fr_FR"/>
         </w:rPr>
         <w:t xml:space="preserve">; </w:t>
       </w:r>
-      <w:hyperlink r:id="rId63">
-        <w:r>
-          <w:rPr>
-            <w:lang w:val="fr_FR" w:bidi="fr_FR"/>
-          </w:rPr>
-          <w:rPr>
-            <w:color w:val="0000EE"/>
-            <w:u w:val="single"/>
-          </w:rPr>
-          <w:t xml:space="preserve">Ep 2.8–9 </w:t>
-        </w:r>
-      </w:hyperlink>
+      <w:r>
+        <w:rPr>
+          <w:lang w:val="fr_FR" w:bidi="fr_FR"/>
+        </w:rPr>
+        <w:t xml:space="preserve">Ep 2.8–9 </w:t>
+      </w:r>
       <w:r>
         <w:rPr>
           <w:lang w:val="fr_FR" w:bidi="fr_FR"/>
         </w:rPr>
         <w:t xml:space="preserve">; </w:t>
       </w:r>
-      <w:hyperlink r:id="rId64">
-        <w:r>
-          <w:rPr>
-            <w:lang w:val="fr_FR" w:bidi="fr_FR"/>
-          </w:rPr>
-          <w:rPr>
-            <w:color w:val="0000EE"/>
-            <w:u w:val="single"/>
-          </w:rPr>
-          <w:t>Ti 3.5</w:t>
-        </w:r>
-      </w:hyperlink>
+      <w:r>
+        <w:rPr>
+          <w:lang w:val="fr_FR" w:bidi="fr_FR"/>
+        </w:rPr>
+        <w:t>Ti 3.5</w:t>
+      </w:r>
       <w:r>
         <w:rPr>
           <w:lang w:val="fr_FR" w:bidi="fr_FR"/>
@@ -1679,108 +1361,72 @@
         </w:rPr>
         <w:t xml:space="preserve"> : voir </w:t>
       </w:r>
-      <w:hyperlink r:id="rId65">
-        <w:r>
-          <w:rPr>
-            <w:lang w:val="fr_FR" w:bidi="fr_FR"/>
-          </w:rPr>
-          <w:rPr>
-            <w:color w:val="0000EE"/>
-            <w:u w:val="single"/>
-          </w:rPr>
-          <w:t xml:space="preserve">Ti 1.2 </w:t>
-        </w:r>
-      </w:hyperlink>
+      <w:r>
+        <w:rPr>
+          <w:lang w:val="fr_FR" w:bidi="fr_FR"/>
+        </w:rPr>
+        <w:t xml:space="preserve">Ti 1.2 </w:t>
+      </w:r>
       <w:r>
         <w:rPr>
           <w:lang w:val="fr_FR" w:bidi="fr_FR"/>
         </w:rPr>
         <w:t xml:space="preserve">; </w:t>
       </w:r>
-      <w:hyperlink r:id="rId66">
-        <w:r>
-          <w:rPr>
-            <w:lang w:val="fr_FR" w:bidi="fr_FR"/>
-          </w:rPr>
-          <w:rPr>
-            <w:color w:val="0000EE"/>
-            <w:u w:val="single"/>
-          </w:rPr>
-          <w:t xml:space="preserve">Jn 17.24 </w:t>
-        </w:r>
-      </w:hyperlink>
+      <w:r>
+        <w:rPr>
+          <w:lang w:val="fr_FR" w:bidi="fr_FR"/>
+        </w:rPr>
+        <w:t xml:space="preserve">Jn 17.24 </w:t>
+      </w:r>
       <w:r>
         <w:rPr>
           <w:lang w:val="fr_FR" w:bidi="fr_FR"/>
         </w:rPr>
         <w:t xml:space="preserve">; </w:t>
       </w:r>
-      <w:hyperlink r:id="rId67">
-        <w:r>
-          <w:rPr>
-            <w:lang w:val="fr_FR" w:bidi="fr_FR"/>
-          </w:rPr>
-          <w:rPr>
-            <w:color w:val="0000EE"/>
-            <w:u w:val="single"/>
-          </w:rPr>
-          <w:t>Ep 1.4</w:t>
-        </w:r>
-      </w:hyperlink>
+      <w:r>
+        <w:rPr>
+          <w:lang w:val="fr_FR" w:bidi="fr_FR"/>
+        </w:rPr>
+        <w:t>Ep 1.4</w:t>
+      </w:r>
       <w:r>
         <w:rPr>
           <w:lang w:val="fr_FR" w:bidi="fr_FR"/>
         </w:rPr>
         <w:t xml:space="preserve">, </w:t>
       </w:r>
-      <w:hyperlink r:id="rId68">
-        <w:r>
-          <w:rPr>
-            <w:lang w:val="fr_FR" w:bidi="fr_FR"/>
-          </w:rPr>
-          <w:rPr>
-            <w:color w:val="0000EE"/>
-            <w:u w:val="single"/>
-          </w:rPr>
-          <w:t xml:space="preserve">11 </w:t>
-        </w:r>
-      </w:hyperlink>
+      <w:r>
+        <w:rPr>
+          <w:lang w:val="fr_FR" w:bidi="fr_FR"/>
+        </w:rPr>
+        <w:t xml:space="preserve">11 </w:t>
+      </w:r>
       <w:r>
         <w:rPr>
           <w:lang w:val="fr_FR" w:bidi="fr_FR"/>
         </w:rPr>
         <w:t xml:space="preserve">; </w:t>
       </w:r>
-      <w:hyperlink r:id="rId69">
-        <w:r>
-          <w:rPr>
-            <w:lang w:val="fr_FR" w:bidi="fr_FR"/>
-          </w:rPr>
-          <w:rPr>
-            <w:color w:val="0000EE"/>
-            <w:u w:val="single"/>
-          </w:rPr>
-          <w:t xml:space="preserve">1P 1.20 </w:t>
-        </w:r>
-      </w:hyperlink>
+      <w:r>
+        <w:rPr>
+          <w:lang w:val="fr_FR" w:bidi="fr_FR"/>
+        </w:rPr>
+        <w:t xml:space="preserve">1P 1.20 </w:t>
+      </w:r>
       <w:r>
         <w:rPr>
           <w:lang w:val="fr_FR" w:bidi="fr_FR"/>
         </w:rPr>
         <w:t xml:space="preserve">; </w:t>
       </w:r>
-      <w:hyperlink r:id="rId70">
-        <w:r>
-          <w:rPr>
-            <w:lang w:val="fr_FR" w:bidi="fr_FR"/>
-          </w:rPr>
-          <w:rPr>
-            <w:color w:val="0000EE"/>
-            <w:u w:val="single"/>
-          </w:rPr>
-          <w:t>Ap 13.8</w:t>
-        </w:r>
-      </w:hyperlink>
+      <w:r>
+        <w:rPr>
+          <w:lang w:val="fr_FR" w:bidi="fr_FR"/>
+        </w:rPr>
+        <w:t>Ap 13.8</w:t>
+      </w:r>
       <w:r>
         <w:rPr>
           <w:lang w:val="fr_FR" w:bidi="fr_FR"/>
@@ -1835,36 +1481,24 @@
         </w:rPr>
         <w:t xml:space="preserve">Le don de la grâce de Dieu a été rendu historiquement manifeste par Jésus-Christ (voir </w:t>
       </w:r>
-      <w:hyperlink r:id="rId71">
-        <w:r>
-          <w:rPr>
-            <w:lang w:val="fr_FR" w:bidi="fr_FR"/>
-          </w:rPr>
-          <w:rPr>
-            <w:color w:val="0000EE"/>
-            <w:u w:val="single"/>
-          </w:rPr>
-          <w:t xml:space="preserve">Rm 16.26 </w:t>
-        </w:r>
-      </w:hyperlink>
+      <w:r>
+        <w:rPr>
+          <w:lang w:val="fr_FR" w:bidi="fr_FR"/>
+        </w:rPr>
+        <w:t xml:space="preserve">Rm 16.26 </w:t>
+      </w:r>
       <w:r>
         <w:rPr>
           <w:lang w:val="fr_FR" w:bidi="fr_FR"/>
         </w:rPr>
         <w:t xml:space="preserve"> ; </w:t>
       </w:r>
-      <w:hyperlink r:id="rId69">
-        <w:r>
-          <w:rPr>
-            <w:lang w:val="fr_FR" w:bidi="fr_FR"/>
-          </w:rPr>
-          <w:rPr>
-            <w:color w:val="0000EE"/>
-            <w:u w:val="single"/>
-          </w:rPr>
-          <w:t>1P 1.20</w:t>
-        </w:r>
-      </w:hyperlink>
+      <w:r>
+        <w:rPr>
+          <w:lang w:val="fr_FR" w:bidi="fr_FR"/>
+        </w:rPr>
+        <w:t>1P 1.20</w:t>
+      </w:r>
       <w:r>
         <w:rPr>
           <w:lang w:val="fr_FR" w:bidi="fr_FR"/>
@@ -1883,162 +1517,108 @@
         </w:rPr>
         <w:t xml:space="preserve">. • a détruit la mort : voir </w:t>
       </w:r>
-      <w:hyperlink r:id="rId72">
-        <w:r>
-          <w:rPr>
-            <w:lang w:val="fr_FR" w:bidi="fr_FR"/>
-          </w:rPr>
-          <w:rPr>
-            <w:color w:val="0000EE"/>
-            <w:u w:val="single"/>
-          </w:rPr>
-          <w:t>1Co 15.26</w:t>
-        </w:r>
-      </w:hyperlink>
+      <w:r>
+        <w:rPr>
+          <w:lang w:val="fr_FR" w:bidi="fr_FR"/>
+        </w:rPr>
+        <w:t>1Co 15.26</w:t>
+      </w:r>
       <w:r>
         <w:rPr>
           <w:lang w:val="fr_FR" w:bidi="fr_FR"/>
         </w:rPr>
         <w:t xml:space="preserve"> ; </w:t>
       </w:r>
-      <w:hyperlink r:id="rId73">
-        <w:r>
-          <w:rPr>
-            <w:lang w:val="fr_FR" w:bidi="fr_FR"/>
-          </w:rPr>
-          <w:rPr>
-            <w:color w:val="0000EE"/>
-            <w:u w:val="single"/>
-          </w:rPr>
-          <w:t>2Th 2.8</w:t>
-        </w:r>
-      </w:hyperlink>
+      <w:r>
+        <w:rPr>
+          <w:lang w:val="fr_FR" w:bidi="fr_FR"/>
+        </w:rPr>
+        <w:t>2Th 2.8</w:t>
+      </w:r>
       <w:r>
         <w:rPr>
           <w:lang w:val="fr_FR" w:bidi="fr_FR"/>
         </w:rPr>
         <w:t xml:space="preserve"> ; </w:t>
       </w:r>
-      <w:hyperlink r:id="rId74">
-        <w:r>
-          <w:rPr>
-            <w:lang w:val="fr_FR" w:bidi="fr_FR"/>
-          </w:rPr>
-          <w:rPr>
-            <w:color w:val="0000EE"/>
-            <w:u w:val="single"/>
-          </w:rPr>
-          <w:t>Hé 2.14</w:t>
-        </w:r>
-      </w:hyperlink>
+      <w:r>
+        <w:rPr>
+          <w:lang w:val="fr_FR" w:bidi="fr_FR"/>
+        </w:rPr>
+        <w:t>Hé 2.14</w:t>
+      </w:r>
       <w:r>
         <w:rPr>
           <w:lang w:val="fr_FR" w:bidi="fr_FR"/>
         </w:rPr>
         <w:t xml:space="preserve">. • a mis en évidence la vie et l'immortalité : voir </w:t>
       </w:r>
-      <w:hyperlink r:id="rId75">
-        <w:r>
-          <w:rPr>
-            <w:lang w:val="fr_FR" w:bidi="fr_FR"/>
-          </w:rPr>
-          <w:rPr>
-            <w:color w:val="0000EE"/>
-            <w:u w:val="single"/>
-          </w:rPr>
-          <w:t>2Tm 1.1</w:t>
-        </w:r>
-      </w:hyperlink>
+      <w:r>
+        <w:rPr>
+          <w:lang w:val="fr_FR" w:bidi="fr_FR"/>
+        </w:rPr>
+        <w:t>2Tm 1.1</w:t>
+      </w:r>
       <w:r>
         <w:rPr>
           <w:lang w:val="fr_FR" w:bidi="fr_FR"/>
         </w:rPr>
         <w:t xml:space="preserve"> ; </w:t>
       </w:r>
-      <w:hyperlink r:id="rId76">
-        <w:r>
-          <w:rPr>
-            <w:lang w:val="fr_FR" w:bidi="fr_FR"/>
-          </w:rPr>
-          <w:rPr>
-            <w:color w:val="0000EE"/>
-            <w:u w:val="single"/>
-          </w:rPr>
-          <w:t>1Co 15.53–54</w:t>
-        </w:r>
-      </w:hyperlink>
+      <w:r>
+        <w:rPr>
+          <w:lang w:val="fr_FR" w:bidi="fr_FR"/>
+        </w:rPr>
+        <w:t>1Co 15.53–54</w:t>
+      </w:r>
       <w:r>
         <w:rPr>
           <w:lang w:val="fr_FR" w:bidi="fr_FR"/>
         </w:rPr>
         <w:t xml:space="preserve"> ; </w:t>
       </w:r>
-      <w:hyperlink r:id="rId65">
-        <w:r>
-          <w:rPr>
-            <w:lang w:val="fr_FR" w:bidi="fr_FR"/>
-          </w:rPr>
-          <w:rPr>
-            <w:color w:val="0000EE"/>
-            <w:u w:val="single"/>
-          </w:rPr>
-          <w:t>Ti 1.2</w:t>
-        </w:r>
-      </w:hyperlink>
+      <w:r>
+        <w:rPr>
+          <w:lang w:val="fr_FR" w:bidi="fr_FR"/>
+        </w:rPr>
+        <w:t>Ti 1.2</w:t>
+      </w:r>
       <w:r>
         <w:rPr>
           <w:lang w:val="fr_FR" w:bidi="fr_FR"/>
         </w:rPr>
         <w:t xml:space="preserve">. • par l'Évangile : le salut est accordé par le Christ, mais il est rendu effectif par la proclamation de l'Évangile (voir </w:t>
       </w:r>
-      <w:hyperlink r:id="rId77">
-        <w:r>
-          <w:rPr>
-            <w:lang w:val="fr_FR" w:bidi="fr_FR"/>
-          </w:rPr>
-          <w:rPr>
-            <w:color w:val="0000EE"/>
-            <w:u w:val="single"/>
-          </w:rPr>
-          <w:t>Ti 1.2–3</w:t>
-        </w:r>
-      </w:hyperlink>
+      <w:r>
+        <w:rPr>
+          <w:lang w:val="fr_FR" w:bidi="fr_FR"/>
+        </w:rPr>
+        <w:t>Ti 1.2–3</w:t>
+      </w:r>
       <w:r>
         <w:rPr>
           <w:lang w:val="fr_FR" w:bidi="fr_FR"/>
         </w:rPr>
         <w:t xml:space="preserve"> ; </w:t>
       </w:r>
-      <w:hyperlink r:id="rId78">
-        <w:r>
-          <w:rPr>
-            <w:lang w:val="fr_FR" w:bidi="fr_FR"/>
-          </w:rPr>
-          <w:rPr>
-            <w:color w:val="0000EE"/>
-            <w:u w:val="single"/>
-          </w:rPr>
-          <w:t>Rm 1.16–17</w:t>
-        </w:r>
-      </w:hyperlink>
+      <w:r>
+        <w:rPr>
+          <w:lang w:val="fr_FR" w:bidi="fr_FR"/>
+        </w:rPr>
+        <w:t>Rm 1.16–17</w:t>
+      </w:r>
       <w:r>
         <w:rPr>
           <w:lang w:val="fr_FR" w:bidi="fr_FR"/>
         </w:rPr>
         <w:t xml:space="preserve"> ; </w:t>
       </w:r>
-      <w:hyperlink r:id="rId79">
-        <w:r>
-          <w:rPr>
-            <w:lang w:val="fr_FR" w:bidi="fr_FR"/>
-          </w:rPr>
-          <w:rPr>
-            <w:color w:val="0000EE"/>
-            <w:u w:val="single"/>
-          </w:rPr>
-          <w:t>10.14–15</w:t>
-        </w:r>
-      </w:hyperlink>
+      <w:r>
+        <w:rPr>
+          <w:lang w:val="fr_FR" w:bidi="fr_FR"/>
+        </w:rPr>
+        <w:t>10.14–15</w:t>
+      </w:r>
       <w:r>
         <w:rPr>
           <w:lang w:val="fr_FR" w:bidi="fr_FR"/>
@@ -2093,90 +1673,60 @@
         </w:rPr>
         <w:t xml:space="preserve">Paul avait une confiance totale alors qu'il faisait face à sa propre mort (voir </w:t>
       </w:r>
-      <w:hyperlink r:id="rId17">
-        <w:r>
-          <w:rPr>
-            <w:lang w:val="fr_FR" w:bidi="fr_FR"/>
-          </w:rPr>
-          <w:rPr>
-            <w:color w:val="0000EE"/>
-            <w:u w:val="single"/>
-          </w:rPr>
-          <w:t>4.17–18</w:t>
-        </w:r>
-      </w:hyperlink>
+      <w:r>
+        <w:rPr>
+          <w:lang w:val="fr_FR" w:bidi="fr_FR"/>
+        </w:rPr>
+        <w:t>4.17–18</w:t>
+      </w:r>
       <w:r>
         <w:rPr>
           <w:lang w:val="fr_FR" w:bidi="fr_FR"/>
         </w:rPr>
         <w:t xml:space="preserve"> ; </w:t>
       </w:r>
-      <w:hyperlink r:id="rId80">
-        <w:r>
-          <w:rPr>
-            <w:lang w:val="fr_FR" w:bidi="fr_FR"/>
-          </w:rPr>
-          <w:rPr>
-            <w:color w:val="0000EE"/>
-            <w:u w:val="single"/>
-          </w:rPr>
-          <w:t>Rm 1.16</w:t>
-        </w:r>
-      </w:hyperlink>
+      <w:r>
+        <w:rPr>
+          <w:lang w:val="fr_FR" w:bidi="fr_FR"/>
+        </w:rPr>
+        <w:t>Rm 1.16</w:t>
+      </w:r>
       <w:r>
         <w:rPr>
           <w:lang w:val="fr_FR" w:bidi="fr_FR"/>
         </w:rPr>
         <w:t xml:space="preserve"> ; </w:t>
       </w:r>
-      <w:hyperlink r:id="rId81">
-        <w:r>
-          <w:rPr>
-            <w:lang w:val="fr_FR" w:bidi="fr_FR"/>
-          </w:rPr>
-          <w:rPr>
-            <w:color w:val="0000EE"/>
-            <w:u w:val="single"/>
-          </w:rPr>
-          <w:t>2Co 4.8–9</w:t>
-        </w:r>
-      </w:hyperlink>
+      <w:r>
+        <w:rPr>
+          <w:lang w:val="fr_FR" w:bidi="fr_FR"/>
+        </w:rPr>
+        <w:t>2Co 4.8–9</w:t>
+      </w:r>
       <w:r>
         <w:rPr>
           <w:lang w:val="fr_FR" w:bidi="fr_FR"/>
         </w:rPr>
         <w:t xml:space="preserve"> ; </w:t>
       </w:r>
-      <w:hyperlink r:id="rId82">
-        <w:r>
-          <w:rPr>
-            <w:lang w:val="fr_FR" w:bidi="fr_FR"/>
-          </w:rPr>
-          <w:rPr>
-            <w:color w:val="0000EE"/>
-            <w:u w:val="single"/>
-          </w:rPr>
-          <w:t>Ph 1.20</w:t>
-        </w:r>
-      </w:hyperlink>
+      <w:r>
+        <w:rPr>
+          <w:lang w:val="fr_FR" w:bidi="fr_FR"/>
+        </w:rPr>
+        <w:t>Ph 1.20</w:t>
+      </w:r>
       <w:r>
         <w:rPr>
           <w:lang w:val="fr_FR" w:bidi="fr_FR"/>
         </w:rPr>
         <w:t xml:space="preserve">) . C'était pour Timothée un exemple à suivre (voir </w:t>
       </w:r>
-      <w:hyperlink r:id="rId51">
-        <w:r>
-          <w:rPr>
-            <w:lang w:val="fr_FR" w:bidi="fr_FR"/>
-          </w:rPr>
-          <w:rPr>
-            <w:color w:val="0000EE"/>
-            <w:u w:val="single"/>
-          </w:rPr>
-          <w:t>2Tm 1.8</w:t>
-        </w:r>
-      </w:hyperlink>
+      <w:r>
+        <w:rPr>
+          <w:lang w:val="fr_FR" w:bidi="fr_FR"/>
+        </w:rPr>
+        <w:t>2Tm 1.8</w:t>
+      </w:r>
       <w:r>
         <w:rPr>
           <w:lang w:val="fr_FR" w:bidi="fr_FR"/>
@@ -2209,18 +1759,12 @@
         </w:rPr>
         <w:t xml:space="preserve"> renverrait soit à la proclamation de l'Évangile qui avait été confiée à Paul (voir </w:t>
       </w:r>
-      <w:hyperlink r:id="rId83">
-        <w:r>
-          <w:rPr>
-            <w:lang w:val="fr_FR" w:bidi="fr_FR"/>
-          </w:rPr>
-          <w:rPr>
-            <w:color w:val="0000EE"/>
-            <w:u w:val="single"/>
-          </w:rPr>
-          <w:t>1Tm 6.20</w:t>
-        </w:r>
-      </w:hyperlink>
+      <w:r>
+        <w:rPr>
+          <w:lang w:val="fr_FR" w:bidi="fr_FR"/>
+        </w:rPr>
+        <w:t>1Tm 6.20</w:t>
+      </w:r>
       <w:r>
         <w:rPr>
           <w:lang w:val="fr_FR" w:bidi="fr_FR"/>
@@ -2324,18 +1868,12 @@
         </w:rPr>
         <w:t xml:space="preserve"> ; voir aussi </w:t>
       </w:r>
-      <w:hyperlink r:id="rId83">
-        <w:r>
-          <w:rPr>
-            <w:lang w:val="fr_FR" w:bidi="fr_FR"/>
-          </w:rPr>
-          <w:rPr>
-            <w:color w:val="0000EE"/>
-            <w:u w:val="single"/>
-          </w:rPr>
-          <w:t>1Tm 6.20</w:t>
-        </w:r>
-      </w:hyperlink>
+      <w:r>
+        <w:rPr>
+          <w:lang w:val="fr_FR" w:bidi="fr_FR"/>
+        </w:rPr>
+        <w:t>1Tm 6.20</w:t>
+      </w:r>
       <w:r>
         <w:rPr>
           <w:lang w:val="fr_FR" w:bidi="fr_FR"/>
@@ -2402,54 +1940,36 @@
         </w:rPr>
         <w:t xml:space="preserve"> (voir </w:t>
       </w:r>
-      <w:hyperlink r:id="rId84">
-        <w:r>
-          <w:rPr>
-            <w:lang w:val="fr_FR" w:bidi="fr_FR"/>
-          </w:rPr>
-          <w:rPr>
-            <w:color w:val="0000EE"/>
-            <w:u w:val="single"/>
-          </w:rPr>
-          <w:t>Mt 26.31</w:t>
-        </w:r>
-      </w:hyperlink>
+      <w:r>
+        <w:rPr>
+          <w:lang w:val="fr_FR" w:bidi="fr_FR"/>
+        </w:rPr>
+        <w:t>Mt 26.31</w:t>
+      </w:r>
       <w:r>
         <w:rPr>
           <w:lang w:val="fr_FR" w:bidi="fr_FR"/>
         </w:rPr>
         <w:t xml:space="preserve">, </w:t>
       </w:r>
-      <w:hyperlink r:id="rId85">
-        <w:r>
-          <w:rPr>
-            <w:lang w:val="fr_FR" w:bidi="fr_FR"/>
-          </w:rPr>
-          <w:rPr>
-            <w:color w:val="0000EE"/>
-            <w:u w:val="single"/>
-          </w:rPr>
-          <w:t>56</w:t>
-        </w:r>
-      </w:hyperlink>
+      <w:r>
+        <w:rPr>
+          <w:lang w:val="fr_FR" w:bidi="fr_FR"/>
+        </w:rPr>
+        <w:t>56</w:t>
+      </w:r>
       <w:r>
         <w:rPr>
           <w:lang w:val="fr_FR" w:bidi="fr_FR"/>
         </w:rPr>
         <w:t>). • Phygelle et Hermogène ne sont pas mentionnés par ailleurs. Le contexte (</w:t>
       </w:r>
-      <w:hyperlink r:id="rId86">
-        <w:r>
-          <w:rPr>
-            <w:lang w:val="fr_FR" w:bidi="fr_FR"/>
-          </w:rPr>
-          <w:rPr>
-            <w:color w:val="0000EE"/>
-            <w:u w:val="single"/>
-          </w:rPr>
-          <w:t>2Tm 1.11–14</w:t>
-        </w:r>
-      </w:hyperlink>
+      <w:r>
+        <w:rPr>
+          <w:lang w:val="fr_FR" w:bidi="fr_FR"/>
+        </w:rPr>
+        <w:t>2Tm 1.11–14</w:t>
+      </w:r>
       <w:r>
         <w:rPr>
           <w:lang w:val="fr_FR" w:bidi="fr_FR"/>
@@ -2578,18 +2098,12 @@
         </w:rPr>
         <w:t xml:space="preserve"> relie cette phrase à </w:t>
       </w:r>
-      <w:hyperlink r:id="rId87">
-        <w:r>
-          <w:rPr>
-            <w:lang w:val="fr_FR" w:bidi="fr_FR"/>
-          </w:rPr>
-          <w:rPr>
-            <w:color w:val="0000EE"/>
-            <w:u w:val="single"/>
-          </w:rPr>
-          <w:t>1.15–18</w:t>
-        </w:r>
-      </w:hyperlink>
+      <w:r>
+        <w:rPr>
+          <w:lang w:val="fr_FR" w:bidi="fr_FR"/>
+        </w:rPr>
+        <w:t>1.15–18</w:t>
+      </w:r>
       <w:r>
         <w:rPr>
           <w:lang w:val="fr_FR" w:bidi="fr_FR"/>
@@ -2657,54 +2171,36 @@
         </w:rPr>
         <w:t>Timothée est de nouveau exhorté à se montrer fort et à endurer la souffrance avec Paul (</w:t>
       </w:r>
-      <w:hyperlink r:id="rId88">
-        <w:r>
-          <w:rPr>
-            <w:lang w:val="fr_FR" w:bidi="fr_FR"/>
-          </w:rPr>
-          <w:rPr>
-            <w:color w:val="0000EE"/>
-            <w:u w:val="single"/>
-          </w:rPr>
-          <w:t>2.1–7</w:t>
-        </w:r>
-      </w:hyperlink>
+      <w:r>
+        <w:rPr>
+          <w:lang w:val="fr_FR" w:bidi="fr_FR"/>
+        </w:rPr>
+        <w:t>2.1–7</w:t>
+      </w:r>
       <w:r>
         <w:rPr>
           <w:lang w:val="fr_FR" w:bidi="fr_FR"/>
         </w:rPr>
         <w:t xml:space="preserve"> ; voir </w:t>
       </w:r>
-      <w:hyperlink r:id="rId51">
-        <w:r>
-          <w:rPr>
-            <w:lang w:val="fr_FR" w:bidi="fr_FR"/>
-          </w:rPr>
-          <w:rPr>
-            <w:color w:val="0000EE"/>
-            <w:u w:val="single"/>
-          </w:rPr>
-          <w:t>1.8</w:t>
-        </w:r>
-      </w:hyperlink>
+      <w:r>
+        <w:rPr>
+          <w:lang w:val="fr_FR" w:bidi="fr_FR"/>
+        </w:rPr>
+        <w:t>1.8</w:t>
+      </w:r>
       <w:r>
         <w:rPr>
           <w:lang w:val="fr_FR" w:bidi="fr_FR"/>
         </w:rPr>
         <w:t>). L'obéissance de Timothée devrait s'inspirer de l'Évangile et de l'exemple de Paul (</w:t>
       </w:r>
-      <w:hyperlink r:id="rId89">
-        <w:r>
-          <w:rPr>
-            <w:lang w:val="fr_FR" w:bidi="fr_FR"/>
-          </w:rPr>
-          <w:rPr>
-            <w:color w:val="0000EE"/>
-            <w:u w:val="single"/>
-          </w:rPr>
-          <w:t>2.8–13</w:t>
-        </w:r>
-      </w:hyperlink>
+      <w:r>
+        <w:rPr>
+          <w:lang w:val="fr_FR" w:bidi="fr_FR"/>
+        </w:rPr>
+        <w:t>2.8–13</w:t>
+      </w:r>
       <w:r>
         <w:rPr>
           <w:lang w:val="fr_FR" w:bidi="fr_FR"/>
@@ -2759,18 +2255,12 @@
         </w:rPr>
         <w:t xml:space="preserve">Les nombreux témoins confirment la validité et la véracité de l'enseignement de Paul (voir aussi </w:t>
       </w:r>
-      <w:hyperlink r:id="rId90">
-        <w:r>
-          <w:rPr>
-            <w:lang w:val="fr_FR" w:bidi="fr_FR"/>
-          </w:rPr>
-          <w:rPr>
-            <w:color w:val="0000EE"/>
-            <w:u w:val="single"/>
-          </w:rPr>
-          <w:t>3.10–11</w:t>
-        </w:r>
-      </w:hyperlink>
+      <w:r>
+        <w:rPr>
+          <w:lang w:val="fr_FR" w:bidi="fr_FR"/>
+        </w:rPr>
+        <w:t>3.10–11</w:t>
+      </w:r>
       <w:r>
         <w:rPr>
           <w:lang w:val="fr_FR" w:bidi="fr_FR"/>
@@ -2910,18 +2400,12 @@
         </w:rPr>
         <w:t xml:space="preserve">Jésus-Christ, issu de la postérité de David, a été ressuscité des morts : cf. </w:t>
       </w:r>
-      <w:hyperlink r:id="rId91">
-        <w:r>
-          <w:rPr>
-            <w:lang w:val="fr_FR" w:bidi="fr_FR"/>
-          </w:rPr>
-          <w:rPr>
-            <w:color w:val="0000EE"/>
-            <w:u w:val="single"/>
-          </w:rPr>
-          <w:t>Rm 1.3–4</w:t>
-        </w:r>
-      </w:hyperlink>
+      <w:r>
+        <w:rPr>
+          <w:lang w:val="fr_FR" w:bidi="fr_FR"/>
+        </w:rPr>
+        <w:t>Rm 1.3–4</w:t>
+      </w:r>
       <w:r>
         <w:rPr>
           <w:lang w:val="fr_FR" w:bidi="fr_FR"/>
@@ -2982,18 +2466,12 @@
         </w:rPr>
         <w:t>Les souffrances de Paul (</w:t>
       </w:r>
-      <w:hyperlink r:id="rId92">
-        <w:r>
-          <w:rPr>
-            <w:lang w:val="fr_FR" w:bidi="fr_FR"/>
-          </w:rPr>
-          <w:rPr>
-            <w:color w:val="0000EE"/>
-            <w:u w:val="single"/>
-          </w:rPr>
-          <w:t>1.12</w:t>
-        </w:r>
-      </w:hyperlink>
+      <w:r>
+        <w:rPr>
+          <w:lang w:val="fr_FR" w:bidi="fr_FR"/>
+        </w:rPr>
+        <w:t>1.12</w:t>
+      </w:r>
       <w:r>
         <w:rPr>
           <w:lang w:val="fr_FR" w:bidi="fr_FR"/>
@@ -3012,18 +2490,12 @@
         </w:rPr>
         <w:t xml:space="preserve">(voir </w:t>
       </w:r>
-      <w:hyperlink r:id="rId51">
-        <w:r>
-          <w:rPr>
-            <w:lang w:val="fr_FR" w:bidi="fr_FR"/>
-          </w:rPr>
-          <w:rPr>
-            <w:color w:val="0000EE"/>
-            <w:u w:val="single"/>
-          </w:rPr>
-          <w:t>1.8</w:t>
-        </w:r>
-      </w:hyperlink>
+      <w:r>
+        <w:rPr>
+          <w:lang w:val="fr_FR" w:bidi="fr_FR"/>
+        </w:rPr>
+        <w:t>1.8</w:t>
+      </w:r>
       <w:r>
         <w:rPr>
           <w:lang w:val="fr_FR" w:bidi="fr_FR"/>
@@ -3078,36 +2550,24 @@
         </w:rPr>
         <w:t>Comme un malfaiteur : Paul s'identifie à la mort de Jésus (</w:t>
       </w:r>
-      <w:hyperlink r:id="rId93">
-        <w:r>
-          <w:rPr>
-            <w:lang w:val="fr_FR" w:bidi="fr_FR"/>
-          </w:rPr>
-          <w:rPr>
-            <w:color w:val="0000EE"/>
-            <w:u w:val="single"/>
-          </w:rPr>
-          <w:t>2.11</w:t>
-        </w:r>
-      </w:hyperlink>
+      <w:r>
+        <w:rPr>
+          <w:lang w:val="fr_FR" w:bidi="fr_FR"/>
+        </w:rPr>
+        <w:t>2.11</w:t>
+      </w:r>
       <w:r>
         <w:rPr>
           <w:lang w:val="fr_FR" w:bidi="fr_FR"/>
         </w:rPr>
         <w:t xml:space="preserve"> ; </w:t>
       </w:r>
-      <w:hyperlink r:id="rId94">
-        <w:r>
-          <w:rPr>
-            <w:lang w:val="fr_FR" w:bidi="fr_FR"/>
-          </w:rPr>
-          <w:rPr>
-            <w:color w:val="0000EE"/>
-            <w:u w:val="single"/>
-          </w:rPr>
-          <w:t>Ph 3.10–11</w:t>
-        </w:r>
-      </w:hyperlink>
+      <w:r>
+        <w:rPr>
+          <w:lang w:val="fr_FR" w:bidi="fr_FR"/>
+        </w:rPr>
+        <w:t>Ph 3.10–11</w:t>
+      </w:r>
       <w:r>
         <w:rPr>
           <w:lang w:val="fr_FR" w:bidi="fr_FR"/>
@@ -3126,54 +2586,36 @@
         </w:rPr>
         <w:t xml:space="preserve"> (voir </w:t>
       </w:r>
-      <w:hyperlink r:id="rId17">
-        <w:r>
-          <w:rPr>
-            <w:lang w:val="fr_FR" w:bidi="fr_FR"/>
-          </w:rPr>
-          <w:rPr>
-            <w:color w:val="0000EE"/>
-            <w:u w:val="single"/>
-          </w:rPr>
-          <w:t>2Tm 4.17–18</w:t>
-        </w:r>
-      </w:hyperlink>
+      <w:r>
+        <w:rPr>
+          <w:lang w:val="fr_FR" w:bidi="fr_FR"/>
+        </w:rPr>
+        <w:t>2Tm 4.17–18</w:t>
+      </w:r>
       <w:r>
         <w:rPr>
           <w:lang w:val="fr_FR" w:bidi="fr_FR"/>
         </w:rPr>
         <w:t xml:space="preserve"> ; voir aussi </w:t>
       </w:r>
-      <w:hyperlink r:id="rId95">
-        <w:r>
-          <w:rPr>
-            <w:lang w:val="fr_FR" w:bidi="fr_FR"/>
-          </w:rPr>
-          <w:rPr>
-            <w:color w:val="0000EE"/>
-            <w:u w:val="single"/>
-          </w:rPr>
-          <w:t>2Co 12.8–10</w:t>
-        </w:r>
-      </w:hyperlink>
+      <w:r>
+        <w:rPr>
+          <w:lang w:val="fr_FR" w:bidi="fr_FR"/>
+        </w:rPr>
+        <w:t>2Co 12.8–10</w:t>
+      </w:r>
       <w:r>
         <w:rPr>
           <w:lang w:val="fr_FR" w:bidi="fr_FR"/>
         </w:rPr>
         <w:t xml:space="preserve"> ; </w:t>
       </w:r>
-      <w:hyperlink r:id="rId96">
-        <w:r>
-          <w:rPr>
-            <w:lang w:val="fr_FR" w:bidi="fr_FR"/>
-          </w:rPr>
-          <w:rPr>
-            <w:color w:val="0000EE"/>
-            <w:u w:val="single"/>
-          </w:rPr>
-          <w:t>Ph 1.12–14</w:t>
-        </w:r>
-      </w:hyperlink>
+      <w:r>
+        <w:rPr>
+          <w:lang w:val="fr_FR" w:bidi="fr_FR"/>
+        </w:rPr>
+        <w:t>Ph 1.12–14</w:t>
+      </w:r>
       <w:r>
         <w:rPr>
           <w:lang w:val="fr_FR" w:bidi="fr_FR"/>
@@ -3300,90 +2742,60 @@
         </w:rPr>
         <w:t>Il demeure fidèle : Cela pourrait vouloir dire (1) qu'il offre à ceux qui ont trébuché la possibilité de se repentir ; (2) qu'il juge fidèlement les non-croyants conformément à sa volonté immuable ; (3) que lui-même est un exemple de fidélité pour son peuple ; et/ou (4) qu'il accomplira fidèlement ses desseins, pour sauver par l'Évangile tous ceux qui ont confiance en lui (</w:t>
       </w:r>
-      <w:hyperlink r:id="rId92">
-        <w:r>
-          <w:rPr>
-            <w:lang w:val="fr_FR" w:bidi="fr_FR"/>
-          </w:rPr>
-          <w:rPr>
-            <w:color w:val="0000EE"/>
-            <w:u w:val="single"/>
-          </w:rPr>
-          <w:t>1.12</w:t>
-        </w:r>
-      </w:hyperlink>
+      <w:r>
+        <w:rPr>
+          <w:lang w:val="fr_FR" w:bidi="fr_FR"/>
+        </w:rPr>
+        <w:t>1.12</w:t>
+      </w:r>
       <w:r>
         <w:rPr>
           <w:lang w:val="fr_FR" w:bidi="fr_FR"/>
         </w:rPr>
         <w:t xml:space="preserve"> ; </w:t>
       </w:r>
-      <w:hyperlink r:id="rId97">
-        <w:r>
-          <w:rPr>
-            <w:lang w:val="fr_FR" w:bidi="fr_FR"/>
-          </w:rPr>
-          <w:rPr>
-            <w:color w:val="0000EE"/>
-            <w:u w:val="single"/>
-          </w:rPr>
-          <w:t>2.19</w:t>
-        </w:r>
-      </w:hyperlink>
+      <w:r>
+        <w:rPr>
+          <w:lang w:val="fr_FR" w:bidi="fr_FR"/>
+        </w:rPr>
+        <w:t>2.19</w:t>
+      </w:r>
       <w:r>
         <w:rPr>
           <w:lang w:val="fr_FR" w:bidi="fr_FR"/>
         </w:rPr>
         <w:t xml:space="preserve">). Voir aussi </w:t>
       </w:r>
-      <w:hyperlink r:id="rId98">
-        <w:r>
-          <w:rPr>
-            <w:lang w:val="fr_FR" w:bidi="fr_FR"/>
-          </w:rPr>
-          <w:rPr>
-            <w:color w:val="0000EE"/>
-            <w:u w:val="single"/>
-          </w:rPr>
-          <w:t>Rm 3.3–4</w:t>
-        </w:r>
-      </w:hyperlink>
+      <w:r>
+        <w:rPr>
+          <w:lang w:val="fr_FR" w:bidi="fr_FR"/>
+        </w:rPr>
+        <w:t>Rm 3.3–4</w:t>
+      </w:r>
       <w:r>
         <w:rPr>
           <w:lang w:val="fr_FR" w:bidi="fr_FR"/>
         </w:rPr>
         <w:t xml:space="preserve"> ; </w:t>
       </w:r>
-      <w:hyperlink r:id="rId99">
-        <w:r>
-          <w:rPr>
-            <w:lang w:val="fr_FR" w:bidi="fr_FR"/>
-          </w:rPr>
-          <w:rPr>
-            <w:color w:val="0000EE"/>
-            <w:u w:val="single"/>
-          </w:rPr>
-          <w:t>1Co 10.13</w:t>
-        </w:r>
-      </w:hyperlink>
+      <w:r>
+        <w:rPr>
+          <w:lang w:val="fr_FR" w:bidi="fr_FR"/>
+        </w:rPr>
+        <w:t>1Co 10.13</w:t>
+      </w:r>
       <w:r>
         <w:rPr>
           <w:lang w:val="fr_FR" w:bidi="fr_FR"/>
         </w:rPr>
         <w:t xml:space="preserve"> ; </w:t>
       </w:r>
-      <w:hyperlink r:id="rId100">
-        <w:r>
-          <w:rPr>
-            <w:lang w:val="fr_FR" w:bidi="fr_FR"/>
-          </w:rPr>
-          <w:rPr>
-            <w:color w:val="0000EE"/>
-            <w:u w:val="single"/>
-          </w:rPr>
-          <w:t>1Jn 1.9</w:t>
-        </w:r>
-      </w:hyperlink>
+      <w:r>
+        <w:rPr>
+          <w:lang w:val="fr_FR" w:bidi="fr_FR"/>
+        </w:rPr>
+        <w:t>1Jn 1.9</w:t>
+      </w:r>
       <w:r>
         <w:rPr>
           <w:lang w:val="fr_FR" w:bidi="fr_FR"/>
@@ -3438,36 +2850,24 @@
         </w:rPr>
         <w:t xml:space="preserve">Timothée doit insister sur l'enseignement de </w:t>
       </w:r>
-      <w:hyperlink r:id="rId89">
-        <w:r>
-          <w:rPr>
-            <w:lang w:val="fr_FR" w:bidi="fr_FR"/>
-          </w:rPr>
-          <w:rPr>
-            <w:color w:val="0000EE"/>
-            <w:u w:val="single"/>
-          </w:rPr>
-          <w:t>2.8–13</w:t>
-        </w:r>
-      </w:hyperlink>
+      <w:r>
+        <w:rPr>
+          <w:lang w:val="fr_FR" w:bidi="fr_FR"/>
+        </w:rPr>
+        <w:t>2.8–13</w:t>
+      </w:r>
       <w:r>
         <w:rPr>
           <w:lang w:val="fr_FR" w:bidi="fr_FR"/>
         </w:rPr>
         <w:t xml:space="preserve"> et se tenir à l'écart des enseignements et de la conduite des faux enseignants. Cette fausse science était probablement la même qu'en </w:t>
       </w:r>
-      <w:hyperlink r:id="rId101">
-        <w:r>
-          <w:rPr>
-            <w:lang w:val="fr_FR" w:bidi="fr_FR"/>
-          </w:rPr>
-          <w:rPr>
-            <w:color w:val="0000EE"/>
-            <w:u w:val="single"/>
-          </w:rPr>
-          <w:t>1Tm 6.20–21</w:t>
-        </w:r>
-      </w:hyperlink>
+      <w:r>
+        <w:rPr>
+          <w:lang w:val="fr_FR" w:bidi="fr_FR"/>
+        </w:rPr>
+        <w:t>1Tm 6.20–21</w:t>
+      </w:r>
       <w:r>
         <w:rPr>
           <w:lang w:val="fr_FR" w:bidi="fr_FR"/>
@@ -3547,18 +2947,12 @@
         </w:rPr>
         <w:t xml:space="preserve"> (voir </w:t>
       </w:r>
-      <w:hyperlink r:id="rId102">
-        <w:r>
-          <w:rPr>
-            <w:lang w:val="fr_FR" w:bidi="fr_FR"/>
-          </w:rPr>
-          <w:rPr>
-            <w:color w:val="0000EE"/>
-            <w:u w:val="single"/>
-          </w:rPr>
-          <w:t>1Tm 1.4</w:t>
-        </w:r>
-      </w:hyperlink>
+      <w:r>
+        <w:rPr>
+          <w:lang w:val="fr_FR" w:bidi="fr_FR"/>
+        </w:rPr>
+        <w:t>1Tm 1.4</w:t>
+      </w:r>
       <w:r>
         <w:rPr>
           <w:lang w:val="fr_FR" w:bidi="fr_FR"/>
@@ -3577,18 +2971,12 @@
         </w:rPr>
         <w:t xml:space="preserve"> (</w:t>
       </w:r>
-      <w:hyperlink r:id="rId103">
-        <w:r>
-          <w:rPr>
-            <w:lang w:val="fr_FR" w:bidi="fr_FR"/>
-          </w:rPr>
-          <w:rPr>
-            <w:color w:val="0000EE"/>
-            <w:u w:val="single"/>
-          </w:rPr>
-          <w:t>2Tm 2.16</w:t>
-        </w:r>
-      </w:hyperlink>
+      <w:r>
+        <w:rPr>
+          <w:lang w:val="fr_FR" w:bidi="fr_FR"/>
+        </w:rPr>
+        <w:t>2Tm 2.16</w:t>
+      </w:r>
       <w:r>
         <w:rPr>
           <w:lang w:val="fr_FR" w:bidi="fr_FR"/>
@@ -3643,36 +3031,24 @@
         </w:rPr>
         <w:t>Hyménée avait été présenté comme le collaborateur d'Alexandre (</w:t>
       </w:r>
-      <w:hyperlink r:id="rId104">
-        <w:r>
-          <w:rPr>
-            <w:lang w:val="fr_FR" w:bidi="fr_FR"/>
-          </w:rPr>
-          <w:rPr>
-            <w:color w:val="0000EE"/>
-            <w:u w:val="single"/>
-          </w:rPr>
-          <w:t>1Tm 1.20</w:t>
-        </w:r>
-      </w:hyperlink>
+      <w:r>
+        <w:rPr>
+          <w:lang w:val="fr_FR" w:bidi="fr_FR"/>
+        </w:rPr>
+        <w:t>1Tm 1.20</w:t>
+      </w:r>
       <w:r>
         <w:rPr>
           <w:lang w:val="fr_FR" w:bidi="fr_FR"/>
         </w:rPr>
         <w:t>). Tous deux posent encore problème (</w:t>
       </w:r>
-      <w:hyperlink r:id="rId105">
-        <w:r>
-          <w:rPr>
-            <w:lang w:val="fr_FR" w:bidi="fr_FR"/>
-          </w:rPr>
-          <w:rPr>
-            <w:color w:val="0000EE"/>
-            <w:u w:val="single"/>
-          </w:rPr>
-          <w:t>2Tm 4.14–15</w:t>
-        </w:r>
-      </w:hyperlink>
+      <w:r>
+        <w:rPr>
+          <w:lang w:val="fr_FR" w:bidi="fr_FR"/>
+        </w:rPr>
+        <w:t>2Tm 4.14–15</w:t>
+      </w:r>
       <w:r>
         <w:rPr>
           <w:lang w:val="fr_FR" w:bidi="fr_FR"/>
@@ -3727,432 +3103,288 @@
         </w:rPr>
         <w:t xml:space="preserve">Disant que la résurrection est déjà arrivée : cf. </w:t>
       </w:r>
-      <w:hyperlink r:id="rId106">
-        <w:r>
-          <w:rPr>
-            <w:lang w:val="fr_FR" w:bidi="fr_FR"/>
-          </w:rPr>
-          <w:rPr>
-            <w:color w:val="0000EE"/>
-            <w:u w:val="single"/>
-          </w:rPr>
-          <w:t>2Th 2.2</w:t>
-        </w:r>
-      </w:hyperlink>
+      <w:r>
+        <w:rPr>
+          <w:lang w:val="fr_FR" w:bidi="fr_FR"/>
+        </w:rPr>
+        <w:t>2Th 2.2</w:t>
+      </w:r>
       <w:r>
         <w:rPr>
           <w:lang w:val="fr_FR" w:bidi="fr_FR"/>
         </w:rPr>
         <w:t>. Ces faux enseignants pourraient avoir déformé l'enseignement de Paul sur la résurrection des morts (</w:t>
       </w:r>
-      <w:hyperlink r:id="rId107">
-        <w:r>
-          <w:rPr>
-            <w:lang w:val="fr_FR" w:bidi="fr_FR"/>
-          </w:rPr>
-          <w:rPr>
-            <w:color w:val="0000EE"/>
-            <w:u w:val="single"/>
-          </w:rPr>
-          <w:t xml:space="preserve">Rm 6.5 </w:t>
-        </w:r>
-      </w:hyperlink>
+      <w:r>
+        <w:rPr>
+          <w:lang w:val="fr_FR" w:bidi="fr_FR"/>
+        </w:rPr>
+        <w:t xml:space="preserve">Rm 6.5 </w:t>
+      </w:r>
       <w:r>
         <w:rPr>
           <w:lang w:val="fr_FR" w:bidi="fr_FR"/>
         </w:rPr>
         <w:t xml:space="preserve">; </w:t>
       </w:r>
-      <w:hyperlink r:id="rId108">
-        <w:r>
-          <w:rPr>
-            <w:lang w:val="fr_FR" w:bidi="fr_FR"/>
-          </w:rPr>
-          <w:rPr>
-            <w:color w:val="0000EE"/>
-            <w:u w:val="single"/>
-          </w:rPr>
-          <w:t xml:space="preserve">Ga 2.20 </w:t>
-        </w:r>
-      </w:hyperlink>
+      <w:r>
+        <w:rPr>
+          <w:lang w:val="fr_FR" w:bidi="fr_FR"/>
+        </w:rPr>
+        <w:t xml:space="preserve">Ga 2.20 </w:t>
+      </w:r>
       <w:r>
         <w:rPr>
           <w:lang w:val="fr_FR" w:bidi="fr_FR"/>
         </w:rPr>
         <w:t xml:space="preserve">; </w:t>
       </w:r>
-      <w:hyperlink r:id="rId109">
-        <w:r>
-          <w:rPr>
-            <w:lang w:val="fr_FR" w:bidi="fr_FR"/>
-          </w:rPr>
-          <w:rPr>
-            <w:color w:val="0000EE"/>
-            <w:u w:val="single"/>
-          </w:rPr>
-          <w:t xml:space="preserve">Ep 1.3 </w:t>
-        </w:r>
-      </w:hyperlink>
+      <w:r>
+        <w:rPr>
+          <w:lang w:val="fr_FR" w:bidi="fr_FR"/>
+        </w:rPr>
+        <w:t xml:space="preserve">Ep 1.3 </w:t>
+      </w:r>
       <w:r>
         <w:rPr>
           <w:lang w:val="fr_FR" w:bidi="fr_FR"/>
         </w:rPr>
         <w:t xml:space="preserve">; </w:t>
       </w:r>
-      <w:hyperlink r:id="rId110">
-        <w:r>
-          <w:rPr>
-            <w:lang w:val="fr_FR" w:bidi="fr_FR"/>
-          </w:rPr>
-          <w:rPr>
-            <w:color w:val="0000EE"/>
-            <w:u w:val="single"/>
-          </w:rPr>
-          <w:t xml:space="preserve">2.6 </w:t>
-        </w:r>
-      </w:hyperlink>
+      <w:r>
+        <w:rPr>
+          <w:lang w:val="fr_FR" w:bidi="fr_FR"/>
+        </w:rPr>
+        <w:t xml:space="preserve">2.6 </w:t>
+      </w:r>
       <w:r>
         <w:rPr>
           <w:lang w:val="fr_FR" w:bidi="fr_FR"/>
         </w:rPr>
         <w:t xml:space="preserve">; </w:t>
       </w:r>
-      <w:hyperlink r:id="rId111">
-        <w:r>
-          <w:rPr>
-            <w:lang w:val="fr_FR" w:bidi="fr_FR"/>
-          </w:rPr>
-          <w:rPr>
-            <w:color w:val="0000EE"/>
-            <w:u w:val="single"/>
-          </w:rPr>
-          <w:t xml:space="preserve">5.14 </w:t>
-        </w:r>
-      </w:hyperlink>
+      <w:r>
+        <w:rPr>
+          <w:lang w:val="fr_FR" w:bidi="fr_FR"/>
+        </w:rPr>
+        <w:t xml:space="preserve">5.14 </w:t>
+      </w:r>
       <w:r>
         <w:rPr>
           <w:lang w:val="fr_FR" w:bidi="fr_FR"/>
         </w:rPr>
         <w:t xml:space="preserve">; </w:t>
       </w:r>
-      <w:hyperlink r:id="rId112">
-        <w:r>
-          <w:rPr>
-            <w:lang w:val="fr_FR" w:bidi="fr_FR"/>
-          </w:rPr>
-          <w:rPr>
-            <w:color w:val="0000EE"/>
-            <w:u w:val="single"/>
-          </w:rPr>
-          <w:t xml:space="preserve">Col 2.12 </w:t>
-        </w:r>
-      </w:hyperlink>
+      <w:r>
+        <w:rPr>
+          <w:lang w:val="fr_FR" w:bidi="fr_FR"/>
+        </w:rPr>
+        <w:t xml:space="preserve">Col 2.12 </w:t>
+      </w:r>
       <w:r>
         <w:rPr>
           <w:lang w:val="fr_FR" w:bidi="fr_FR"/>
         </w:rPr>
         <w:t xml:space="preserve">; </w:t>
       </w:r>
-      <w:hyperlink r:id="rId113">
-        <w:r>
-          <w:rPr>
-            <w:lang w:val="fr_FR" w:bidi="fr_FR"/>
-          </w:rPr>
-          <w:rPr>
-            <w:color w:val="0000EE"/>
-            <w:u w:val="single"/>
-          </w:rPr>
-          <w:t>3.1–4</w:t>
-        </w:r>
-      </w:hyperlink>
+      <w:r>
+        <w:rPr>
+          <w:lang w:val="fr_FR" w:bidi="fr_FR"/>
+        </w:rPr>
+        <w:t>3.1–4</w:t>
+      </w:r>
       <w:r>
         <w:rPr>
           <w:lang w:val="fr_FR" w:bidi="fr_FR"/>
         </w:rPr>
         <w:t>) en enseignant qu'ils participaient déjà pleinement à la vie céleste, et que peut-être la résurrection physique ne se produirait pas. Ils en auraient conclu que la conduite du corps (à comprendre, la moralité) était sans importance, puisque leurs corps mortels n'auraient aucun impact sur leurs esprits éternels. Ou, au contraire, se seraient tourné vers un ascétisme niant le monde (</w:t>
       </w:r>
-      <w:hyperlink r:id="rId114">
-        <w:r>
-          <w:rPr>
-            <w:lang w:val="fr_FR" w:bidi="fr_FR"/>
-          </w:rPr>
-          <w:rPr>
-            <w:color w:val="0000EE"/>
-            <w:u w:val="single"/>
-          </w:rPr>
-          <w:t>1Tm 4.3</w:t>
-        </w:r>
-      </w:hyperlink>
+      <w:r>
+        <w:rPr>
+          <w:lang w:val="fr_FR" w:bidi="fr_FR"/>
+        </w:rPr>
+        <w:t>1Tm 4.3</w:t>
+      </w:r>
       <w:r>
         <w:rPr>
           <w:lang w:val="fr_FR" w:bidi="fr_FR"/>
         </w:rPr>
         <w:t xml:space="preserve">; voir </w:t>
       </w:r>
-      <w:hyperlink r:id="rId115">
-        <w:r>
-          <w:rPr>
-            <w:lang w:val="fr_FR" w:bidi="fr_FR"/>
-          </w:rPr>
-          <w:rPr>
-            <w:color w:val="0000EE"/>
-            <w:u w:val="single"/>
-          </w:rPr>
-          <w:t>Col 2.8</w:t>
-        </w:r>
-      </w:hyperlink>
+      <w:r>
+        <w:rPr>
+          <w:lang w:val="fr_FR" w:bidi="fr_FR"/>
+        </w:rPr>
+        <w:t>Col 2.8</w:t>
+      </w:r>
       <w:r>
         <w:rPr>
           <w:lang w:val="fr_FR" w:bidi="fr_FR"/>
         </w:rPr>
         <w:t xml:space="preserve">, </w:t>
       </w:r>
-      <w:hyperlink r:id="rId116">
-        <w:r>
-          <w:rPr>
-            <w:lang w:val="fr_FR" w:bidi="fr_FR"/>
-          </w:rPr>
-          <w:rPr>
-            <w:color w:val="0000EE"/>
-            <w:u w:val="single"/>
-          </w:rPr>
-          <w:t>16–23</w:t>
-        </w:r>
-      </w:hyperlink>
+      <w:r>
+        <w:rPr>
+          <w:lang w:val="fr_FR" w:bidi="fr_FR"/>
+        </w:rPr>
+        <w:t>16–23</w:t>
+      </w:r>
       <w:r>
         <w:rPr>
           <w:lang w:val="fr_FR" w:bidi="fr_FR"/>
         </w:rPr>
         <w:t xml:space="preserve">), dans l'idée que le plaisir des choses matérielles serait inapproprié aux hommes ressuscités et spirituels. Ces enseignants auraient compris des enseignements de Jésus (voir </w:t>
       </w:r>
-      <w:hyperlink r:id="rId117">
-        <w:r>
-          <w:rPr>
-            <w:lang w:val="fr_FR" w:bidi="fr_FR"/>
-          </w:rPr>
-          <w:rPr>
-            <w:color w:val="0000EE"/>
-            <w:u w:val="single"/>
-          </w:rPr>
-          <w:t xml:space="preserve">Mt 19.10–12 </w:t>
-        </w:r>
-      </w:hyperlink>
+      <w:r>
+        <w:rPr>
+          <w:lang w:val="fr_FR" w:bidi="fr_FR"/>
+        </w:rPr>
+        <w:t xml:space="preserve">Mt 19.10–12 </w:t>
+      </w:r>
       <w:r>
         <w:rPr>
           <w:lang w:val="fr_FR" w:bidi="fr_FR"/>
         </w:rPr>
         <w:t xml:space="preserve">; </w:t>
       </w:r>
-      <w:hyperlink r:id="rId118">
-        <w:r>
-          <w:rPr>
-            <w:lang w:val="fr_FR" w:bidi="fr_FR"/>
-          </w:rPr>
-          <w:rPr>
-            <w:color w:val="0000EE"/>
-            <w:u w:val="single"/>
-          </w:rPr>
-          <w:t>22.30</w:t>
-        </w:r>
-      </w:hyperlink>
+      <w:r>
+        <w:rPr>
+          <w:lang w:val="fr_FR" w:bidi="fr_FR"/>
+        </w:rPr>
+        <w:t>22.30</w:t>
+      </w:r>
       <w:r>
         <w:rPr>
           <w:lang w:val="fr_FR" w:bidi="fr_FR"/>
         </w:rPr>
         <w:t>) que le mariage devrait être interdit (</w:t>
       </w:r>
-      <w:hyperlink r:id="rId114">
-        <w:r>
-          <w:rPr>
-            <w:lang w:val="fr_FR" w:bidi="fr_FR"/>
-          </w:rPr>
-          <w:rPr>
-            <w:color w:val="0000EE"/>
-            <w:u w:val="single"/>
-          </w:rPr>
-          <w:t>1Tm 4.3</w:t>
-        </w:r>
-      </w:hyperlink>
+      <w:r>
+        <w:rPr>
+          <w:lang w:val="fr_FR" w:bidi="fr_FR"/>
+        </w:rPr>
+        <w:t>1Tm 4.3</w:t>
+      </w:r>
       <w:r>
         <w:rPr>
           <w:lang w:val="fr_FR" w:bidi="fr_FR"/>
         </w:rPr>
         <w:t>). Leurs enseignements sur la loi de l'Ancien Testament (</w:t>
       </w:r>
-      <w:hyperlink r:id="rId119">
-        <w:r>
-          <w:rPr>
-            <w:lang w:val="fr_FR" w:bidi="fr_FR"/>
-          </w:rPr>
-          <w:rPr>
-            <w:color w:val="0000EE"/>
-            <w:u w:val="single"/>
-          </w:rPr>
-          <w:t>1Tm 1.7–11</w:t>
-        </w:r>
-      </w:hyperlink>
+      <w:r>
+        <w:rPr>
+          <w:lang w:val="fr_FR" w:bidi="fr_FR"/>
+        </w:rPr>
+        <w:t>1Tm 1.7–11</w:t>
+      </w:r>
       <w:r>
         <w:rPr>
           <w:lang w:val="fr_FR" w:bidi="fr_FR"/>
         </w:rPr>
         <w:t xml:space="preserve">) pourraient avoir conduit à l'invention de certains tabous. Leurs enseignements impliqueraient une défense trop agressive de l'égalité (voir </w:t>
       </w:r>
-      <w:hyperlink r:id="rId120">
-        <w:r>
-          <w:rPr>
-            <w:lang w:val="fr_FR" w:bidi="fr_FR"/>
-          </w:rPr>
-          <w:rPr>
-            <w:color w:val="0000EE"/>
-            <w:u w:val="single"/>
-          </w:rPr>
-          <w:t xml:space="preserve">2Tm 3.6 </w:t>
-        </w:r>
-      </w:hyperlink>
+      <w:r>
+        <w:rPr>
+          <w:lang w:val="fr_FR" w:bidi="fr_FR"/>
+        </w:rPr>
+        <w:t xml:space="preserve">2Tm 3.6 </w:t>
+      </w:r>
       <w:r>
         <w:rPr>
           <w:lang w:val="fr_FR" w:bidi="fr_FR"/>
         </w:rPr>
         <w:t xml:space="preserve">; cf. </w:t>
       </w:r>
-      <w:hyperlink r:id="rId121">
-        <w:r>
-          <w:rPr>
-            <w:lang w:val="fr_FR" w:bidi="fr_FR"/>
-          </w:rPr>
-          <w:rPr>
-            <w:color w:val="0000EE"/>
-            <w:u w:val="single"/>
-          </w:rPr>
-          <w:t xml:space="preserve">Ga 3.28 </w:t>
-        </w:r>
-      </w:hyperlink>
+      <w:r>
+        <w:rPr>
+          <w:lang w:val="fr_FR" w:bidi="fr_FR"/>
+        </w:rPr>
+        <w:t xml:space="preserve">Ga 3.28 </w:t>
+      </w:r>
       <w:r>
         <w:rPr>
           <w:lang w:val="fr_FR" w:bidi="fr_FR"/>
         </w:rPr>
         <w:t xml:space="preserve">; </w:t>
       </w:r>
-      <w:hyperlink r:id="rId122">
-        <w:r>
-          <w:rPr>
-            <w:lang w:val="fr_FR" w:bidi="fr_FR"/>
-          </w:rPr>
-          <w:rPr>
-            <w:color w:val="0000EE"/>
-            <w:u w:val="single"/>
-          </w:rPr>
-          <w:t>1Tm 2.11–15</w:t>
-        </w:r>
-      </w:hyperlink>
+      <w:r>
+        <w:rPr>
+          <w:lang w:val="fr_FR" w:bidi="fr_FR"/>
+        </w:rPr>
+        <w:t>1Tm 2.11–15</w:t>
+      </w:r>
       <w:r>
         <w:rPr>
           <w:lang w:val="fr_FR" w:bidi="fr_FR"/>
         </w:rPr>
         <w:t xml:space="preserve">) dans la croyance que les temps à venir étaient déjà là. Leur enseignement se serait exclusivement borné à la puissance de la résurrection, venant contredire le message de Paul sur la souffrance et la croix (voir </w:t>
       </w:r>
-      <w:hyperlink r:id="rId51">
-        <w:r>
-          <w:rPr>
-            <w:lang w:val="fr_FR" w:bidi="fr_FR"/>
-          </w:rPr>
-          <w:rPr>
-            <w:color w:val="0000EE"/>
-            <w:u w:val="single"/>
-          </w:rPr>
-          <w:t>2Tm 1.8</w:t>
-        </w:r>
-      </w:hyperlink>
+      <w:r>
+        <w:rPr>
+          <w:lang w:val="fr_FR" w:bidi="fr_FR"/>
+        </w:rPr>
+        <w:t>2Tm 1.8</w:t>
+      </w:r>
       <w:r>
         <w:rPr>
           <w:lang w:val="fr_FR" w:bidi="fr_FR"/>
         </w:rPr>
         <w:t xml:space="preserve">, </w:t>
       </w:r>
-      <w:hyperlink r:id="rId92">
-        <w:r>
-          <w:rPr>
-            <w:lang w:val="fr_FR" w:bidi="fr_FR"/>
-          </w:rPr>
-          <w:rPr>
-            <w:color w:val="0000EE"/>
-            <w:u w:val="single"/>
-          </w:rPr>
-          <w:t xml:space="preserve">12 </w:t>
-        </w:r>
-      </w:hyperlink>
+      <w:r>
+        <w:rPr>
+          <w:lang w:val="fr_FR" w:bidi="fr_FR"/>
+        </w:rPr>
+        <w:t xml:space="preserve">12 </w:t>
+      </w:r>
       <w:r>
         <w:rPr>
           <w:lang w:val="fr_FR" w:bidi="fr_FR"/>
         </w:rPr>
         <w:t xml:space="preserve">; </w:t>
       </w:r>
-      <w:hyperlink r:id="rId89">
-        <w:r>
-          <w:rPr>
-            <w:lang w:val="fr_FR" w:bidi="fr_FR"/>
-          </w:rPr>
-          <w:rPr>
-            <w:color w:val="0000EE"/>
-            <w:u w:val="single"/>
-          </w:rPr>
-          <w:t xml:space="preserve">2.8–13 </w:t>
-        </w:r>
-      </w:hyperlink>
+      <w:r>
+        <w:rPr>
+          <w:lang w:val="fr_FR" w:bidi="fr_FR"/>
+        </w:rPr>
+        <w:t xml:space="preserve">2.8–13 </w:t>
+      </w:r>
       <w:r>
         <w:rPr>
           <w:lang w:val="fr_FR" w:bidi="fr_FR"/>
         </w:rPr>
         <w:t xml:space="preserve">; cf. </w:t>
       </w:r>
-      <w:hyperlink r:id="rId123">
-        <w:r>
-          <w:rPr>
-            <w:lang w:val="fr_FR" w:bidi="fr_FR"/>
-          </w:rPr>
-          <w:rPr>
-            <w:color w:val="0000EE"/>
-            <w:u w:val="single"/>
-          </w:rPr>
-          <w:t xml:space="preserve">1Co 4.8–13 </w:t>
-        </w:r>
-      </w:hyperlink>
+      <w:r>
+        <w:rPr>
+          <w:lang w:val="fr_FR" w:bidi="fr_FR"/>
+        </w:rPr>
+        <w:t xml:space="preserve">1Co 4.8–13 </w:t>
+      </w:r>
       <w:r>
         <w:rPr>
           <w:lang w:val="fr_FR" w:bidi="fr_FR"/>
         </w:rPr>
         <w:t xml:space="preserve">; </w:t>
       </w:r>
-      <w:hyperlink r:id="rId95">
-        <w:r>
-          <w:rPr>
-            <w:lang w:val="fr_FR" w:bidi="fr_FR"/>
-          </w:rPr>
-          <w:rPr>
-            <w:color w:val="0000EE"/>
-            <w:u w:val="single"/>
-          </w:rPr>
-          <w:t>2Co 12.8–10</w:t>
-        </w:r>
-      </w:hyperlink>
+      <w:r>
+        <w:rPr>
+          <w:lang w:val="fr_FR" w:bidi="fr_FR"/>
+        </w:rPr>
+        <w:t>2Co 12.8–10</w:t>
+      </w:r>
       <w:r>
         <w:rPr>
           <w:lang w:val="fr_FR" w:bidi="fr_FR"/>
         </w:rPr>
         <w:t>). Quelle que soit sa forme exacte, Paul décrit leur enseignement comme des « discours vains et profanes » (</w:t>
       </w:r>
-      <w:hyperlink r:id="rId103">
-        <w:r>
-          <w:rPr>
-            <w:lang w:val="fr_FR" w:bidi="fr_FR"/>
-          </w:rPr>
-          <w:rPr>
-            <w:color w:val="0000EE"/>
-            <w:u w:val="single"/>
-          </w:rPr>
-          <w:t>2Tm 2.16</w:t>
-        </w:r>
-      </w:hyperlink>
+      <w:r>
+        <w:rPr>
+          <w:lang w:val="fr_FR" w:bidi="fr_FR"/>
+        </w:rPr>
+        <w:t>2Tm 2.16</w:t>
+      </w:r>
       <w:r>
         <w:rPr>
           <w:lang w:val="fr_FR" w:bidi="fr_FR"/>
@@ -4207,216 +3439,144 @@
         </w:rPr>
         <w:t xml:space="preserve">Paul assure à Timothée que ces faux enseignements ne l'emporteront pas (voir </w:t>
       </w:r>
-      <w:hyperlink r:id="rId124">
-        <w:r>
-          <w:rPr>
-            <w:lang w:val="fr_FR" w:bidi="fr_FR"/>
-          </w:rPr>
-          <w:rPr>
-            <w:color w:val="0000EE"/>
-            <w:u w:val="single"/>
-          </w:rPr>
-          <w:t>3.9</w:t>
-        </w:r>
-      </w:hyperlink>
+      <w:r>
+        <w:rPr>
+          <w:lang w:val="fr_FR" w:bidi="fr_FR"/>
+        </w:rPr>
+        <w:t>3.9</w:t>
+      </w:r>
       <w:r>
         <w:rPr>
           <w:lang w:val="fr_FR" w:bidi="fr_FR"/>
         </w:rPr>
         <w:t>) et rappelle instamment à la pureté. • le solide fondement : Cette métaphore souligne toute immunité à la destruction (</w:t>
       </w:r>
-      <w:hyperlink r:id="rId125">
-        <w:r>
-          <w:rPr>
-            <w:lang w:val="fr_FR" w:bidi="fr_FR"/>
-          </w:rPr>
-          <w:rPr>
-            <w:color w:val="0000EE"/>
-            <w:u w:val="single"/>
-          </w:rPr>
-          <w:t>Es 28.16</w:t>
-        </w:r>
-      </w:hyperlink>
+      <w:r>
+        <w:rPr>
+          <w:lang w:val="fr_FR" w:bidi="fr_FR"/>
+        </w:rPr>
+        <w:t>Es 28.16</w:t>
+      </w:r>
       <w:r>
         <w:rPr>
           <w:lang w:val="fr_FR" w:bidi="fr_FR"/>
         </w:rPr>
         <w:t xml:space="preserve">) et pourrait renvoyer au temple (voir aussi </w:t>
       </w:r>
-      <w:hyperlink r:id="rId126">
-        <w:r>
-          <w:rPr>
-            <w:lang w:val="fr_FR" w:bidi="fr_FR"/>
-          </w:rPr>
-          <w:rPr>
-            <w:color w:val="0000EE"/>
-            <w:u w:val="single"/>
-          </w:rPr>
-          <w:t>1Tm 3.15</w:t>
-        </w:r>
-      </w:hyperlink>
+      <w:r>
+        <w:rPr>
+          <w:lang w:val="fr_FR" w:bidi="fr_FR"/>
+        </w:rPr>
+        <w:t>1Tm 3.15</w:t>
+      </w:r>
       <w:r>
         <w:rPr>
           <w:lang w:val="fr_FR" w:bidi="fr_FR"/>
         </w:rPr>
         <w:t xml:space="preserve"> ; </w:t>
       </w:r>
-      <w:hyperlink r:id="rId127">
-        <w:r>
-          <w:rPr>
-            <w:lang w:val="fr_FR" w:bidi="fr_FR"/>
-          </w:rPr>
-          <w:rPr>
-            <w:color w:val="0000EE"/>
-            <w:u w:val="single"/>
-          </w:rPr>
-          <w:t>1Co 3.11</w:t>
-        </w:r>
-      </w:hyperlink>
+      <w:r>
+        <w:rPr>
+          <w:lang w:val="fr_FR" w:bidi="fr_FR"/>
+        </w:rPr>
+        <w:t>1Co 3.11</w:t>
+      </w:r>
       <w:r>
         <w:rPr>
           <w:lang w:val="fr_FR" w:bidi="fr_FR"/>
         </w:rPr>
         <w:t xml:space="preserve"> ; </w:t>
       </w:r>
-      <w:hyperlink r:id="rId128">
-        <w:r>
-          <w:rPr>
-            <w:lang w:val="fr_FR" w:bidi="fr_FR"/>
-          </w:rPr>
-          <w:rPr>
-            <w:color w:val="0000EE"/>
-            <w:u w:val="single"/>
-          </w:rPr>
-          <w:t>Ep 2.20</w:t>
-        </w:r>
-      </w:hyperlink>
+      <w:r>
+        <w:rPr>
+          <w:lang w:val="fr_FR" w:bidi="fr_FR"/>
+        </w:rPr>
+        <w:t>Ep 2.20</w:t>
+      </w:r>
       <w:r>
         <w:rPr>
           <w:lang w:val="fr_FR" w:bidi="fr_FR"/>
         </w:rPr>
         <w:t xml:space="preserve"> ; </w:t>
       </w:r>
-      <w:hyperlink r:id="rId129">
-        <w:r>
-          <w:rPr>
-            <w:lang w:val="fr_FR" w:bidi="fr_FR"/>
-          </w:rPr>
-          <w:rPr>
-            <w:color w:val="0000EE"/>
-            <w:u w:val="single"/>
-          </w:rPr>
-          <w:t>1P 2.4–7</w:t>
-        </w:r>
-      </w:hyperlink>
+      <w:r>
+        <w:rPr>
+          <w:lang w:val="fr_FR" w:bidi="fr_FR"/>
+        </w:rPr>
+        <w:t>1P 2.4–7</w:t>
+      </w:r>
       <w:r>
         <w:rPr>
           <w:lang w:val="fr_FR" w:bidi="fr_FR"/>
         </w:rPr>
         <w:t xml:space="preserve"> ; </w:t>
       </w:r>
-      <w:hyperlink r:id="rId130">
-        <w:r>
-          <w:rPr>
-            <w:lang w:val="fr_FR" w:bidi="fr_FR"/>
-          </w:rPr>
-          <w:rPr>
-            <w:color w:val="0000EE"/>
-            <w:u w:val="single"/>
-          </w:rPr>
-          <w:t>Ap 21.14</w:t>
-        </w:r>
-      </w:hyperlink>
+      <w:r>
+        <w:rPr>
+          <w:lang w:val="fr_FR" w:bidi="fr_FR"/>
+        </w:rPr>
+        <w:t>Ap 21.14</w:t>
+      </w:r>
       <w:r>
         <w:rPr>
           <w:lang w:val="fr_FR" w:bidi="fr_FR"/>
         </w:rPr>
         <w:t xml:space="preserve">). • Le Seigneur connaît : cette citation fait allusion à </w:t>
       </w:r>
-      <w:hyperlink r:id="rId131">
-        <w:r>
-          <w:rPr>
-            <w:lang w:val="fr_FR" w:bidi="fr_FR"/>
-          </w:rPr>
-          <w:rPr>
-            <w:color w:val="0000EE"/>
-            <w:u w:val="single"/>
-          </w:rPr>
-          <w:t>Nb 16.5</w:t>
-        </w:r>
-      </w:hyperlink>
+      <w:r>
+        <w:rPr>
+          <w:lang w:val="fr_FR" w:bidi="fr_FR"/>
+        </w:rPr>
+        <w:t>Nb 16.5</w:t>
+      </w:r>
       <w:r>
         <w:rPr>
           <w:lang w:val="fr_FR" w:bidi="fr_FR"/>
         </w:rPr>
         <w:t xml:space="preserve">. • Tous ceux qui appartiennent au Seigneur doivent se détourner du mal : voir </w:t>
       </w:r>
-      <w:hyperlink r:id="rId132">
-        <w:r>
-          <w:rPr>
-            <w:lang w:val="fr_FR" w:bidi="fr_FR"/>
-          </w:rPr>
-          <w:rPr>
-            <w:color w:val="0000EE"/>
-            <w:u w:val="single"/>
-          </w:rPr>
-          <w:t>Es 52.11</w:t>
-        </w:r>
-      </w:hyperlink>
+      <w:r>
+        <w:rPr>
+          <w:lang w:val="fr_FR" w:bidi="fr_FR"/>
+        </w:rPr>
+        <w:t>Es 52.11</w:t>
+      </w:r>
       <w:r>
         <w:rPr>
           <w:lang w:val="fr_FR" w:bidi="fr_FR"/>
         </w:rPr>
         <w:t xml:space="preserve"> ; cf. </w:t>
       </w:r>
-      <w:hyperlink r:id="rId133">
-        <w:r>
-          <w:rPr>
-            <w:lang w:val="fr_FR" w:bidi="fr_FR"/>
-          </w:rPr>
-          <w:rPr>
-            <w:color w:val="0000EE"/>
-            <w:u w:val="single"/>
-          </w:rPr>
-          <w:t>Nb 16.26–27</w:t>
-        </w:r>
-      </w:hyperlink>
+      <w:r>
+        <w:rPr>
+          <w:lang w:val="fr_FR" w:bidi="fr_FR"/>
+        </w:rPr>
+        <w:t>Nb 16.26–27</w:t>
+      </w:r>
       <w:r>
         <w:rPr>
           <w:lang w:val="fr_FR" w:bidi="fr_FR"/>
         </w:rPr>
         <w:t xml:space="preserve"> ; </w:t>
       </w:r>
-      <w:hyperlink r:id="rId134">
-        <w:r>
-          <w:rPr>
-            <w:lang w:val="fr_FR" w:bidi="fr_FR"/>
-          </w:rPr>
-          <w:rPr>
-            <w:color w:val="0000EE"/>
-            <w:u w:val="single"/>
-          </w:rPr>
-          <w:t>Lv 24.16</w:t>
-        </w:r>
-      </w:hyperlink>
+      <w:r>
+        <w:rPr>
+          <w:lang w:val="fr_FR" w:bidi="fr_FR"/>
+        </w:rPr>
+        <w:t>Lv 24.16</w:t>
+      </w:r>
       <w:r>
         <w:rPr>
           <w:lang w:val="fr_FR" w:bidi="fr_FR"/>
         </w:rPr>
         <w:t xml:space="preserve"> ; </w:t>
       </w:r>
-      <w:hyperlink r:id="rId135">
-        <w:r>
-          <w:rPr>
-            <w:lang w:val="fr_FR" w:bidi="fr_FR"/>
-          </w:rPr>
-          <w:rPr>
-            <w:color w:val="0000EE"/>
-            <w:u w:val="single"/>
-          </w:rPr>
-          <w:t>Ps 6.8</w:t>
-        </w:r>
-      </w:hyperlink>
+      <w:r>
+        <w:rPr>
+          <w:lang w:val="fr_FR" w:bidi="fr_FR"/>
+        </w:rPr>
+        <w:t>Ps 6.8</w:t>
+      </w:r>
       <w:r>
         <w:rPr>
           <w:lang w:val="fr_FR" w:bidi="fr_FR"/>
@@ -4471,36 +3631,24 @@
         </w:rPr>
         <w:t xml:space="preserve">Pour développer </w:t>
       </w:r>
-      <w:hyperlink r:id="rId97">
-        <w:r>
-          <w:rPr>
-            <w:lang w:val="fr_FR" w:bidi="fr_FR"/>
-          </w:rPr>
-          <w:rPr>
-            <w:color w:val="0000EE"/>
-            <w:u w:val="single"/>
-          </w:rPr>
-          <w:t>2.19</w:t>
-        </w:r>
-      </w:hyperlink>
+      <w:r>
+        <w:rPr>
+          <w:lang w:val="fr_FR" w:bidi="fr_FR"/>
+        </w:rPr>
+        <w:t>2.19</w:t>
+      </w:r>
       <w:r>
         <w:rPr>
           <w:lang w:val="fr_FR" w:bidi="fr_FR"/>
         </w:rPr>
         <w:t xml:space="preserve">, Paul compare avec les ustensiles d'une riche maison (voir </w:t>
       </w:r>
-      <w:hyperlink r:id="rId136">
-        <w:r>
-          <w:rPr>
-            <w:lang w:val="fr_FR" w:bidi="fr_FR"/>
-          </w:rPr>
-          <w:rPr>
-            <w:color w:val="0000EE"/>
-            <w:u w:val="single"/>
-          </w:rPr>
-          <w:t>Rm 9.21</w:t>
-        </w:r>
-      </w:hyperlink>
+      <w:r>
+        <w:rPr>
+          <w:lang w:val="fr_FR" w:bidi="fr_FR"/>
+        </w:rPr>
+        <w:t>Rm 9.21</w:t>
+      </w:r>
       <w:r>
         <w:rPr>
           <w:lang w:val="fr_FR" w:bidi="fr_FR"/>
@@ -4555,162 +3703,108 @@
         </w:rPr>
         <w:t xml:space="preserve">Ceux qui invoquent le Seigneur : cf. </w:t>
       </w:r>
-      <w:hyperlink r:id="rId137">
-        <w:r>
-          <w:rPr>
-            <w:lang w:val="fr_FR" w:bidi="fr_FR"/>
-          </w:rPr>
-          <w:rPr>
-            <w:color w:val="0000EE"/>
-            <w:u w:val="single"/>
-          </w:rPr>
-          <w:t>Ps 99.6</w:t>
-        </w:r>
-      </w:hyperlink>
+      <w:r>
+        <w:rPr>
+          <w:lang w:val="fr_FR" w:bidi="fr_FR"/>
+        </w:rPr>
+        <w:t>Ps 99.6</w:t>
+      </w:r>
       <w:r>
         <w:rPr>
           <w:lang w:val="fr_FR" w:bidi="fr_FR"/>
         </w:rPr>
         <w:t xml:space="preserve"> ; </w:t>
       </w:r>
-      <w:hyperlink r:id="rId138">
-        <w:r>
-          <w:rPr>
-            <w:lang w:val="fr_FR" w:bidi="fr_FR"/>
-          </w:rPr>
-          <w:rPr>
-            <w:color w:val="0000EE"/>
-            <w:u w:val="single"/>
-          </w:rPr>
-          <w:t>Jl 2.32</w:t>
-        </w:r>
-      </w:hyperlink>
+      <w:r>
+        <w:rPr>
+          <w:lang w:val="fr_FR" w:bidi="fr_FR"/>
+        </w:rPr>
+        <w:t>Jl 2.32</w:t>
+      </w:r>
       <w:r>
         <w:rPr>
           <w:lang w:val="fr_FR" w:bidi="fr_FR"/>
         </w:rPr>
         <w:t xml:space="preserve"> ; </w:t>
       </w:r>
-      <w:hyperlink r:id="rId139">
-        <w:r>
-          <w:rPr>
-            <w:lang w:val="fr_FR" w:bidi="fr_FR"/>
-          </w:rPr>
-          <w:rPr>
-            <w:color w:val="0000EE"/>
-            <w:u w:val="single"/>
-          </w:rPr>
-          <w:t>Ac 2.21</w:t>
-        </w:r>
-      </w:hyperlink>
+      <w:r>
+        <w:rPr>
+          <w:lang w:val="fr_FR" w:bidi="fr_FR"/>
+        </w:rPr>
+        <w:t>Ac 2.21</w:t>
+      </w:r>
       <w:r>
         <w:rPr>
           <w:lang w:val="fr_FR" w:bidi="fr_FR"/>
         </w:rPr>
         <w:t xml:space="preserve"> ; </w:t>
       </w:r>
-      <w:hyperlink r:id="rId140">
-        <w:r>
-          <w:rPr>
-            <w:lang w:val="fr_FR" w:bidi="fr_FR"/>
-          </w:rPr>
-          <w:rPr>
-            <w:color w:val="0000EE"/>
-            <w:u w:val="single"/>
-          </w:rPr>
-          <w:t>9.14</w:t>
-        </w:r>
-      </w:hyperlink>
+      <w:r>
+        <w:rPr>
+          <w:lang w:val="fr_FR" w:bidi="fr_FR"/>
+        </w:rPr>
+        <w:t>9.14</w:t>
+      </w:r>
       <w:r>
         <w:rPr>
           <w:lang w:val="fr_FR" w:bidi="fr_FR"/>
         </w:rPr>
         <w:t xml:space="preserve">, </w:t>
       </w:r>
-      <w:hyperlink r:id="rId141">
-        <w:r>
-          <w:rPr>
-            <w:lang w:val="fr_FR" w:bidi="fr_FR"/>
-          </w:rPr>
-          <w:rPr>
-            <w:color w:val="0000EE"/>
-            <w:u w:val="single"/>
-          </w:rPr>
-          <w:t>21</w:t>
-        </w:r>
-      </w:hyperlink>
+      <w:r>
+        <w:rPr>
+          <w:lang w:val="fr_FR" w:bidi="fr_FR"/>
+        </w:rPr>
+        <w:t>21</w:t>
+      </w:r>
       <w:r>
         <w:rPr>
           <w:lang w:val="fr_FR" w:bidi="fr_FR"/>
         </w:rPr>
         <w:t xml:space="preserve"> ; </w:t>
       </w:r>
-      <w:hyperlink r:id="rId142">
-        <w:r>
-          <w:rPr>
-            <w:lang w:val="fr_FR" w:bidi="fr_FR"/>
-          </w:rPr>
-          <w:rPr>
-            <w:color w:val="0000EE"/>
-            <w:u w:val="single"/>
-          </w:rPr>
-          <w:t>22.16</w:t>
-        </w:r>
-      </w:hyperlink>
+      <w:r>
+        <w:rPr>
+          <w:lang w:val="fr_FR" w:bidi="fr_FR"/>
+        </w:rPr>
+        <w:t>22.16</w:t>
+      </w:r>
       <w:r>
         <w:rPr>
           <w:lang w:val="fr_FR" w:bidi="fr_FR"/>
         </w:rPr>
         <w:t xml:space="preserve"> ; </w:t>
       </w:r>
-      <w:hyperlink r:id="rId143">
-        <w:r>
-          <w:rPr>
-            <w:lang w:val="fr_FR" w:bidi="fr_FR"/>
-          </w:rPr>
-          <w:rPr>
-            <w:color w:val="0000EE"/>
-            <w:u w:val="single"/>
-          </w:rPr>
-          <w:t>Rm 10.12–13</w:t>
-        </w:r>
-      </w:hyperlink>
+      <w:r>
+        <w:rPr>
+          <w:lang w:val="fr_FR" w:bidi="fr_FR"/>
+        </w:rPr>
+        <w:t>Rm 10.12–13</w:t>
+      </w:r>
       <w:r>
         <w:rPr>
           <w:lang w:val="fr_FR" w:bidi="fr_FR"/>
         </w:rPr>
         <w:t xml:space="preserve"> ; </w:t>
       </w:r>
-      <w:hyperlink r:id="rId144">
-        <w:r>
-          <w:rPr>
-            <w:lang w:val="fr_FR" w:bidi="fr_FR"/>
-          </w:rPr>
-          <w:rPr>
-            <w:color w:val="0000EE"/>
-            <w:u w:val="single"/>
-          </w:rPr>
-          <w:t>1Co 1.2</w:t>
-        </w:r>
-      </w:hyperlink>
+      <w:r>
+        <w:rPr>
+          <w:lang w:val="fr_FR" w:bidi="fr_FR"/>
+        </w:rPr>
+        <w:t>1Co 1.2</w:t>
+      </w:r>
       <w:r>
         <w:rPr>
           <w:lang w:val="fr_FR" w:bidi="fr_FR"/>
         </w:rPr>
         <w:t xml:space="preserve">. • D'un cœur pur : cf. </w:t>
       </w:r>
-      <w:hyperlink r:id="rId21">
-        <w:r>
-          <w:rPr>
-            <w:lang w:val="fr_FR" w:bidi="fr_FR"/>
-          </w:rPr>
-          <w:rPr>
-            <w:color w:val="0000EE"/>
-            <w:u w:val="single"/>
-          </w:rPr>
-          <w:t>1Tm 1.5</w:t>
-        </w:r>
-      </w:hyperlink>
+      <w:r>
+        <w:rPr>
+          <w:lang w:val="fr_FR" w:bidi="fr_FR"/>
+        </w:rPr>
+        <w:t>1Tm 1.5</w:t>
+      </w:r>
       <w:r>
         <w:rPr>
           <w:lang w:val="fr_FR" w:bidi="fr_FR"/>
@@ -4765,90 +3859,60 @@
         </w:rPr>
         <w:t xml:space="preserve">Un serviteur du Seigneur : voir </w:t>
       </w:r>
-      <w:hyperlink r:id="rId145">
-        <w:r>
-          <w:rPr>
-            <w:lang w:val="fr_FR" w:bidi="fr_FR"/>
-          </w:rPr>
-          <w:rPr>
-            <w:color w:val="0000EE"/>
-            <w:u w:val="single"/>
-          </w:rPr>
-          <w:t>Ti 1.1</w:t>
-        </w:r>
-      </w:hyperlink>
+      <w:r>
+        <w:rPr>
+          <w:lang w:val="fr_FR" w:bidi="fr_FR"/>
+        </w:rPr>
+        <w:t>Ti 1.1</w:t>
+      </w:r>
       <w:r>
         <w:rPr>
           <w:lang w:val="fr_FR" w:bidi="fr_FR"/>
         </w:rPr>
         <w:t xml:space="preserve"> ; cf. </w:t>
       </w:r>
-      <w:hyperlink r:id="rId146">
-        <w:r>
-          <w:rPr>
-            <w:lang w:val="fr_FR" w:bidi="fr_FR"/>
-          </w:rPr>
-          <w:rPr>
-            <w:color w:val="0000EE"/>
-            <w:u w:val="single"/>
-          </w:rPr>
-          <w:t>Es 42.1–2</w:t>
-        </w:r>
-      </w:hyperlink>
+      <w:r>
+        <w:rPr>
+          <w:lang w:val="fr_FR" w:bidi="fr_FR"/>
+        </w:rPr>
+        <w:t>Es 42.1–2</w:t>
+      </w:r>
       <w:r>
         <w:rPr>
           <w:lang w:val="fr_FR" w:bidi="fr_FR"/>
         </w:rPr>
         <w:t xml:space="preserve"> ; </w:t>
       </w:r>
-      <w:hyperlink r:id="rId147">
-        <w:r>
-          <w:rPr>
-            <w:lang w:val="fr_FR" w:bidi="fr_FR"/>
-          </w:rPr>
-          <w:rPr>
-            <w:color w:val="0000EE"/>
-            <w:u w:val="single"/>
-          </w:rPr>
-          <w:t>50.6</w:t>
-        </w:r>
-      </w:hyperlink>
+      <w:r>
+        <w:rPr>
+          <w:lang w:val="fr_FR" w:bidi="fr_FR"/>
+        </w:rPr>
+        <w:t>50.6</w:t>
+      </w:r>
       <w:r>
         <w:rPr>
           <w:lang w:val="fr_FR" w:bidi="fr_FR"/>
         </w:rPr>
         <w:t xml:space="preserve"> ; </w:t>
       </w:r>
-      <w:hyperlink r:id="rId148">
-        <w:r>
-          <w:rPr>
-            <w:lang w:val="fr_FR" w:bidi="fr_FR"/>
-          </w:rPr>
-          <w:rPr>
-            <w:color w:val="0000EE"/>
-            <w:u w:val="single"/>
-          </w:rPr>
-          <w:t>53.7</w:t>
-        </w:r>
-      </w:hyperlink>
+      <w:r>
+        <w:rPr>
+          <w:lang w:val="fr_FR" w:bidi="fr_FR"/>
+        </w:rPr>
+        <w:t>53.7</w:t>
+      </w:r>
       <w:r>
         <w:rPr>
           <w:lang w:val="fr_FR" w:bidi="fr_FR"/>
         </w:rPr>
         <w:t xml:space="preserve"> ; </w:t>
       </w:r>
-      <w:hyperlink r:id="rId149">
-        <w:r>
-          <w:rPr>
-            <w:lang w:val="fr_FR" w:bidi="fr_FR"/>
-          </w:rPr>
-          <w:rPr>
-            <w:color w:val="0000EE"/>
-            <w:u w:val="single"/>
-          </w:rPr>
-          <w:t>Mt 12.14–21</w:t>
-        </w:r>
-      </w:hyperlink>
+      <w:r>
+        <w:rPr>
+          <w:lang w:val="fr_FR" w:bidi="fr_FR"/>
+        </w:rPr>
+        <w:t>Mt 12.14–21</w:t>
+      </w:r>
       <w:r>
         <w:rPr>
           <w:lang w:val="fr_FR" w:bidi="fr_FR"/>
@@ -4867,36 +3931,24 @@
         </w:rPr>
         <w:t xml:space="preserve"> : voir </w:t>
       </w:r>
-      <w:hyperlink r:id="rId150">
-        <w:r>
-          <w:rPr>
-            <w:lang w:val="fr_FR" w:bidi="fr_FR"/>
-          </w:rPr>
-          <w:rPr>
-            <w:color w:val="0000EE"/>
-            <w:u w:val="single"/>
-          </w:rPr>
-          <w:t>1Tm 3.2–3</w:t>
-        </w:r>
-      </w:hyperlink>
+      <w:r>
+        <w:rPr>
+          <w:lang w:val="fr_FR" w:bidi="fr_FR"/>
+        </w:rPr>
+        <w:t>1Tm 3.2–3</w:t>
+      </w:r>
       <w:r>
         <w:rPr>
           <w:lang w:val="fr_FR" w:bidi="fr_FR"/>
         </w:rPr>
         <w:t xml:space="preserve"> ; </w:t>
       </w:r>
-      <w:hyperlink r:id="rId151">
-        <w:r>
-          <w:rPr>
-            <w:lang w:val="fr_FR" w:bidi="fr_FR"/>
-          </w:rPr>
-          <w:rPr>
-            <w:color w:val="0000EE"/>
-            <w:u w:val="single"/>
-          </w:rPr>
-          <w:t>Ti 3.2</w:t>
-        </w:r>
-      </w:hyperlink>
+      <w:r>
+        <w:rPr>
+          <w:lang w:val="fr_FR" w:bidi="fr_FR"/>
+        </w:rPr>
+        <w:t>Ti 3.2</w:t>
+      </w:r>
       <w:r>
         <w:rPr>
           <w:lang w:val="fr_FR" w:bidi="fr_FR"/>
@@ -4951,108 +4003,72 @@
         </w:rPr>
         <w:t xml:space="preserve">Redresser avec douceur : cf. </w:t>
       </w:r>
-      <w:hyperlink r:id="rId152">
-        <w:r>
-          <w:rPr>
-            <w:lang w:val="fr_FR" w:bidi="fr_FR"/>
-          </w:rPr>
-          <w:rPr>
-            <w:color w:val="0000EE"/>
-            <w:u w:val="single"/>
-          </w:rPr>
-          <w:t>1Co 4.21</w:t>
-        </w:r>
-      </w:hyperlink>
+      <w:r>
+        <w:rPr>
+          <w:lang w:val="fr_FR" w:bidi="fr_FR"/>
+        </w:rPr>
+        <w:t>1Co 4.21</w:t>
+      </w:r>
       <w:r>
         <w:rPr>
           <w:lang w:val="fr_FR" w:bidi="fr_FR"/>
         </w:rPr>
         <w:t xml:space="preserve"> ; </w:t>
       </w:r>
-      <w:hyperlink r:id="rId153">
-        <w:r>
-          <w:rPr>
-            <w:lang w:val="fr_FR" w:bidi="fr_FR"/>
-          </w:rPr>
-          <w:rPr>
-            <w:color w:val="0000EE"/>
-            <w:u w:val="single"/>
-          </w:rPr>
-          <w:t>2Co 10.1</w:t>
-        </w:r>
-      </w:hyperlink>
+      <w:r>
+        <w:rPr>
+          <w:lang w:val="fr_FR" w:bidi="fr_FR"/>
+        </w:rPr>
+        <w:t>2Co 10.1</w:t>
+      </w:r>
       <w:r>
         <w:rPr>
           <w:lang w:val="fr_FR" w:bidi="fr_FR"/>
         </w:rPr>
         <w:t xml:space="preserve"> ; </w:t>
       </w:r>
-      <w:hyperlink r:id="rId154">
-        <w:r>
-          <w:rPr>
-            <w:lang w:val="fr_FR" w:bidi="fr_FR"/>
-          </w:rPr>
-          <w:rPr>
-            <w:color w:val="0000EE"/>
-            <w:u w:val="single"/>
-          </w:rPr>
-          <w:t>1Th 5.14</w:t>
-        </w:r>
-      </w:hyperlink>
+      <w:r>
+        <w:rPr>
+          <w:lang w:val="fr_FR" w:bidi="fr_FR"/>
+        </w:rPr>
+        <w:t>1Th 5.14</w:t>
+      </w:r>
       <w:r>
         <w:rPr>
           <w:lang w:val="fr_FR" w:bidi="fr_FR"/>
         </w:rPr>
         <w:t xml:space="preserve"> ; </w:t>
       </w:r>
-      <w:hyperlink r:id="rId155">
-        <w:r>
-          <w:rPr>
-            <w:lang w:val="fr_FR" w:bidi="fr_FR"/>
-          </w:rPr>
-          <w:rPr>
-            <w:color w:val="0000EE"/>
-            <w:u w:val="single"/>
-          </w:rPr>
-          <w:t>2Th 3.14–15</w:t>
-        </w:r>
-      </w:hyperlink>
+      <w:r>
+        <w:rPr>
+          <w:lang w:val="fr_FR" w:bidi="fr_FR"/>
+        </w:rPr>
+        <w:t>2Th 3.14–15</w:t>
+      </w:r>
       <w:r>
         <w:rPr>
           <w:lang w:val="fr_FR" w:bidi="fr_FR"/>
         </w:rPr>
         <w:t xml:space="preserve"> ; </w:t>
       </w:r>
-      <w:hyperlink r:id="rId156">
-        <w:r>
-          <w:rPr>
-            <w:lang w:val="fr_FR" w:bidi="fr_FR"/>
-          </w:rPr>
-          <w:rPr>
-            <w:color w:val="0000EE"/>
-            <w:u w:val="single"/>
-          </w:rPr>
-          <w:t>Ti 3.10–11</w:t>
-        </w:r>
-      </w:hyperlink>
+      <w:r>
+        <w:rPr>
+          <w:lang w:val="fr_FR" w:bidi="fr_FR"/>
+        </w:rPr>
+        <w:t>Ti 3.10–11</w:t>
+      </w:r>
       <w:r>
         <w:rPr>
           <w:lang w:val="fr_FR" w:bidi="fr_FR"/>
         </w:rPr>
         <w:t xml:space="preserve"> ; </w:t>
       </w:r>
-      <w:hyperlink r:id="rId157">
-        <w:r>
-          <w:rPr>
-            <w:lang w:val="fr_FR" w:bidi="fr_FR"/>
-          </w:rPr>
-          <w:rPr>
-            <w:color w:val="0000EE"/>
-            <w:u w:val="single"/>
-          </w:rPr>
-          <w:t>Jd 1.22–23</w:t>
-        </w:r>
-      </w:hyperlink>
+      <w:r>
+        <w:rPr>
+          <w:lang w:val="fr_FR" w:bidi="fr_FR"/>
+        </w:rPr>
+        <w:t>Jd 1.22–23</w:t>
+      </w:r>
       <w:r>
         <w:rPr>
           <w:lang w:val="fr_FR" w:bidi="fr_FR"/>
@@ -5107,108 +4123,72 @@
         </w:rPr>
         <w:t xml:space="preserve">Paul décrit comment seront les hommes dans les derniers jours (voir aussi </w:t>
       </w:r>
-      <w:hyperlink r:id="rId158">
-        <w:r>
-          <w:rPr>
-            <w:lang w:val="fr_FR" w:bidi="fr_FR"/>
-          </w:rPr>
-          <w:rPr>
-            <w:color w:val="0000EE"/>
-            <w:u w:val="single"/>
-          </w:rPr>
-          <w:t>1Tm 4.1–5</w:t>
-        </w:r>
-      </w:hyperlink>
+      <w:r>
+        <w:rPr>
+          <w:lang w:val="fr_FR" w:bidi="fr_FR"/>
+        </w:rPr>
+        <w:t>1Tm 4.1–5</w:t>
+      </w:r>
       <w:r>
         <w:rPr>
           <w:lang w:val="fr_FR" w:bidi="fr_FR"/>
         </w:rPr>
         <w:t xml:space="preserve"> ; </w:t>
       </w:r>
-      <w:hyperlink r:id="rId159">
-        <w:r>
-          <w:rPr>
-            <w:lang w:val="fr_FR" w:bidi="fr_FR"/>
-          </w:rPr>
-          <w:rPr>
-            <w:color w:val="0000EE"/>
-            <w:u w:val="single"/>
-          </w:rPr>
-          <w:t>2P 2.1–22</w:t>
-        </w:r>
-      </w:hyperlink>
+      <w:r>
+        <w:rPr>
+          <w:lang w:val="fr_FR" w:bidi="fr_FR"/>
+        </w:rPr>
+        <w:t>2P 2.1–22</w:t>
+      </w:r>
       <w:r>
         <w:rPr>
           <w:lang w:val="fr_FR" w:bidi="fr_FR"/>
         </w:rPr>
         <w:t xml:space="preserve"> ; </w:t>
       </w:r>
-      <w:hyperlink r:id="rId160">
-        <w:r>
-          <w:rPr>
-            <w:lang w:val="fr_FR" w:bidi="fr_FR"/>
-          </w:rPr>
-          <w:rPr>
-            <w:color w:val="0000EE"/>
-            <w:u w:val="single"/>
-          </w:rPr>
-          <w:t>3.3</w:t>
-        </w:r>
-      </w:hyperlink>
+      <w:r>
+        <w:rPr>
+          <w:lang w:val="fr_FR" w:bidi="fr_FR"/>
+        </w:rPr>
+        <w:t>3.3</w:t>
+      </w:r>
       <w:r>
         <w:rPr>
           <w:lang w:val="fr_FR" w:bidi="fr_FR"/>
         </w:rPr>
         <w:t xml:space="preserve"> ; </w:t>
       </w:r>
-      <w:hyperlink r:id="rId161">
-        <w:r>
-          <w:rPr>
-            <w:lang w:val="fr_FR" w:bidi="fr_FR"/>
-          </w:rPr>
-          <w:rPr>
-            <w:color w:val="0000EE"/>
-            <w:u w:val="single"/>
-          </w:rPr>
-          <w:t>Jd 1.18</w:t>
-        </w:r>
-      </w:hyperlink>
+      <w:r>
+        <w:rPr>
+          <w:lang w:val="fr_FR" w:bidi="fr_FR"/>
+        </w:rPr>
+        <w:t>Jd 1.18</w:t>
+      </w:r>
       <w:r>
         <w:rPr>
           <w:lang w:val="fr_FR" w:bidi="fr_FR"/>
         </w:rPr>
         <w:t>), qui ont déjà commencé (</w:t>
       </w:r>
-      <w:hyperlink r:id="rId162">
-        <w:r>
-          <w:rPr>
-            <w:lang w:val="fr_FR" w:bidi="fr_FR"/>
-          </w:rPr>
-          <w:rPr>
-            <w:color w:val="0000EE"/>
-            <w:u w:val="single"/>
-          </w:rPr>
-          <w:t>2Tm 3.5</w:t>
-        </w:r>
-      </w:hyperlink>
+      <w:r>
+        <w:rPr>
+          <w:lang w:val="fr_FR" w:bidi="fr_FR"/>
+        </w:rPr>
+        <w:t>2Tm 3.5</w:t>
+      </w:r>
       <w:r>
         <w:rPr>
           <w:lang w:val="fr_FR" w:bidi="fr_FR"/>
         </w:rPr>
         <w:t xml:space="preserve">, </w:t>
       </w:r>
-      <w:hyperlink r:id="rId163">
-        <w:r>
-          <w:rPr>
-            <w:lang w:val="fr_FR" w:bidi="fr_FR"/>
-          </w:rPr>
-          <w:rPr>
-            <w:color w:val="0000EE"/>
-            <w:u w:val="single"/>
-          </w:rPr>
-          <w:t>6–9</w:t>
-        </w:r>
-      </w:hyperlink>
+      <w:r>
+        <w:rPr>
+          <w:lang w:val="fr_FR" w:bidi="fr_FR"/>
+        </w:rPr>
+        <w:t>6–9</w:t>
+      </w:r>
       <w:r>
         <w:rPr>
           <w:lang w:val="fr_FR" w:bidi="fr_FR"/>
@@ -5311,54 +4291,36 @@
         </w:rPr>
         <w:t>De pareils hommes (</w:t>
       </w:r>
-      <w:hyperlink r:id="rId164">
-        <w:r>
-          <w:rPr>
-            <w:lang w:val="fr_FR" w:bidi="fr_FR"/>
-          </w:rPr>
-          <w:rPr>
-            <w:color w:val="0000EE"/>
-            <w:u w:val="single"/>
-          </w:rPr>
-          <w:t>3.2–4</w:t>
-        </w:r>
-      </w:hyperlink>
+      <w:r>
+        <w:rPr>
+          <w:lang w:val="fr_FR" w:bidi="fr_FR"/>
+        </w:rPr>
+        <w:t>3.2–4</w:t>
+      </w:r>
       <w:r>
         <w:rPr>
           <w:lang w:val="fr_FR" w:bidi="fr_FR"/>
         </w:rPr>
         <w:t xml:space="preserve">) ont rejeté l'enseignement sain et se sont coupés de la puissance qui aurait pu les rendre pieuses (voir </w:t>
       </w:r>
-      <w:hyperlink r:id="rId165">
-        <w:r>
-          <w:rPr>
-            <w:lang w:val="fr_FR" w:bidi="fr_FR"/>
-          </w:rPr>
-          <w:rPr>
-            <w:color w:val="0000EE"/>
-            <w:u w:val="single"/>
-          </w:rPr>
-          <w:t>1Tm 1.5–11</w:t>
-        </w:r>
-      </w:hyperlink>
+      <w:r>
+        <w:rPr>
+          <w:lang w:val="fr_FR" w:bidi="fr_FR"/>
+        </w:rPr>
+        <w:t>1Tm 1.5–11</w:t>
+      </w:r>
       <w:r>
         <w:rPr>
           <w:lang w:val="fr_FR" w:bidi="fr_FR"/>
         </w:rPr>
         <w:t xml:space="preserve"> ; </w:t>
       </w:r>
-      <w:hyperlink r:id="rId116">
-        <w:r>
-          <w:rPr>
-            <w:lang w:val="fr_FR" w:bidi="fr_FR"/>
-          </w:rPr>
-          <w:rPr>
-            <w:color w:val="0000EE"/>
-            <w:u w:val="single"/>
-          </w:rPr>
-          <w:t>Col 2.16–23</w:t>
-        </w:r>
-      </w:hyperlink>
+      <w:r>
+        <w:rPr>
+          <w:lang w:val="fr_FR" w:bidi="fr_FR"/>
+        </w:rPr>
+        <w:t>Col 2.16–23</w:t>
+      </w:r>
       <w:r>
         <w:rPr>
           <w:lang w:val="fr_FR" w:bidi="fr_FR"/>
@@ -5413,72 +4375,48 @@
         </w:rPr>
         <w:t>L'effet des faux enseignants sur les ménages et les femmes est une préoccupation constante dans les lettres de Paul à Timothée et à Tite (</w:t>
       </w:r>
-      <w:hyperlink r:id="rId166">
-        <w:r>
-          <w:rPr>
-            <w:lang w:val="fr_FR" w:bidi="fr_FR"/>
-          </w:rPr>
-          <w:rPr>
-            <w:color w:val="0000EE"/>
-            <w:u w:val="single"/>
-          </w:rPr>
-          <w:t>Ti 1.11</w:t>
-        </w:r>
-      </w:hyperlink>
+      <w:r>
+        <w:rPr>
+          <w:lang w:val="fr_FR" w:bidi="fr_FR"/>
+        </w:rPr>
+        <w:t>Ti 1.11</w:t>
+      </w:r>
       <w:r>
         <w:rPr>
           <w:lang w:val="fr_FR" w:bidi="fr_FR"/>
         </w:rPr>
         <w:t xml:space="preserve"> ; voir </w:t>
       </w:r>
-      <w:hyperlink r:id="rId122">
-        <w:r>
-          <w:rPr>
-            <w:lang w:val="fr_FR" w:bidi="fr_FR"/>
-          </w:rPr>
-          <w:rPr>
-            <w:color w:val="0000EE"/>
-            <w:u w:val="single"/>
-          </w:rPr>
-          <w:t>1Tm 2.11–15</w:t>
-        </w:r>
-      </w:hyperlink>
+      <w:r>
+        <w:rPr>
+          <w:lang w:val="fr_FR" w:bidi="fr_FR"/>
+        </w:rPr>
+        <w:t>1Tm 2.11–15</w:t>
+      </w:r>
       <w:r>
         <w:rPr>
           <w:lang w:val="fr_FR" w:bidi="fr_FR"/>
         </w:rPr>
         <w:t xml:space="preserve"> ; </w:t>
       </w:r>
-      <w:hyperlink r:id="rId167">
-        <w:r>
-          <w:rPr>
-            <w:lang w:val="fr_FR" w:bidi="fr_FR"/>
-          </w:rPr>
-          <w:rPr>
-            <w:color w:val="0000EE"/>
-            <w:u w:val="single"/>
-          </w:rPr>
-          <w:t>3.4–5</w:t>
-        </w:r>
-      </w:hyperlink>
+      <w:r>
+        <w:rPr>
+          <w:lang w:val="fr_FR" w:bidi="fr_FR"/>
+        </w:rPr>
+        <w:t>3.4–5</w:t>
+      </w:r>
       <w:r>
         <w:rPr>
           <w:lang w:val="fr_FR" w:bidi="fr_FR"/>
         </w:rPr>
         <w:t xml:space="preserve"> ; </w:t>
       </w:r>
-      <w:hyperlink r:id="rId168">
-        <w:r>
-          <w:rPr>
-            <w:lang w:val="fr_FR" w:bidi="fr_FR"/>
-          </w:rPr>
-          <w:rPr>
-            <w:color w:val="0000EE"/>
-            <w:u w:val="single"/>
-          </w:rPr>
-          <w:t>5.14–15</w:t>
-        </w:r>
-      </w:hyperlink>
+      <w:r>
+        <w:rPr>
+          <w:lang w:val="fr_FR" w:bidi="fr_FR"/>
+        </w:rPr>
+        <w:t>5.14–15</w:t>
+      </w:r>
       <w:r>
         <w:rPr>
           <w:lang w:val="fr_FR" w:bidi="fr_FR"/>
@@ -5533,54 +4471,36 @@
         </w:rPr>
         <w:t xml:space="preserve">Jannès et Jambrès sont, traditionnellement, les noms des sorciers égyptiens qui s'opposèrent à Moïse (voir </w:t>
       </w:r>
-      <w:hyperlink r:id="rId169">
-        <w:r>
-          <w:rPr>
-            <w:lang w:val="fr_FR" w:bidi="fr_FR"/>
-          </w:rPr>
-          <w:rPr>
-            <w:color w:val="0000EE"/>
-            <w:u w:val="single"/>
-          </w:rPr>
-          <w:t>Ex 7.8–13</w:t>
-        </w:r>
-      </w:hyperlink>
+      <w:r>
+        <w:rPr>
+          <w:lang w:val="fr_FR" w:bidi="fr_FR"/>
+        </w:rPr>
+        <w:t>Ex 7.8–13</w:t>
+      </w:r>
       <w:r>
         <w:rPr>
           <w:lang w:val="fr_FR" w:bidi="fr_FR"/>
         </w:rPr>
         <w:t xml:space="preserve"> ; </w:t>
       </w:r>
-      <w:hyperlink r:id="rId170">
-        <w:r>
-          <w:rPr>
-            <w:lang w:val="fr_FR" w:bidi="fr_FR"/>
-          </w:rPr>
-          <w:rPr>
-            <w:color w:val="0000EE"/>
-            <w:u w:val="single"/>
-          </w:rPr>
-          <w:t>8.18</w:t>
-        </w:r>
-      </w:hyperlink>
+      <w:r>
+        <w:rPr>
+          <w:lang w:val="fr_FR" w:bidi="fr_FR"/>
+        </w:rPr>
+        <w:t>8.18</w:t>
+      </w:r>
       <w:r>
         <w:rPr>
           <w:lang w:val="fr_FR" w:bidi="fr_FR"/>
         </w:rPr>
         <w:t xml:space="preserve"> ; </w:t>
       </w:r>
-      <w:hyperlink r:id="rId171">
-        <w:r>
-          <w:rPr>
-            <w:lang w:val="fr_FR" w:bidi="fr_FR"/>
-          </w:rPr>
-          <w:rPr>
-            <w:color w:val="0000EE"/>
-            <w:u w:val="single"/>
-          </w:rPr>
-          <w:t>9.11</w:t>
-        </w:r>
-      </w:hyperlink>
+      <w:r>
+        <w:rPr>
+          <w:lang w:val="fr_FR" w:bidi="fr_FR"/>
+        </w:rPr>
+        <w:t>9.11</w:t>
+      </w:r>
       <w:r>
         <w:rPr>
           <w:lang w:val="fr_FR" w:bidi="fr_FR"/>
@@ -5661,216 +4581,144 @@
         </w:rPr>
         <w:t xml:space="preserve"> donc il savait tout ce que Paul avait souffert (voir </w:t>
       </w:r>
-      <w:hyperlink r:id="rId172">
-        <w:r>
-          <w:rPr>
-            <w:lang w:val="fr_FR" w:bidi="fr_FR"/>
-          </w:rPr>
-          <w:rPr>
-            <w:color w:val="0000EE"/>
-            <w:u w:val="single"/>
-          </w:rPr>
-          <w:t>Ac 13.14</w:t>
-        </w:r>
-      </w:hyperlink>
+      <w:r>
+        <w:rPr>
+          <w:lang w:val="fr_FR" w:bidi="fr_FR"/>
+        </w:rPr>
+        <w:t>Ac 13.14</w:t>
+      </w:r>
       <w:r>
         <w:rPr>
           <w:lang w:val="fr_FR" w:bidi="fr_FR"/>
         </w:rPr>
         <w:t xml:space="preserve">, </w:t>
       </w:r>
-      <w:hyperlink r:id="rId173">
-        <w:r>
-          <w:rPr>
-            <w:lang w:val="fr_FR" w:bidi="fr_FR"/>
-          </w:rPr>
-          <w:rPr>
-            <w:color w:val="0000EE"/>
-            <w:u w:val="single"/>
-          </w:rPr>
-          <w:t>45–51</w:t>
-        </w:r>
-      </w:hyperlink>
+      <w:r>
+        <w:rPr>
+          <w:lang w:val="fr_FR" w:bidi="fr_FR"/>
+        </w:rPr>
+        <w:t>45–51</w:t>
+      </w:r>
       <w:r>
         <w:rPr>
           <w:lang w:val="fr_FR" w:bidi="fr_FR"/>
         </w:rPr>
         <w:t xml:space="preserve"> ; </w:t>
       </w:r>
-      <w:hyperlink r:id="rId174">
-        <w:r>
-          <w:rPr>
-            <w:lang w:val="fr_FR" w:bidi="fr_FR"/>
-          </w:rPr>
-          <w:rPr>
-            <w:color w:val="0000EE"/>
-            <w:u w:val="single"/>
-          </w:rPr>
-          <w:t>14.1–8</w:t>
-        </w:r>
-      </w:hyperlink>
+      <w:r>
+        <w:rPr>
+          <w:lang w:val="fr_FR" w:bidi="fr_FR"/>
+        </w:rPr>
+        <w:t>14.1–8</w:t>
+      </w:r>
       <w:r>
         <w:rPr>
           <w:lang w:val="fr_FR" w:bidi="fr_FR"/>
         </w:rPr>
         <w:t xml:space="preserve">, </w:t>
       </w:r>
-      <w:hyperlink r:id="rId175">
-        <w:r>
-          <w:rPr>
-            <w:lang w:val="fr_FR" w:bidi="fr_FR"/>
-          </w:rPr>
-          <w:rPr>
-            <w:color w:val="0000EE"/>
-            <w:u w:val="single"/>
-          </w:rPr>
-          <w:t>19–22</w:t>
-        </w:r>
-      </w:hyperlink>
+      <w:r>
+        <w:rPr>
+          <w:lang w:val="fr_FR" w:bidi="fr_FR"/>
+        </w:rPr>
+        <w:t>19–22</w:t>
+      </w:r>
       <w:r>
         <w:rPr>
           <w:lang w:val="fr_FR" w:bidi="fr_FR"/>
         </w:rPr>
         <w:t>), bien qu'il ait été recruté après ces événements (</w:t>
       </w:r>
-      <w:hyperlink r:id="rId29">
-        <w:r>
-          <w:rPr>
-            <w:lang w:val="fr_FR" w:bidi="fr_FR"/>
-          </w:rPr>
-          <w:rPr>
-            <w:color w:val="0000EE"/>
-            <w:u w:val="single"/>
-          </w:rPr>
-          <w:t>Ac 16.1–3</w:t>
-        </w:r>
-      </w:hyperlink>
+      <w:r>
+        <w:rPr>
+          <w:lang w:val="fr_FR" w:bidi="fr_FR"/>
+        </w:rPr>
+        <w:t>Ac 16.1–3</w:t>
+      </w:r>
       <w:r>
         <w:rPr>
           <w:lang w:val="fr_FR" w:bidi="fr_FR"/>
         </w:rPr>
         <w:t xml:space="preserve">). • le Seigneur m'a délivré : Paul peut attester par sa propre vie que le Seigneur accomplit ses desseins à travers son serviteur fidèle (voir </w:t>
       </w:r>
-      <w:hyperlink r:id="rId176">
-        <w:r>
-          <w:rPr>
-            <w:lang w:val="fr_FR" w:bidi="fr_FR"/>
-          </w:rPr>
-          <w:rPr>
-            <w:color w:val="0000EE"/>
-            <w:u w:val="single"/>
-          </w:rPr>
-          <w:t>2Tm 4.6–8</w:t>
-        </w:r>
-      </w:hyperlink>
+      <w:r>
+        <w:rPr>
+          <w:lang w:val="fr_FR" w:bidi="fr_FR"/>
+        </w:rPr>
+        <w:t>2Tm 4.6–8</w:t>
+      </w:r>
       <w:r>
         <w:rPr>
           <w:lang w:val="fr_FR" w:bidi="fr_FR"/>
         </w:rPr>
         <w:t xml:space="preserve">, </w:t>
       </w:r>
-      <w:hyperlink r:id="rId17">
-        <w:r>
-          <w:rPr>
-            <w:lang w:val="fr_FR" w:bidi="fr_FR"/>
-          </w:rPr>
-          <w:rPr>
-            <w:color w:val="0000EE"/>
-            <w:u w:val="single"/>
-          </w:rPr>
-          <w:t>17–18</w:t>
-        </w:r>
-      </w:hyperlink>
+      <w:r>
+        <w:rPr>
+          <w:lang w:val="fr_FR" w:bidi="fr_FR"/>
+        </w:rPr>
+        <w:t>17–18</w:t>
+      </w:r>
       <w:r>
         <w:rPr>
           <w:lang w:val="fr_FR" w:bidi="fr_FR"/>
         </w:rPr>
         <w:t xml:space="preserve"> ; </w:t>
       </w:r>
-      <w:hyperlink r:id="rId177">
-        <w:r>
-          <w:rPr>
-            <w:lang w:val="fr_FR" w:bidi="fr_FR"/>
-          </w:rPr>
-          <w:rPr>
-            <w:color w:val="0000EE"/>
-            <w:u w:val="single"/>
-          </w:rPr>
-          <w:t>Ps 22.19–22</w:t>
-        </w:r>
-      </w:hyperlink>
+      <w:r>
+        <w:rPr>
+          <w:lang w:val="fr_FR" w:bidi="fr_FR"/>
+        </w:rPr>
+        <w:t>Ps 22.19–22</w:t>
+      </w:r>
       <w:r>
         <w:rPr>
           <w:lang w:val="fr_FR" w:bidi="fr_FR"/>
         </w:rPr>
         <w:t xml:space="preserve"> ; </w:t>
       </w:r>
-      <w:hyperlink r:id="rId178">
-        <w:r>
-          <w:rPr>
-            <w:lang w:val="fr_FR" w:bidi="fr_FR"/>
-          </w:rPr>
-          <w:rPr>
-            <w:color w:val="0000EE"/>
-            <w:u w:val="single"/>
-          </w:rPr>
-          <w:t>34.19</w:t>
-        </w:r>
-      </w:hyperlink>
+      <w:r>
+        <w:rPr>
+          <w:lang w:val="fr_FR" w:bidi="fr_FR"/>
+        </w:rPr>
+        <w:t>34.19</w:t>
+      </w:r>
       <w:r>
         <w:rPr>
           <w:lang w:val="fr_FR" w:bidi="fr_FR"/>
         </w:rPr>
         <w:t xml:space="preserve"> ; </w:t>
       </w:r>
-      <w:hyperlink r:id="rId179">
-        <w:r>
-          <w:rPr>
-            <w:lang w:val="fr_FR" w:bidi="fr_FR"/>
-          </w:rPr>
-          <w:rPr>
-            <w:color w:val="0000EE"/>
-            <w:u w:val="single"/>
-          </w:rPr>
-          <w:t>Dn 3.17–18</w:t>
-        </w:r>
-      </w:hyperlink>
+      <w:r>
+        <w:rPr>
+          <w:lang w:val="fr_FR" w:bidi="fr_FR"/>
+        </w:rPr>
+        <w:t>Dn 3.17–18</w:t>
+      </w:r>
       <w:r>
         <w:rPr>
           <w:lang w:val="fr_FR" w:bidi="fr_FR"/>
         </w:rPr>
         <w:t xml:space="preserve"> ; </w:t>
       </w:r>
-      <w:hyperlink r:id="rId180">
-        <w:r>
-          <w:rPr>
-            <w:lang w:val="fr_FR" w:bidi="fr_FR"/>
-          </w:rPr>
-          <w:rPr>
-            <w:color w:val="0000EE"/>
-            <w:u w:val="single"/>
-          </w:rPr>
-          <w:t>2Co 1.8–10</w:t>
-        </w:r>
-      </w:hyperlink>
+      <w:r>
+        <w:rPr>
+          <w:lang w:val="fr_FR" w:bidi="fr_FR"/>
+        </w:rPr>
+        <w:t>2Co 1.8–10</w:t>
+      </w:r>
       <w:r>
         <w:rPr>
           <w:lang w:val="fr_FR" w:bidi="fr_FR"/>
         </w:rPr>
         <w:t xml:space="preserve"> ; </w:t>
       </w:r>
-      <w:hyperlink r:id="rId181">
-        <w:r>
-          <w:rPr>
-            <w:lang w:val="fr_FR" w:bidi="fr_FR"/>
-          </w:rPr>
-          <w:rPr>
-            <w:color w:val="0000EE"/>
-            <w:u w:val="single"/>
-          </w:rPr>
-          <w:t>2P 2.7–9</w:t>
-        </w:r>
-      </w:hyperlink>
+      <w:r>
+        <w:rPr>
+          <w:lang w:val="fr_FR" w:bidi="fr_FR"/>
+        </w:rPr>
+        <w:t>2P 2.7–9</w:t>
+      </w:r>
       <w:r>
         <w:rPr>
           <w:lang w:val="fr_FR" w:bidi="fr_FR"/>
@@ -5925,36 +4773,24 @@
         </w:rPr>
         <w:t xml:space="preserve">Dès l'enfance, la grand-mère et la mère juives de Timothée, Loïs et Eunice (voir </w:t>
       </w:r>
-      <w:hyperlink r:id="rId29">
-        <w:r>
-          <w:rPr>
-            <w:lang w:val="fr_FR" w:bidi="fr_FR"/>
-          </w:rPr>
-          <w:rPr>
-            <w:color w:val="0000EE"/>
-            <w:u w:val="single"/>
-          </w:rPr>
-          <w:t>Ac 16.1–3</w:t>
-        </w:r>
-      </w:hyperlink>
+      <w:r>
+        <w:rPr>
+          <w:lang w:val="fr_FR" w:bidi="fr_FR"/>
+        </w:rPr>
+        <w:t>Ac 16.1–3</w:t>
+      </w:r>
       <w:r>
         <w:rPr>
           <w:lang w:val="fr_FR" w:bidi="fr_FR"/>
         </w:rPr>
         <w:t xml:space="preserve">), l'ont éduqué dans les Écritures de l'Ancien Testament (voir </w:t>
       </w:r>
-      <w:hyperlink r:id="rId182">
-        <w:r>
-          <w:rPr>
-            <w:lang w:val="fr_FR" w:bidi="fr_FR"/>
-          </w:rPr>
-          <w:rPr>
-            <w:color w:val="0000EE"/>
-            <w:u w:val="single"/>
-          </w:rPr>
-          <w:t>2Tm 1.5</w:t>
-        </w:r>
-      </w:hyperlink>
+      <w:r>
+        <w:rPr>
+          <w:lang w:val="fr_FR" w:bidi="fr_FR"/>
+        </w:rPr>
+        <w:t>2Tm 1.5</w:t>
+      </w:r>
       <w:r>
         <w:rPr>
           <w:lang w:val="fr_FR" w:bidi="fr_FR"/>
@@ -6022,216 +4858,144 @@
         </w:rPr>
         <w:t xml:space="preserve"> émise par la parole même de Dieu ; voir aussi </w:t>
       </w:r>
-      <w:hyperlink r:id="rId183">
-        <w:r>
-          <w:rPr>
-            <w:lang w:val="fr_FR" w:bidi="fr_FR"/>
-          </w:rPr>
-          <w:rPr>
-            <w:color w:val="0000EE"/>
-            <w:u w:val="single"/>
-          </w:rPr>
-          <w:t>Hé 4.12–13</w:t>
-        </w:r>
-      </w:hyperlink>
+      <w:r>
+        <w:rPr>
+          <w:lang w:val="fr_FR" w:bidi="fr_FR"/>
+        </w:rPr>
+        <w:t>Hé 4.12–13</w:t>
+      </w:r>
       <w:r>
         <w:rPr>
           <w:lang w:val="fr_FR" w:bidi="fr_FR"/>
         </w:rPr>
         <w:t xml:space="preserve"> ; </w:t>
       </w:r>
-      <w:hyperlink r:id="rId184">
-        <w:r>
-          <w:rPr>
-            <w:lang w:val="fr_FR" w:bidi="fr_FR"/>
-          </w:rPr>
-          <w:rPr>
-            <w:color w:val="0000EE"/>
-            <w:u w:val="single"/>
-          </w:rPr>
-          <w:t>2P 1.20–21</w:t>
-        </w:r>
-      </w:hyperlink>
+      <w:r>
+        <w:rPr>
+          <w:lang w:val="fr_FR" w:bidi="fr_FR"/>
+        </w:rPr>
+        <w:t>2P 1.20–21</w:t>
+      </w:r>
       <w:r>
         <w:rPr>
           <w:lang w:val="fr_FR" w:bidi="fr_FR"/>
         </w:rPr>
         <w:t xml:space="preserve">) n'empêche pas une implication active des auteurs humains. Mais cela réaffirme que Dieu est pleinement responsable de sa parole. L'Écriture est vraie, fiable, autoritaire, éternelle et puissante parce qu'elle vient de Dieu lui-même. Son message est cohérent et constant, notamment dans son témoignage de Jésus-Christ (voir </w:t>
       </w:r>
-      <w:hyperlink r:id="rId185">
-        <w:r>
-          <w:rPr>
-            <w:lang w:val="fr_FR" w:bidi="fr_FR"/>
-          </w:rPr>
-          <w:rPr>
-            <w:color w:val="0000EE"/>
-            <w:u w:val="single"/>
-          </w:rPr>
-          <w:t>Lc 24.25–27</w:t>
-        </w:r>
-      </w:hyperlink>
+      <w:r>
+        <w:rPr>
+          <w:lang w:val="fr_FR" w:bidi="fr_FR"/>
+        </w:rPr>
+        <w:t>Lc 24.25–27</w:t>
+      </w:r>
       <w:r>
         <w:rPr>
           <w:lang w:val="fr_FR" w:bidi="fr_FR"/>
         </w:rPr>
         <w:t xml:space="preserve">, </w:t>
       </w:r>
-      <w:hyperlink r:id="rId186">
-        <w:r>
-          <w:rPr>
-            <w:lang w:val="fr_FR" w:bidi="fr_FR"/>
-          </w:rPr>
-          <w:rPr>
-            <w:color w:val="0000EE"/>
-            <w:u w:val="single"/>
-          </w:rPr>
-          <w:t>44</w:t>
-        </w:r>
-      </w:hyperlink>
+      <w:r>
+        <w:rPr>
+          <w:lang w:val="fr_FR" w:bidi="fr_FR"/>
+        </w:rPr>
+        <w:t>44</w:t>
+      </w:r>
       <w:r>
         <w:rPr>
           <w:lang w:val="fr_FR" w:bidi="fr_FR"/>
         </w:rPr>
         <w:t xml:space="preserve"> ; </w:t>
       </w:r>
-      <w:hyperlink r:id="rId187">
-        <w:r>
-          <w:rPr>
-            <w:lang w:val="fr_FR" w:bidi="fr_FR"/>
-          </w:rPr>
-          <w:rPr>
-            <w:color w:val="0000EE"/>
-            <w:u w:val="single"/>
-          </w:rPr>
-          <w:t>Jn 5.39–40</w:t>
-        </w:r>
-      </w:hyperlink>
+      <w:r>
+        <w:rPr>
+          <w:lang w:val="fr_FR" w:bidi="fr_FR"/>
+        </w:rPr>
+        <w:t>Jn 5.39–40</w:t>
+      </w:r>
       <w:r>
         <w:rPr>
           <w:lang w:val="fr_FR" w:bidi="fr_FR"/>
         </w:rPr>
         <w:t xml:space="preserve"> ; </w:t>
       </w:r>
-      <w:hyperlink r:id="rId188">
-        <w:r>
-          <w:rPr>
-            <w:lang w:val="fr_FR" w:bidi="fr_FR"/>
-          </w:rPr>
-          <w:rPr>
-            <w:color w:val="0000EE"/>
-            <w:u w:val="single"/>
-          </w:rPr>
-          <w:t>Ac 3.24</w:t>
-        </w:r>
-      </w:hyperlink>
+      <w:r>
+        <w:rPr>
+          <w:lang w:val="fr_FR" w:bidi="fr_FR"/>
+        </w:rPr>
+        <w:t>Ac 3.24</w:t>
+      </w:r>
       <w:r>
         <w:rPr>
           <w:lang w:val="fr_FR" w:bidi="fr_FR"/>
         </w:rPr>
         <w:t xml:space="preserve"> ; </w:t>
       </w:r>
-      <w:hyperlink r:id="rId189">
-        <w:r>
-          <w:rPr>
-            <w:lang w:val="fr_FR" w:bidi="fr_FR"/>
-          </w:rPr>
-          <w:rPr>
-            <w:color w:val="0000EE"/>
-            <w:u w:val="single"/>
-          </w:rPr>
-          <w:t>1Co 15.3–4</w:t>
-        </w:r>
-      </w:hyperlink>
+      <w:r>
+        <w:rPr>
+          <w:lang w:val="fr_FR" w:bidi="fr_FR"/>
+        </w:rPr>
+        <w:t>1Co 15.3–4</w:t>
+      </w:r>
       <w:r>
         <w:rPr>
           <w:lang w:val="fr_FR" w:bidi="fr_FR"/>
         </w:rPr>
         <w:t>). Ainsi, elle a le pouvoir d'accorder le salut et de susciter la foi. Elle ne doit pas être abusée, comme par les faux enseignants (</w:t>
       </w:r>
-      <w:hyperlink r:id="rId190">
-        <w:r>
-          <w:rPr>
-            <w:lang w:val="fr_FR" w:bidi="fr_FR"/>
-          </w:rPr>
-          <w:rPr>
-            <w:color w:val="0000EE"/>
-            <w:u w:val="single"/>
-          </w:rPr>
-          <w:t>2Tm 4.2–4</w:t>
-        </w:r>
-      </w:hyperlink>
+      <w:r>
+        <w:rPr>
+          <w:lang w:val="fr_FR" w:bidi="fr_FR"/>
+        </w:rPr>
+        <w:t>2Tm 4.2–4</w:t>
+      </w:r>
       <w:r>
         <w:rPr>
           <w:lang w:val="fr_FR" w:bidi="fr_FR"/>
         </w:rPr>
         <w:t xml:space="preserve"> ; </w:t>
       </w:r>
-      <w:hyperlink r:id="rId191">
-        <w:r>
-          <w:rPr>
-            <w:lang w:val="fr_FR" w:bidi="fr_FR"/>
-          </w:rPr>
-          <w:rPr>
-            <w:color w:val="0000EE"/>
-            <w:u w:val="single"/>
-          </w:rPr>
-          <w:t>1Tm 1.4–7</w:t>
-        </w:r>
-      </w:hyperlink>
+      <w:r>
+        <w:rPr>
+          <w:lang w:val="fr_FR" w:bidi="fr_FR"/>
+        </w:rPr>
+        <w:t>1Tm 1.4–7</w:t>
+      </w:r>
       <w:r>
         <w:rPr>
           <w:lang w:val="fr_FR" w:bidi="fr_FR"/>
         </w:rPr>
         <w:t xml:space="preserve"> ; cf. </w:t>
       </w:r>
-      <w:hyperlink r:id="rId192">
-        <w:r>
-          <w:rPr>
-            <w:lang w:val="fr_FR" w:bidi="fr_FR"/>
-          </w:rPr>
-          <w:rPr>
-            <w:color w:val="0000EE"/>
-            <w:u w:val="single"/>
-          </w:rPr>
-          <w:t>2P 3.16</w:t>
-        </w:r>
-      </w:hyperlink>
+      <w:r>
+        <w:rPr>
+          <w:lang w:val="fr_FR" w:bidi="fr_FR"/>
+        </w:rPr>
+        <w:t>2P 3.16</w:t>
+      </w:r>
       <w:r>
         <w:rPr>
           <w:lang w:val="fr_FR" w:bidi="fr_FR"/>
         </w:rPr>
         <w:t>), mais enseignée correctement (</w:t>
       </w:r>
-      <w:hyperlink r:id="rId193">
-        <w:r>
-          <w:rPr>
-            <w:lang w:val="fr_FR" w:bidi="fr_FR"/>
-          </w:rPr>
-          <w:rPr>
-            <w:color w:val="0000EE"/>
-            <w:u w:val="single"/>
-          </w:rPr>
-          <w:t>2Tm 2.2</w:t>
-        </w:r>
-      </w:hyperlink>
+      <w:r>
+        <w:rPr>
+          <w:lang w:val="fr_FR" w:bidi="fr_FR"/>
+        </w:rPr>
+        <w:t>2Tm 2.2</w:t>
+      </w:r>
       <w:r>
         <w:rPr>
           <w:lang w:val="fr_FR" w:bidi="fr_FR"/>
         </w:rPr>
         <w:t xml:space="preserve">, </w:t>
       </w:r>
-      <w:hyperlink r:id="rId194">
-        <w:r>
-          <w:rPr>
-            <w:lang w:val="fr_FR" w:bidi="fr_FR"/>
-          </w:rPr>
-          <w:rPr>
-            <w:color w:val="0000EE"/>
-            <w:u w:val="single"/>
-          </w:rPr>
-          <w:t>15</w:t>
-        </w:r>
-      </w:hyperlink>
+      <w:r>
+        <w:rPr>
+          <w:lang w:val="fr_FR" w:bidi="fr_FR"/>
+        </w:rPr>
+        <w:t>15</w:t>
+      </w:r>
       <w:r>
         <w:rPr>
           <w:lang w:val="fr_FR" w:bidi="fr_FR"/>
@@ -6286,18 +5050,12 @@
         </w:rPr>
         <w:t xml:space="preserve">Ces versets développent </w:t>
       </w:r>
-      <w:hyperlink r:id="rId195">
-        <w:r>
-          <w:rPr>
-            <w:lang w:val="fr_FR" w:bidi="fr_FR"/>
-          </w:rPr>
-          <w:rPr>
-            <w:color w:val="0000EE"/>
-            <w:u w:val="single"/>
-          </w:rPr>
-          <w:t>3.15</w:t>
-        </w:r>
-      </w:hyperlink>
+      <w:r>
+        <w:rPr>
+          <w:lang w:val="fr_FR" w:bidi="fr_FR"/>
+        </w:rPr>
+        <w:t>3.15</w:t>
+      </w:r>
       <w:r>
         <w:rPr>
           <w:lang w:val="fr_FR" w:bidi="fr_FR"/>
@@ -6317,18 +5075,12 @@
         </w:rPr>
         <w:t xml:space="preserve"> y compris le Nouveau Testament (voir, par exemple, </w:t>
       </w:r>
-      <w:hyperlink r:id="rId196">
-        <w:r>
-          <w:rPr>
-            <w:lang w:val="fr_FR" w:bidi="fr_FR"/>
-          </w:rPr>
-          <w:rPr>
-            <w:color w:val="0000EE"/>
-            <w:u w:val="single"/>
-          </w:rPr>
-          <w:t>2P 3.15–16</w:t>
-        </w:r>
-      </w:hyperlink>
+      <w:r>
+        <w:rPr>
+          <w:lang w:val="fr_FR" w:bidi="fr_FR"/>
+        </w:rPr>
+        <w:t>2P 3.15–16</w:t>
+      </w:r>
       <w:r>
         <w:rPr>
           <w:lang w:val="fr_FR" w:bidi="fr_FR"/>
@@ -6383,72 +5135,48 @@
         </w:rPr>
         <w:t>Paul précise que le salut (</w:t>
       </w:r>
-      <w:hyperlink r:id="rId195">
-        <w:r>
-          <w:rPr>
-            <w:lang w:val="fr_FR" w:bidi="fr_FR"/>
-          </w:rPr>
-          <w:rPr>
-            <w:color w:val="0000EE"/>
-            <w:u w:val="single"/>
-          </w:rPr>
-          <w:t>3.15</w:t>
-        </w:r>
-      </w:hyperlink>
+      <w:r>
+        <w:rPr>
+          <w:lang w:val="fr_FR" w:bidi="fr_FR"/>
+        </w:rPr>
+        <w:t>3.15</w:t>
+      </w:r>
       <w:r>
         <w:rPr>
           <w:lang w:val="fr_FR" w:bidi="fr_FR"/>
         </w:rPr>
         <w:t xml:space="preserve">) aboutit à la piété (voir </w:t>
       </w:r>
-      <w:hyperlink r:id="rId197">
-        <w:r>
-          <w:rPr>
-            <w:lang w:val="fr_FR" w:bidi="fr_FR"/>
-          </w:rPr>
-          <w:rPr>
-            <w:color w:val="0000EE"/>
-            <w:u w:val="single"/>
-          </w:rPr>
-          <w:t>Ga 1.4</w:t>
-        </w:r>
-      </w:hyperlink>
+      <w:r>
+        <w:rPr>
+          <w:lang w:val="fr_FR" w:bidi="fr_FR"/>
+        </w:rPr>
+        <w:t>Ga 1.4</w:t>
+      </w:r>
       <w:r>
         <w:rPr>
           <w:lang w:val="fr_FR" w:bidi="fr_FR"/>
         </w:rPr>
         <w:t xml:space="preserve"> ; </w:t>
       </w:r>
-      <w:hyperlink r:id="rId198">
-        <w:r>
-          <w:rPr>
-            <w:lang w:val="fr_FR" w:bidi="fr_FR"/>
-          </w:rPr>
-          <w:rPr>
-            <w:color w:val="0000EE"/>
-            <w:u w:val="single"/>
-          </w:rPr>
-          <w:t>5.16–26</w:t>
-        </w:r>
-      </w:hyperlink>
+      <w:r>
+        <w:rPr>
+          <w:lang w:val="fr_FR" w:bidi="fr_FR"/>
+        </w:rPr>
+        <w:t>5.16–26</w:t>
+      </w:r>
       <w:r>
         <w:rPr>
           <w:lang w:val="fr_FR" w:bidi="fr_FR"/>
         </w:rPr>
         <w:t xml:space="preserve"> ; </w:t>
       </w:r>
-      <w:hyperlink r:id="rId199">
-        <w:r>
-          <w:rPr>
-            <w:lang w:val="fr_FR" w:bidi="fr_FR"/>
-          </w:rPr>
-          <w:rPr>
-            <w:color w:val="0000EE"/>
-            <w:u w:val="single"/>
-          </w:rPr>
-          <w:t>Ep 2.8–10</w:t>
-        </w:r>
-      </w:hyperlink>
+      <w:r>
+        <w:rPr>
+          <w:lang w:val="fr_FR" w:bidi="fr_FR"/>
+        </w:rPr>
+        <w:t>Ep 2.8–10</w:t>
+      </w:r>
       <w:r>
         <w:rPr>
           <w:lang w:val="fr_FR" w:bidi="fr_FR"/>
@@ -6503,72 +5231,48 @@
         </w:rPr>
         <w:t xml:space="preserve">Juger les vivants et les morts : voir </w:t>
       </w:r>
-      <w:hyperlink r:id="rId200">
-        <w:r>
-          <w:rPr>
-            <w:lang w:val="fr_FR" w:bidi="fr_FR"/>
-          </w:rPr>
-          <w:rPr>
-            <w:color w:val="0000EE"/>
-            <w:u w:val="single"/>
-          </w:rPr>
-          <w:t>Mt 25.31–46</w:t>
-        </w:r>
-      </w:hyperlink>
+      <w:r>
+        <w:rPr>
+          <w:lang w:val="fr_FR" w:bidi="fr_FR"/>
+        </w:rPr>
+        <w:t>Mt 25.31–46</w:t>
+      </w:r>
       <w:r>
         <w:rPr>
           <w:lang w:val="fr_FR" w:bidi="fr_FR"/>
         </w:rPr>
         <w:t xml:space="preserve"> ; </w:t>
       </w:r>
-      <w:hyperlink r:id="rId201">
-        <w:r>
-          <w:rPr>
-            <w:lang w:val="fr_FR" w:bidi="fr_FR"/>
-          </w:rPr>
-          <w:rPr>
-            <w:color w:val="0000EE"/>
-            <w:u w:val="single"/>
-          </w:rPr>
-          <w:t>Ac 10.42</w:t>
-        </w:r>
-      </w:hyperlink>
+      <w:r>
+        <w:rPr>
+          <w:lang w:val="fr_FR" w:bidi="fr_FR"/>
+        </w:rPr>
+        <w:t>Ac 10.42</w:t>
+      </w:r>
       <w:r>
         <w:rPr>
           <w:lang w:val="fr_FR" w:bidi="fr_FR"/>
         </w:rPr>
         <w:t xml:space="preserve"> ; </w:t>
       </w:r>
-      <w:hyperlink r:id="rId202">
-        <w:r>
-          <w:rPr>
-            <w:lang w:val="fr_FR" w:bidi="fr_FR"/>
-          </w:rPr>
-          <w:rPr>
-            <w:color w:val="0000EE"/>
-            <w:u w:val="single"/>
-          </w:rPr>
-          <w:t>Rm 14.7–12</w:t>
-        </w:r>
-      </w:hyperlink>
+      <w:r>
+        <w:rPr>
+          <w:lang w:val="fr_FR" w:bidi="fr_FR"/>
+        </w:rPr>
+        <w:t>Rm 14.7–12</w:t>
+      </w:r>
       <w:r>
         <w:rPr>
           <w:lang w:val="fr_FR" w:bidi="fr_FR"/>
         </w:rPr>
         <w:t xml:space="preserve"> ; </w:t>
       </w:r>
-      <w:hyperlink r:id="rId203">
-        <w:r>
-          <w:rPr>
-            <w:lang w:val="fr_FR" w:bidi="fr_FR"/>
-          </w:rPr>
-          <w:rPr>
-            <w:color w:val="0000EE"/>
-            <w:u w:val="single"/>
-          </w:rPr>
-          <w:t>Ap 20.11–15</w:t>
-        </w:r>
-      </w:hyperlink>
+      <w:r>
+        <w:rPr>
+          <w:lang w:val="fr_FR" w:bidi="fr_FR"/>
+        </w:rPr>
+        <w:t>Ap 20.11–15</w:t>
+      </w:r>
       <w:r>
         <w:rPr>
           <w:lang w:val="fr_FR" w:bidi="fr_FR"/>
@@ -6600,72 +5304,48 @@
         </w:rPr>
         <w:t xml:space="preserve"> ; voir aussi </w:t>
       </w:r>
-      <w:hyperlink r:id="rId15">
-        <w:r>
-          <w:rPr>
-            <w:lang w:val="fr_FR" w:bidi="fr_FR"/>
-          </w:rPr>
-          <w:rPr>
-            <w:color w:val="0000EE"/>
-            <w:u w:val="single"/>
-          </w:rPr>
-          <w:t>2Tm 1.10</w:t>
-        </w:r>
-      </w:hyperlink>
+      <w:r>
+        <w:rPr>
+          <w:lang w:val="fr_FR" w:bidi="fr_FR"/>
+        </w:rPr>
+        <w:t>2Tm 1.10</w:t>
+      </w:r>
       <w:r>
         <w:rPr>
           <w:lang w:val="fr_FR" w:bidi="fr_FR"/>
         </w:rPr>
         <w:t xml:space="preserve"> ; </w:t>
       </w:r>
-      <w:hyperlink r:id="rId204">
-        <w:r>
-          <w:rPr>
-            <w:lang w:val="fr_FR" w:bidi="fr_FR"/>
-          </w:rPr>
-          <w:rPr>
-            <w:color w:val="0000EE"/>
-            <w:u w:val="single"/>
-          </w:rPr>
-          <w:t>4.8</w:t>
-        </w:r>
-      </w:hyperlink>
+      <w:r>
+        <w:rPr>
+          <w:lang w:val="fr_FR" w:bidi="fr_FR"/>
+        </w:rPr>
+        <w:t>4.8</w:t>
+      </w:r>
       <w:r>
         <w:rPr>
           <w:lang w:val="fr_FR" w:bidi="fr_FR"/>
         </w:rPr>
         <w:t xml:space="preserve"> ; </w:t>
       </w:r>
-      <w:hyperlink r:id="rId205">
-        <w:r>
-          <w:rPr>
-            <w:lang w:val="fr_FR" w:bidi="fr_FR"/>
-          </w:rPr>
-          <w:rPr>
-            <w:color w:val="0000EE"/>
-            <w:u w:val="single"/>
-          </w:rPr>
-          <w:t>Ti 2.11–13</w:t>
-        </w:r>
-      </w:hyperlink>
+      <w:r>
+        <w:rPr>
+          <w:lang w:val="fr_FR" w:bidi="fr_FR"/>
+        </w:rPr>
+        <w:t>Ti 2.11–13</w:t>
+      </w:r>
       <w:r>
         <w:rPr>
           <w:lang w:val="fr_FR" w:bidi="fr_FR"/>
         </w:rPr>
         <w:t xml:space="preserve"> ; </w:t>
       </w:r>
-      <w:hyperlink r:id="rId206">
-        <w:r>
-          <w:rPr>
-            <w:lang w:val="fr_FR" w:bidi="fr_FR"/>
-          </w:rPr>
-          <w:rPr>
-            <w:color w:val="0000EE"/>
-            <w:u w:val="single"/>
-          </w:rPr>
-          <w:t>3.4</w:t>
-        </w:r>
-      </w:hyperlink>
+      <w:r>
+        <w:rPr>
+          <w:lang w:val="fr_FR" w:bidi="fr_FR"/>
+        </w:rPr>
+        <w:t>3.4</w:t>
+      </w:r>
       <w:r>
         <w:rPr>
           <w:lang w:val="fr_FR" w:bidi="fr_FR"/>
@@ -6720,162 +5400,108 @@
         </w:rPr>
         <w:t xml:space="preserve">Timothée se tient en présence de Dieu et doit travailler en vue de l'apparition de Jésus pour juger et établir son Royaume (voir </w:t>
       </w:r>
-      <w:hyperlink r:id="rId207">
-        <w:r>
-          <w:rPr>
-            <w:lang w:val="fr_FR" w:bidi="fr_FR"/>
-          </w:rPr>
-          <w:rPr>
-            <w:color w:val="0000EE"/>
-            <w:u w:val="single"/>
-          </w:rPr>
-          <w:t xml:space="preserve">1Tm 5.21 </w:t>
-        </w:r>
-      </w:hyperlink>
+      <w:r>
+        <w:rPr>
+          <w:lang w:val="fr_FR" w:bidi="fr_FR"/>
+        </w:rPr>
+        <w:t xml:space="preserve">1Tm 5.21 </w:t>
+      </w:r>
       <w:r>
         <w:rPr>
           <w:lang w:val="fr_FR" w:bidi="fr_FR"/>
         </w:rPr>
         <w:t xml:space="preserve">; </w:t>
       </w:r>
-      <w:hyperlink r:id="rId208">
-        <w:r>
-          <w:rPr>
-            <w:lang w:val="fr_FR" w:bidi="fr_FR"/>
-          </w:rPr>
-          <w:rPr>
-            <w:color w:val="0000EE"/>
-            <w:u w:val="single"/>
-          </w:rPr>
-          <w:t>6.13–14</w:t>
-        </w:r>
-      </w:hyperlink>
+      <w:r>
+        <w:rPr>
+          <w:lang w:val="fr_FR" w:bidi="fr_FR"/>
+        </w:rPr>
+        <w:t>6.13–14</w:t>
+      </w:r>
       <w:r>
         <w:rPr>
           <w:lang w:val="fr_FR" w:bidi="fr_FR"/>
         </w:rPr>
         <w:t>). L'apparition du Christ apportera purification (</w:t>
       </w:r>
-      <w:hyperlink r:id="rId97">
-        <w:r>
-          <w:rPr>
-            <w:lang w:val="fr_FR" w:bidi="fr_FR"/>
-          </w:rPr>
-          <w:rPr>
-            <w:color w:val="0000EE"/>
-            <w:u w:val="single"/>
-          </w:rPr>
-          <w:t>2Tm 2.19</w:t>
-        </w:r>
-      </w:hyperlink>
+      <w:r>
+        <w:rPr>
+          <w:lang w:val="fr_FR" w:bidi="fr_FR"/>
+        </w:rPr>
+        <w:t>2Tm 2.19</w:t>
+      </w:r>
       <w:r>
         <w:rPr>
           <w:lang w:val="fr_FR" w:bidi="fr_FR"/>
         </w:rPr>
         <w:t>), responsabilité (</w:t>
       </w:r>
-      <w:hyperlink r:id="rId209">
-        <w:r>
-          <w:rPr>
-            <w:lang w:val="fr_FR" w:bidi="fr_FR"/>
-          </w:rPr>
-          <w:rPr>
-            <w:color w:val="0000EE"/>
-            <w:u w:val="single"/>
-          </w:rPr>
-          <w:t>3.8–9</w:t>
-        </w:r>
-      </w:hyperlink>
+      <w:r>
+        <w:rPr>
+          <w:lang w:val="fr_FR" w:bidi="fr_FR"/>
+        </w:rPr>
+        <w:t>3.8–9</w:t>
+      </w:r>
       <w:r>
         <w:rPr>
           <w:lang w:val="fr_FR" w:bidi="fr_FR"/>
         </w:rPr>
         <w:t>), salut, justification et récompense (</w:t>
       </w:r>
-      <w:hyperlink r:id="rId204">
-        <w:r>
-          <w:rPr>
-            <w:lang w:val="fr_FR" w:bidi="fr_FR"/>
-          </w:rPr>
-          <w:rPr>
-            <w:color w:val="0000EE"/>
-            <w:u w:val="single"/>
-          </w:rPr>
-          <w:t>4.8</w:t>
-        </w:r>
-      </w:hyperlink>
+      <w:r>
+        <w:rPr>
+          <w:lang w:val="fr_FR" w:bidi="fr_FR"/>
+        </w:rPr>
+        <w:t>4.8</w:t>
+      </w:r>
       <w:r>
         <w:rPr>
           <w:lang w:val="fr_FR" w:bidi="fr_FR"/>
         </w:rPr>
         <w:t xml:space="preserve">, </w:t>
       </w:r>
-      <w:hyperlink r:id="rId210">
-        <w:r>
-          <w:rPr>
-            <w:lang w:val="fr_FR" w:bidi="fr_FR"/>
-          </w:rPr>
-          <w:rPr>
-            <w:color w:val="0000EE"/>
-            <w:u w:val="single"/>
-          </w:rPr>
-          <w:t>18</w:t>
-        </w:r>
-      </w:hyperlink>
+      <w:r>
+        <w:rPr>
+          <w:lang w:val="fr_FR" w:bidi="fr_FR"/>
+        </w:rPr>
+        <w:t>18</w:t>
+      </w:r>
       <w:r>
         <w:rPr>
           <w:lang w:val="fr_FR" w:bidi="fr_FR"/>
         </w:rPr>
         <w:t xml:space="preserve">). Voir aussi </w:t>
       </w:r>
-      <w:hyperlink r:id="rId211">
-        <w:r>
-          <w:rPr>
-            <w:lang w:val="fr_FR" w:bidi="fr_FR"/>
-          </w:rPr>
-          <w:rPr>
-            <w:color w:val="0000EE"/>
-            <w:u w:val="single"/>
-          </w:rPr>
-          <w:t xml:space="preserve">1Co 3.10–15 </w:t>
-        </w:r>
-      </w:hyperlink>
+      <w:r>
+        <w:rPr>
+          <w:lang w:val="fr_FR" w:bidi="fr_FR"/>
+        </w:rPr>
+        <w:t xml:space="preserve">1Co 3.10–15 </w:t>
+      </w:r>
       <w:r>
         <w:rPr>
           <w:lang w:val="fr_FR" w:bidi="fr_FR"/>
         </w:rPr>
         <w:t xml:space="preserve">; </w:t>
       </w:r>
-      <w:hyperlink r:id="rId212">
-        <w:r>
-          <w:rPr>
-            <w:lang w:val="fr_FR" w:bidi="fr_FR"/>
-          </w:rPr>
-          <w:rPr>
-            <w:color w:val="0000EE"/>
-            <w:u w:val="single"/>
-          </w:rPr>
-          <w:t xml:space="preserve">4.4–5 </w:t>
-        </w:r>
-      </w:hyperlink>
+      <w:r>
+        <w:rPr>
+          <w:lang w:val="fr_FR" w:bidi="fr_FR"/>
+        </w:rPr>
+        <w:t xml:space="preserve">4.4–5 </w:t>
+      </w:r>
       <w:r>
         <w:rPr>
           <w:lang w:val="fr_FR" w:bidi="fr_FR"/>
         </w:rPr>
         <w:t xml:space="preserve">; </w:t>
       </w:r>
-      <w:hyperlink r:id="rId213">
-        <w:r>
-          <w:rPr>
-            <w:lang w:val="fr_FR" w:bidi="fr_FR"/>
-          </w:rPr>
-          <w:rPr>
-            <w:color w:val="0000EE"/>
-            <w:u w:val="single"/>
-          </w:rPr>
-          <w:t>2Co 5.10</w:t>
-        </w:r>
-      </w:hyperlink>
+      <w:r>
+        <w:rPr>
+          <w:lang w:val="fr_FR" w:bidi="fr_FR"/>
+        </w:rPr>
+        <w:t>2Co 5.10</w:t>
+      </w:r>
       <w:r>
         <w:rPr>
           <w:lang w:val="fr_FR" w:bidi="fr_FR"/>
@@ -6930,72 +5556,48 @@
         </w:rPr>
         <w:t>Cette dernière requête résume ce qui a été dit auparavant (</w:t>
       </w:r>
-      <w:hyperlink r:id="rId214">
-        <w:r>
-          <w:rPr>
-            <w:lang w:val="fr_FR" w:bidi="fr_FR"/>
-          </w:rPr>
-          <w:rPr>
-            <w:color w:val="0000EE"/>
-            <w:u w:val="single"/>
-          </w:rPr>
-          <w:t>1.6–14</w:t>
-        </w:r>
-      </w:hyperlink>
+      <w:r>
+        <w:rPr>
+          <w:lang w:val="fr_FR" w:bidi="fr_FR"/>
+        </w:rPr>
+        <w:t>1.6–14</w:t>
+      </w:r>
       <w:r>
         <w:rPr>
           <w:lang w:val="fr_FR" w:bidi="fr_FR"/>
         </w:rPr>
         <w:t xml:space="preserve"> ; </w:t>
       </w:r>
-      <w:hyperlink r:id="rId215">
-        <w:r>
-          <w:rPr>
-            <w:lang w:val="fr_FR" w:bidi="fr_FR"/>
-          </w:rPr>
-          <w:rPr>
-            <w:color w:val="0000EE"/>
-            <w:u w:val="single"/>
-          </w:rPr>
-          <w:t>2.1–15</w:t>
-        </w:r>
-      </w:hyperlink>
+      <w:r>
+        <w:rPr>
+          <w:lang w:val="fr_FR" w:bidi="fr_FR"/>
+        </w:rPr>
+        <w:t>2.1–15</w:t>
+      </w:r>
       <w:r>
         <w:rPr>
           <w:lang w:val="fr_FR" w:bidi="fr_FR"/>
         </w:rPr>
         <w:t xml:space="preserve">, </w:t>
       </w:r>
-      <w:hyperlink r:id="rId216">
-        <w:r>
-          <w:rPr>
-            <w:lang w:val="fr_FR" w:bidi="fr_FR"/>
-          </w:rPr>
-          <w:rPr>
-            <w:color w:val="0000EE"/>
-            <w:u w:val="single"/>
-          </w:rPr>
-          <w:t>24–26</w:t>
-        </w:r>
-      </w:hyperlink>
+      <w:r>
+        <w:rPr>
+          <w:lang w:val="fr_FR" w:bidi="fr_FR"/>
+        </w:rPr>
+        <w:t>24–26</w:t>
+      </w:r>
       <w:r>
         <w:rPr>
           <w:lang w:val="fr_FR" w:bidi="fr_FR"/>
         </w:rPr>
         <w:t xml:space="preserve"> ; </w:t>
       </w:r>
-      <w:hyperlink r:id="rId16">
-        <w:r>
-          <w:rPr>
-            <w:lang w:val="fr_FR" w:bidi="fr_FR"/>
-          </w:rPr>
-          <w:rPr>
-            <w:color w:val="0000EE"/>
-            <w:u w:val="single"/>
-          </w:rPr>
-          <w:t>3.12</w:t>
-        </w:r>
-      </w:hyperlink>
+      <w:r>
+        <w:rPr>
+          <w:lang w:val="fr_FR" w:bidi="fr_FR"/>
+        </w:rPr>
+        <w:t>3.12</w:t>
+      </w:r>
       <w:r>
         <w:rPr>
           <w:lang w:val="fr_FR" w:bidi="fr_FR"/>
@@ -7050,54 +5652,36 @@
         </w:rPr>
         <w:t xml:space="preserve">Paul transmet efficacement son manteau de leadership à Timothée (cf. </w:t>
       </w:r>
-      <w:hyperlink r:id="rId217">
-        <w:r>
-          <w:rPr>
-            <w:lang w:val="fr_FR" w:bidi="fr_FR"/>
-          </w:rPr>
-          <w:rPr>
-            <w:color w:val="0000EE"/>
-            <w:u w:val="single"/>
-          </w:rPr>
-          <w:t>Dt 31.7–8</w:t>
-        </w:r>
-      </w:hyperlink>
+      <w:r>
+        <w:rPr>
+          <w:lang w:val="fr_FR" w:bidi="fr_FR"/>
+        </w:rPr>
+        <w:t>Dt 31.7–8</w:t>
+      </w:r>
       <w:r>
         <w:rPr>
           <w:lang w:val="fr_FR" w:bidi="fr_FR"/>
         </w:rPr>
         <w:t xml:space="preserve"> ; </w:t>
       </w:r>
-      <w:hyperlink r:id="rId218">
-        <w:r>
-          <w:rPr>
-            <w:lang w:val="fr_FR" w:bidi="fr_FR"/>
-          </w:rPr>
-          <w:rPr>
-            <w:color w:val="0000EE"/>
-            <w:u w:val="single"/>
-          </w:rPr>
-          <w:t>34.9</w:t>
-        </w:r>
-      </w:hyperlink>
+      <w:r>
+        <w:rPr>
+          <w:lang w:val="fr_FR" w:bidi="fr_FR"/>
+        </w:rPr>
+        <w:t>34.9</w:t>
+      </w:r>
       <w:r>
         <w:rPr>
           <w:lang w:val="fr_FR" w:bidi="fr_FR"/>
         </w:rPr>
         <w:t xml:space="preserve"> ; </w:t>
       </w:r>
-      <w:hyperlink r:id="rId219">
-        <w:r>
-          <w:rPr>
-            <w:lang w:val="fr_FR" w:bidi="fr_FR"/>
-          </w:rPr>
-          <w:rPr>
-            <w:color w:val="0000EE"/>
-            <w:u w:val="single"/>
-          </w:rPr>
-          <w:t>2R 2.1–18</w:t>
-        </w:r>
-      </w:hyperlink>
+      <w:r>
+        <w:rPr>
+          <w:lang w:val="fr_FR" w:bidi="fr_FR"/>
+        </w:rPr>
+        <w:t>2R 2.1–18</w:t>
+      </w:r>
       <w:r>
         <w:rPr>
           <w:lang w:val="fr_FR" w:bidi="fr_FR"/>
@@ -7152,108 +5736,72 @@
         </w:rPr>
         <w:t xml:space="preserve">Paul imagine sa mort comme une offrande de libation versée pour Dieu (voir </w:t>
       </w:r>
-      <w:hyperlink r:id="rId220">
-        <w:r>
-          <w:rPr>
-            <w:lang w:val="fr_FR" w:bidi="fr_FR"/>
-          </w:rPr>
-          <w:rPr>
-            <w:color w:val="0000EE"/>
-            <w:u w:val="single"/>
-          </w:rPr>
-          <w:t>Ex 29.40–41</w:t>
-        </w:r>
-      </w:hyperlink>
+      <w:r>
+        <w:rPr>
+          <w:lang w:val="fr_FR" w:bidi="fr_FR"/>
+        </w:rPr>
+        <w:t>Ex 29.40–41</w:t>
+      </w:r>
       <w:r>
         <w:rPr>
           <w:lang w:val="fr_FR" w:bidi="fr_FR"/>
         </w:rPr>
         <w:t xml:space="preserve"> ; </w:t>
       </w:r>
-      <w:hyperlink r:id="rId221">
-        <w:r>
-          <w:rPr>
-            <w:lang w:val="fr_FR" w:bidi="fr_FR"/>
-          </w:rPr>
-          <w:rPr>
-            <w:color w:val="0000EE"/>
-            <w:u w:val="single"/>
-          </w:rPr>
-          <w:t>Lv 23.13</w:t>
-        </w:r>
-      </w:hyperlink>
+      <w:r>
+        <w:rPr>
+          <w:lang w:val="fr_FR" w:bidi="fr_FR"/>
+        </w:rPr>
+        <w:t>Lv 23.13</w:t>
+      </w:r>
       <w:r>
         <w:rPr>
           <w:lang w:val="fr_FR" w:bidi="fr_FR"/>
         </w:rPr>
         <w:t xml:space="preserve"> ; </w:t>
       </w:r>
-      <w:hyperlink r:id="rId222">
-        <w:r>
-          <w:rPr>
-            <w:lang w:val="fr_FR" w:bidi="fr_FR"/>
-          </w:rPr>
-          <w:rPr>
-            <w:color w:val="0000EE"/>
-            <w:u w:val="single"/>
-          </w:rPr>
-          <w:t>Nb 28.7</w:t>
-        </w:r>
-      </w:hyperlink>
+      <w:r>
+        <w:rPr>
+          <w:lang w:val="fr_FR" w:bidi="fr_FR"/>
+        </w:rPr>
+        <w:t>Nb 28.7</w:t>
+      </w:r>
       <w:r>
         <w:rPr>
           <w:lang w:val="fr_FR" w:bidi="fr_FR"/>
         </w:rPr>
         <w:t xml:space="preserve"> ; </w:t>
       </w:r>
-      <w:hyperlink r:id="rId223">
-        <w:r>
-          <w:rPr>
-            <w:lang w:val="fr_FR" w:bidi="fr_FR"/>
-          </w:rPr>
-          <w:rPr>
-            <w:color w:val="0000EE"/>
-            <w:u w:val="single"/>
-          </w:rPr>
-          <w:t>Ph 2.17</w:t>
-        </w:r>
-      </w:hyperlink>
+      <w:r>
+        <w:rPr>
+          <w:lang w:val="fr_FR" w:bidi="fr_FR"/>
+        </w:rPr>
+        <w:t>Ph 2.17</w:t>
+      </w:r>
       <w:r>
         <w:rPr>
           <w:lang w:val="fr_FR" w:bidi="fr_FR"/>
         </w:rPr>
         <w:t xml:space="preserve">) ; cette offrande participe au propre sacrifice du Christ (voir </w:t>
       </w:r>
-      <w:hyperlink r:id="rId224">
-        <w:r>
-          <w:rPr>
-            <w:lang w:val="fr_FR" w:bidi="fr_FR"/>
-          </w:rPr>
-          <w:rPr>
-            <w:color w:val="0000EE"/>
-            <w:u w:val="single"/>
-          </w:rPr>
-          <w:t>Col 1.24</w:t>
-        </w:r>
-      </w:hyperlink>
+      <w:r>
+        <w:rPr>
+          <w:lang w:val="fr_FR" w:bidi="fr_FR"/>
+        </w:rPr>
+        <w:t>Col 1.24</w:t>
+      </w:r>
       <w:r>
         <w:rPr>
           <w:lang w:val="fr_FR" w:bidi="fr_FR"/>
         </w:rPr>
         <w:t xml:space="preserve"> ; voir aussi </w:t>
       </w:r>
-      <w:hyperlink r:id="rId225">
-        <w:r>
-          <w:rPr>
-            <w:lang w:val="fr_FR" w:bidi="fr_FR"/>
-          </w:rPr>
-          <w:rPr>
-            <w:color w:val="0000EE"/>
-            <w:u w:val="single"/>
-          </w:rPr>
-          <w:t>Rm 12.1</w:t>
-        </w:r>
-      </w:hyperlink>
+      <w:r>
+        <w:rPr>
+          <w:lang w:val="fr_FR" w:bidi="fr_FR"/>
+        </w:rPr>
+        <w:t>Rm 12.1</w:t>
+      </w:r>
       <w:r>
         <w:rPr>
           <w:lang w:val="fr_FR" w:bidi="fr_FR"/>
@@ -7380,144 +5928,96 @@
         </w:rPr>
         <w:t xml:space="preserve"> ; cf. </w:t>
       </w:r>
-      <w:hyperlink r:id="rId226">
-        <w:r>
-          <w:rPr>
-            <w:lang w:val="fr_FR" w:bidi="fr_FR"/>
-          </w:rPr>
-          <w:rPr>
-            <w:color w:val="0000EE"/>
-            <w:u w:val="single"/>
-          </w:rPr>
-          <w:t>Ac 20.24</w:t>
-        </w:r>
-      </w:hyperlink>
+      <w:r>
+        <w:rPr>
+          <w:lang w:val="fr_FR" w:bidi="fr_FR"/>
+        </w:rPr>
+        <w:t>Ac 20.24</w:t>
+      </w:r>
       <w:r>
         <w:rPr>
           <w:lang w:val="fr_FR" w:bidi="fr_FR"/>
         </w:rPr>
         <w:t xml:space="preserve">). Il a préservé l'intégrité de la foi chrétienne et souhaite que Timothée suive son exemple (voir </w:t>
       </w:r>
-      <w:hyperlink r:id="rId227">
-        <w:r>
-          <w:rPr>
-            <w:lang w:val="fr_FR" w:bidi="fr_FR"/>
-          </w:rPr>
-          <w:rPr>
-            <w:color w:val="0000EE"/>
-            <w:u w:val="single"/>
-          </w:rPr>
-          <w:t>2Tm 2.3–7</w:t>
-        </w:r>
-      </w:hyperlink>
+      <w:r>
+        <w:rPr>
+          <w:lang w:val="fr_FR" w:bidi="fr_FR"/>
+        </w:rPr>
+        <w:t>2Tm 2.3–7</w:t>
+      </w:r>
       <w:r>
         <w:rPr>
           <w:lang w:val="fr_FR" w:bidi="fr_FR"/>
         </w:rPr>
         <w:t xml:space="preserve"> ; </w:t>
       </w:r>
-      <w:hyperlink r:id="rId228">
-        <w:r>
-          <w:rPr>
-            <w:lang w:val="fr_FR" w:bidi="fr_FR"/>
-          </w:rPr>
-          <w:rPr>
-            <w:color w:val="0000EE"/>
-            <w:u w:val="single"/>
-          </w:rPr>
-          <w:t>1Tm 1.18</w:t>
-        </w:r>
-      </w:hyperlink>
+      <w:r>
+        <w:rPr>
+          <w:lang w:val="fr_FR" w:bidi="fr_FR"/>
+        </w:rPr>
+        <w:t>1Tm 1.18</w:t>
+      </w:r>
       <w:r>
         <w:rPr>
           <w:lang w:val="fr_FR" w:bidi="fr_FR"/>
         </w:rPr>
         <w:t xml:space="preserve"> ; </w:t>
       </w:r>
-      <w:hyperlink r:id="rId229">
-        <w:r>
-          <w:rPr>
-            <w:lang w:val="fr_FR" w:bidi="fr_FR"/>
-          </w:rPr>
-          <w:rPr>
-            <w:color w:val="0000EE"/>
-            <w:u w:val="single"/>
-          </w:rPr>
-          <w:t>6.12</w:t>
-        </w:r>
-      </w:hyperlink>
+      <w:r>
+        <w:rPr>
+          <w:lang w:val="fr_FR" w:bidi="fr_FR"/>
+        </w:rPr>
+        <w:t>6.12</w:t>
+      </w:r>
       <w:r>
         <w:rPr>
           <w:lang w:val="fr_FR" w:bidi="fr_FR"/>
         </w:rPr>
         <w:t xml:space="preserve"> ; cf. </w:t>
       </w:r>
-      <w:hyperlink r:id="rId230">
-        <w:r>
-          <w:rPr>
-            <w:lang w:val="fr_FR" w:bidi="fr_FR"/>
-          </w:rPr>
-          <w:rPr>
-            <w:color w:val="0000EE"/>
-            <w:u w:val="single"/>
-          </w:rPr>
-          <w:t>Rm 15.30–31</w:t>
-        </w:r>
-      </w:hyperlink>
+      <w:r>
+        <w:rPr>
+          <w:lang w:val="fr_FR" w:bidi="fr_FR"/>
+        </w:rPr>
+        <w:t>Rm 15.30–31</w:t>
+      </w:r>
       <w:r>
         <w:rPr>
           <w:lang w:val="fr_FR" w:bidi="fr_FR"/>
         </w:rPr>
         <w:t xml:space="preserve"> ; </w:t>
       </w:r>
-      <w:hyperlink r:id="rId231">
-        <w:r>
-          <w:rPr>
-            <w:lang w:val="fr_FR" w:bidi="fr_FR"/>
-          </w:rPr>
-          <w:rPr>
-            <w:color w:val="0000EE"/>
-            <w:u w:val="single"/>
-          </w:rPr>
-          <w:t>1Co 9.25–27</w:t>
-        </w:r>
-      </w:hyperlink>
+      <w:r>
+        <w:rPr>
+          <w:lang w:val="fr_FR" w:bidi="fr_FR"/>
+        </w:rPr>
+        <w:t>1Co 9.25–27</w:t>
+      </w:r>
       <w:r>
         <w:rPr>
           <w:lang w:val="fr_FR" w:bidi="fr_FR"/>
         </w:rPr>
         <w:t xml:space="preserve"> ; </w:t>
       </w:r>
-      <w:hyperlink r:id="rId232">
-        <w:r>
-          <w:rPr>
-            <w:lang w:val="fr_FR" w:bidi="fr_FR"/>
-          </w:rPr>
-          <w:rPr>
-            <w:color w:val="0000EE"/>
-            <w:u w:val="single"/>
-          </w:rPr>
-          <w:t>Hé 12.1</w:t>
-        </w:r>
-      </w:hyperlink>
+      <w:r>
+        <w:rPr>
+          <w:lang w:val="fr_FR" w:bidi="fr_FR"/>
+        </w:rPr>
+        <w:t>Hé 12.1</w:t>
+      </w:r>
       <w:r>
         <w:rPr>
           <w:lang w:val="fr_FR" w:bidi="fr_FR"/>
         </w:rPr>
         <w:t xml:space="preserve"> ; </w:t>
       </w:r>
-      <w:hyperlink r:id="rId233">
-        <w:r>
-          <w:rPr>
-            <w:lang w:val="fr_FR" w:bidi="fr_FR"/>
-          </w:rPr>
-          <w:rPr>
-            <w:color w:val="0000EE"/>
-            <w:u w:val="single"/>
-          </w:rPr>
-          <w:t>Jd 1.3</w:t>
-        </w:r>
-      </w:hyperlink>
+      <w:r>
+        <w:rPr>
+          <w:lang w:val="fr_FR" w:bidi="fr_FR"/>
+        </w:rPr>
+        <w:t>Jd 1.3</w:t>
+      </w:r>
       <w:r>
         <w:rPr>
           <w:lang w:val="fr_FR" w:bidi="fr_FR"/>
@@ -7572,108 +6072,72 @@
         </w:rPr>
         <w:t xml:space="preserve">Il ne restait qu'une chose pour Paul : la couronne du vainqueur (voir aussi </w:t>
       </w:r>
-      <w:hyperlink r:id="rId234">
-        <w:r>
-          <w:rPr>
-            <w:lang w:val="fr_FR" w:bidi="fr_FR"/>
-          </w:rPr>
-          <w:rPr>
-            <w:color w:val="0000EE"/>
-            <w:u w:val="single"/>
-          </w:rPr>
-          <w:t>Jc 1.12</w:t>
-        </w:r>
-      </w:hyperlink>
+      <w:r>
+        <w:rPr>
+          <w:lang w:val="fr_FR" w:bidi="fr_FR"/>
+        </w:rPr>
+        <w:t>Jc 1.12</w:t>
+      </w:r>
       <w:r>
         <w:rPr>
           <w:lang w:val="fr_FR" w:bidi="fr_FR"/>
         </w:rPr>
         <w:t xml:space="preserve"> ; </w:t>
       </w:r>
-      <w:hyperlink r:id="rId235">
-        <w:r>
-          <w:rPr>
-            <w:lang w:val="fr_FR" w:bidi="fr_FR"/>
-          </w:rPr>
-          <w:rPr>
-            <w:color w:val="0000EE"/>
-            <w:u w:val="single"/>
-          </w:rPr>
-          <w:t>1P 5.4</w:t>
-        </w:r>
-      </w:hyperlink>
+      <w:r>
+        <w:rPr>
+          <w:lang w:val="fr_FR" w:bidi="fr_FR"/>
+        </w:rPr>
+        <w:t>1P 5.4</w:t>
+      </w:r>
       <w:r>
         <w:rPr>
           <w:lang w:val="fr_FR" w:bidi="fr_FR"/>
         </w:rPr>
         <w:t xml:space="preserve"> ; </w:t>
       </w:r>
-      <w:hyperlink r:id="rId236">
-        <w:r>
-          <w:rPr>
-            <w:lang w:val="fr_FR" w:bidi="fr_FR"/>
-          </w:rPr>
-          <w:rPr>
-            <w:color w:val="0000EE"/>
-            <w:u w:val="single"/>
-          </w:rPr>
-          <w:t>Ap 2.10</w:t>
-        </w:r>
-      </w:hyperlink>
+      <w:r>
+        <w:rPr>
+          <w:lang w:val="fr_FR" w:bidi="fr_FR"/>
+        </w:rPr>
+        <w:t>Ap 2.10</w:t>
+      </w:r>
       <w:r>
         <w:rPr>
           <w:lang w:val="fr_FR" w:bidi="fr_FR"/>
         </w:rPr>
         <w:t xml:space="preserve"> ; </w:t>
       </w:r>
-      <w:hyperlink r:id="rId237">
-        <w:r>
-          <w:rPr>
-            <w:lang w:val="fr_FR" w:bidi="fr_FR"/>
-          </w:rPr>
-          <w:rPr>
-            <w:color w:val="0000EE"/>
-            <w:u w:val="single"/>
-          </w:rPr>
-          <w:t>3.11</w:t>
-        </w:r>
-      </w:hyperlink>
+      <w:r>
+        <w:rPr>
+          <w:lang w:val="fr_FR" w:bidi="fr_FR"/>
+        </w:rPr>
+        <w:t>3.11</w:t>
+      </w:r>
       <w:r>
         <w:rPr>
           <w:lang w:val="fr_FR" w:bidi="fr_FR"/>
         </w:rPr>
         <w:t xml:space="preserve">). • Si nous cherchons à vivre en vue du retour de Christ, nous pouvons nous réjouir dans l'attente de son apparition (voir </w:t>
       </w:r>
-      <w:hyperlink r:id="rId238">
-        <w:r>
-          <w:rPr>
-            <w:lang w:val="fr_FR" w:bidi="fr_FR"/>
-          </w:rPr>
-          <w:rPr>
-            <w:color w:val="0000EE"/>
-            <w:u w:val="single"/>
-          </w:rPr>
-          <w:t>1Tm 6.14</w:t>
-        </w:r>
-      </w:hyperlink>
+      <w:r>
+        <w:rPr>
+          <w:lang w:val="fr_FR" w:bidi="fr_FR"/>
+        </w:rPr>
+        <w:t>1Tm 6.14</w:t>
+      </w:r>
       <w:r>
         <w:rPr>
           <w:lang w:val="fr_FR" w:bidi="fr_FR"/>
         </w:rPr>
         <w:t>) et de l'établissement de son royaume (</w:t>
       </w:r>
-      <w:hyperlink r:id="rId239">
-        <w:r>
-          <w:rPr>
-            <w:lang w:val="fr_FR" w:bidi="fr_FR"/>
-          </w:rPr>
-          <w:rPr>
-            <w:color w:val="0000EE"/>
-            <w:u w:val="single"/>
-          </w:rPr>
-          <w:t>2Tm 4.1</w:t>
-        </w:r>
-      </w:hyperlink>
+      <w:r>
+        <w:rPr>
+          <w:lang w:val="fr_FR" w:bidi="fr_FR"/>
+        </w:rPr>
+        <w:t>2Tm 4.1</w:t>
+      </w:r>
       <w:r>
         <w:rPr>
           <w:lang w:val="fr_FR" w:bidi="fr_FR"/>
@@ -7728,18 +6192,12 @@
         </w:rPr>
         <w:t xml:space="preserve">Paul exprime explicitement à Timothée de venir le voir à Rome (voir </w:t>
       </w:r>
-      <w:hyperlink r:id="rId240">
-        <w:r>
-          <w:rPr>
-            <w:lang w:val="fr_FR" w:bidi="fr_FR"/>
-          </w:rPr>
-          <w:rPr>
-            <w:color w:val="0000EE"/>
-            <w:u w:val="single"/>
-          </w:rPr>
-          <w:t>1.4</w:t>
-        </w:r>
-      </w:hyperlink>
+      <w:r>
+        <w:rPr>
+          <w:lang w:val="fr_FR" w:bidi="fr_FR"/>
+        </w:rPr>
+        <w:t>1.4</w:t>
+      </w:r>
       <w:r>
         <w:rPr>
           <w:lang w:val="fr_FR" w:bidi="fr_FR"/>
@@ -7794,108 +6252,72 @@
         </w:rPr>
         <w:t xml:space="preserve">Démas : voir </w:t>
       </w:r>
-      <w:hyperlink r:id="rId241">
-        <w:r>
-          <w:rPr>
-            <w:lang w:val="fr_FR" w:bidi="fr_FR"/>
-          </w:rPr>
-          <w:rPr>
-            <w:color w:val="0000EE"/>
-            <w:u w:val="single"/>
-          </w:rPr>
-          <w:t>Col 4.14</w:t>
-        </w:r>
-      </w:hyperlink>
+      <w:r>
+        <w:rPr>
+          <w:lang w:val="fr_FR" w:bidi="fr_FR"/>
+        </w:rPr>
+        <w:t>Col 4.14</w:t>
+      </w:r>
       <w:r>
         <w:rPr>
           <w:lang w:val="fr_FR" w:bidi="fr_FR"/>
         </w:rPr>
         <w:t xml:space="preserve"> ; </w:t>
       </w:r>
-      <w:hyperlink r:id="rId242">
-        <w:r>
-          <w:rPr>
-            <w:lang w:val="fr_FR" w:bidi="fr_FR"/>
-          </w:rPr>
-          <w:rPr>
-            <w:color w:val="0000EE"/>
-            <w:u w:val="single"/>
-          </w:rPr>
-          <w:t>Phm 1.24</w:t>
-        </w:r>
-      </w:hyperlink>
+      <w:r>
+        <w:rPr>
+          <w:lang w:val="fr_FR" w:bidi="fr_FR"/>
+        </w:rPr>
+        <w:t>Phm 1.24</w:t>
+      </w:r>
       <w:r>
         <w:rPr>
           <w:lang w:val="fr_FR" w:bidi="fr_FR"/>
         </w:rPr>
         <w:t xml:space="preserve">. • m'a abandonné : voir aussi </w:t>
       </w:r>
-      <w:hyperlink r:id="rId243">
-        <w:r>
-          <w:rPr>
-            <w:lang w:val="fr_FR" w:bidi="fr_FR"/>
-          </w:rPr>
-          <w:rPr>
-            <w:color w:val="0000EE"/>
-            <w:u w:val="single"/>
-          </w:rPr>
-          <w:t>2Tm 4.16–17</w:t>
-        </w:r>
-      </w:hyperlink>
+      <w:r>
+        <w:rPr>
+          <w:lang w:val="fr_FR" w:bidi="fr_FR"/>
+        </w:rPr>
+        <w:t>2Tm 4.16–17</w:t>
+      </w:r>
       <w:r>
         <w:rPr>
           <w:lang w:val="fr_FR" w:bidi="fr_FR"/>
         </w:rPr>
         <w:t xml:space="preserve"> ; cf. </w:t>
       </w:r>
-      <w:hyperlink r:id="rId244">
-        <w:r>
-          <w:rPr>
-            <w:lang w:val="fr_FR" w:bidi="fr_FR"/>
-          </w:rPr>
-          <w:rPr>
-            <w:color w:val="0000EE"/>
-            <w:u w:val="single"/>
-          </w:rPr>
-          <w:t>Ps 22.1</w:t>
-        </w:r>
-      </w:hyperlink>
+      <w:r>
+        <w:rPr>
+          <w:lang w:val="fr_FR" w:bidi="fr_FR"/>
+        </w:rPr>
+        <w:t>Ps 22.1</w:t>
+      </w:r>
       <w:r>
         <w:rPr>
           <w:lang w:val="fr_FR" w:bidi="fr_FR"/>
         </w:rPr>
         <w:t xml:space="preserve"> ; </w:t>
       </w:r>
-      <w:hyperlink r:id="rId245">
-        <w:r>
-          <w:rPr>
-            <w:lang w:val="fr_FR" w:bidi="fr_FR"/>
-          </w:rPr>
-          <w:rPr>
-            <w:color w:val="0000EE"/>
-            <w:u w:val="single"/>
-          </w:rPr>
-          <w:t>Mc 15.34</w:t>
-        </w:r>
-      </w:hyperlink>
+      <w:r>
+        <w:rPr>
+          <w:lang w:val="fr_FR" w:bidi="fr_FR"/>
+        </w:rPr>
+        <w:t>Mc 15.34</w:t>
+      </w:r>
       <w:r>
         <w:rPr>
           <w:lang w:val="fr_FR" w:bidi="fr_FR"/>
         </w:rPr>
         <w:t>. • L'amour des choses de ce siècle s'oppose à l'attente du retour glorieux du Christ (</w:t>
       </w:r>
-      <w:hyperlink r:id="rId204">
-        <w:r>
-          <w:rPr>
-            <w:lang w:val="fr_FR" w:bidi="fr_FR"/>
-          </w:rPr>
-          <w:rPr>
-            <w:color w:val="0000EE"/>
-            <w:u w:val="single"/>
-          </w:rPr>
-          <w:t>2Tm 4.8</w:t>
-        </w:r>
-      </w:hyperlink>
+      <w:r>
+        <w:rPr>
+          <w:lang w:val="fr_FR" w:bidi="fr_FR"/>
+        </w:rPr>
+        <w:t>2Tm 4.8</w:t>
+      </w:r>
       <w:r>
         <w:rPr>
           <w:lang w:val="fr_FR" w:bidi="fr_FR"/>
@@ -7963,90 +6385,60 @@
         </w:rPr>
         <w:t xml:space="preserve"> l'auteur de l'Évangile de Luc et des Actes, a accompagné Paul à divers moments dans ses voyages. On suppose que Luc était avec Paul en tant que médecin (</w:t>
       </w:r>
-      <w:hyperlink r:id="rId241">
-        <w:r>
-          <w:rPr>
-            <w:lang w:val="fr_FR" w:bidi="fr_FR"/>
-          </w:rPr>
-          <w:rPr>
-            <w:color w:val="0000EE"/>
-            <w:u w:val="single"/>
-          </w:rPr>
-          <w:t>Col 4.14</w:t>
-        </w:r>
-      </w:hyperlink>
+      <w:r>
+        <w:rPr>
+          <w:lang w:val="fr_FR" w:bidi="fr_FR"/>
+        </w:rPr>
+        <w:t>Col 4.14</w:t>
+      </w:r>
       <w:r>
         <w:rPr>
           <w:lang w:val="fr_FR" w:bidi="fr_FR"/>
         </w:rPr>
         <w:t xml:space="preserve">). Il était aussi le seul à être continuellement à ses côtés. C'est pourquoi Paul souhaite que Timothée le rejoigne rapidement. • Marc : Le fait que Paul pense que Marc lui serait utile témoigne de son pardon et de sa rédemption (voir </w:t>
       </w:r>
-      <w:hyperlink r:id="rId246">
-        <w:r>
-          <w:rPr>
-            <w:lang w:val="fr_FR" w:bidi="fr_FR"/>
-          </w:rPr>
-          <w:rPr>
-            <w:color w:val="0000EE"/>
-            <w:u w:val="single"/>
-          </w:rPr>
-          <w:t>Ac 13.13</w:t>
-        </w:r>
-      </w:hyperlink>
+      <w:r>
+        <w:rPr>
+          <w:lang w:val="fr_FR" w:bidi="fr_FR"/>
+        </w:rPr>
+        <w:t>Ac 13.13</w:t>
+      </w:r>
       <w:r>
         <w:rPr>
           <w:lang w:val="fr_FR" w:bidi="fr_FR"/>
         </w:rPr>
         <w:t xml:space="preserve"> ; </w:t>
       </w:r>
-      <w:hyperlink r:id="rId247">
-        <w:r>
-          <w:rPr>
-            <w:lang w:val="fr_FR" w:bidi="fr_FR"/>
-          </w:rPr>
-          <w:rPr>
-            <w:color w:val="0000EE"/>
-            <w:u w:val="single"/>
-          </w:rPr>
-          <w:t>15.36–40</w:t>
-        </w:r>
-      </w:hyperlink>
+      <w:r>
+        <w:rPr>
+          <w:lang w:val="fr_FR" w:bidi="fr_FR"/>
+        </w:rPr>
+        <w:t>15.36–40</w:t>
+      </w:r>
       <w:r>
         <w:rPr>
           <w:lang w:val="fr_FR" w:bidi="fr_FR"/>
         </w:rPr>
         <w:t xml:space="preserve"> ; voir aussi </w:t>
       </w:r>
-      <w:hyperlink r:id="rId248">
-        <w:r>
-          <w:rPr>
-            <w:lang w:val="fr_FR" w:bidi="fr_FR"/>
-          </w:rPr>
-          <w:rPr>
-            <w:color w:val="0000EE"/>
-            <w:u w:val="single"/>
-          </w:rPr>
-          <w:t>Col 4.10</w:t>
-        </w:r>
-      </w:hyperlink>
+      <w:r>
+        <w:rPr>
+          <w:lang w:val="fr_FR" w:bidi="fr_FR"/>
+        </w:rPr>
+        <w:t>Col 4.10</w:t>
+      </w:r>
       <w:r>
         <w:rPr>
           <w:lang w:val="fr_FR" w:bidi="fr_FR"/>
         </w:rPr>
         <w:t xml:space="preserve"> ; </w:t>
       </w:r>
-      <w:hyperlink r:id="rId242">
-        <w:r>
-          <w:rPr>
-            <w:lang w:val="fr_FR" w:bidi="fr_FR"/>
-          </w:rPr>
-          <w:rPr>
-            <w:color w:val="0000EE"/>
-            <w:u w:val="single"/>
-          </w:rPr>
-          <w:t>Phm 1.24</w:t>
-        </w:r>
-      </w:hyperlink>
+      <w:r>
+        <w:rPr>
+          <w:lang w:val="fr_FR" w:bidi="fr_FR"/>
+        </w:rPr>
+        <w:t>Phm 1.24</w:t>
+      </w:r>
       <w:r>
         <w:rPr>
           <w:lang w:val="fr_FR" w:bidi="fr_FR"/>
@@ -8101,108 +6493,72 @@
         </w:rPr>
         <w:t xml:space="preserve">Tychique était apparemment un Grec (mentionné aussi dans </w:t>
       </w:r>
-      <w:hyperlink r:id="rId249">
-        <w:r>
-          <w:rPr>
-            <w:lang w:val="fr_FR" w:bidi="fr_FR"/>
-          </w:rPr>
-          <w:rPr>
-            <w:color w:val="0000EE"/>
-            <w:u w:val="single"/>
-          </w:rPr>
-          <w:t>Col 4.7–8</w:t>
-        </w:r>
-      </w:hyperlink>
+      <w:r>
+        <w:rPr>
+          <w:lang w:val="fr_FR" w:bidi="fr_FR"/>
+        </w:rPr>
+        <w:t>Col 4.7–8</w:t>
+      </w:r>
       <w:r>
         <w:rPr>
           <w:lang w:val="fr_FR" w:bidi="fr_FR"/>
         </w:rPr>
         <w:t xml:space="preserve">, </w:t>
       </w:r>
-      <w:hyperlink r:id="rId250">
-        <w:r>
-          <w:rPr>
-            <w:lang w:val="fr_FR" w:bidi="fr_FR"/>
-          </w:rPr>
-          <w:rPr>
-            <w:color w:val="0000EE"/>
-            <w:u w:val="single"/>
-          </w:rPr>
-          <w:t>10–11</w:t>
-        </w:r>
-      </w:hyperlink>
+      <w:r>
+        <w:rPr>
+          <w:lang w:val="fr_FR" w:bidi="fr_FR"/>
+        </w:rPr>
+        <w:t>10–11</w:t>
+      </w:r>
       <w:r>
         <w:rPr>
           <w:lang w:val="fr_FR" w:bidi="fr_FR"/>
         </w:rPr>
         <w:t xml:space="preserve">) d'Asie Mineure (voir aussi </w:t>
       </w:r>
-      <w:hyperlink r:id="rId251">
-        <w:r>
-          <w:rPr>
-            <w:lang w:val="fr_FR" w:bidi="fr_FR"/>
-          </w:rPr>
-          <w:rPr>
-            <w:color w:val="0000EE"/>
-            <w:u w:val="single"/>
-          </w:rPr>
-          <w:t xml:space="preserve">Ac 20.4 </w:t>
-        </w:r>
-      </w:hyperlink>
+      <w:r>
+        <w:rPr>
+          <w:lang w:val="fr_FR" w:bidi="fr_FR"/>
+        </w:rPr>
+        <w:t xml:space="preserve">Ac 20.4 </w:t>
+      </w:r>
       <w:r>
         <w:rPr>
           <w:lang w:val="fr_FR" w:bidi="fr_FR"/>
         </w:rPr>
         <w:t xml:space="preserve">; </w:t>
       </w:r>
-      <w:hyperlink r:id="rId252">
-        <w:r>
-          <w:rPr>
-            <w:lang w:val="fr_FR" w:bidi="fr_FR"/>
-          </w:rPr>
-          <w:rPr>
-            <w:color w:val="0000EE"/>
-            <w:u w:val="single"/>
-          </w:rPr>
-          <w:t xml:space="preserve">Ep 6.21–22 </w:t>
-        </w:r>
-      </w:hyperlink>
+      <w:r>
+        <w:rPr>
+          <w:lang w:val="fr_FR" w:bidi="fr_FR"/>
+        </w:rPr>
+        <w:t xml:space="preserve">Ep 6.21–22 </w:t>
+      </w:r>
       <w:r>
         <w:rPr>
           <w:lang w:val="fr_FR" w:bidi="fr_FR"/>
         </w:rPr>
         <w:t xml:space="preserve">; </w:t>
       </w:r>
-      <w:hyperlink r:id="rId249">
-        <w:r>
-          <w:rPr>
-            <w:lang w:val="fr_FR" w:bidi="fr_FR"/>
-          </w:rPr>
-          <w:rPr>
-            <w:color w:val="0000EE"/>
-            <w:u w:val="single"/>
-          </w:rPr>
-          <w:t xml:space="preserve">Col 4.7–8 </w:t>
-        </w:r>
-      </w:hyperlink>
+      <w:r>
+        <w:rPr>
+          <w:lang w:val="fr_FR" w:bidi="fr_FR"/>
+        </w:rPr>
+        <w:t xml:space="preserve">Col 4.7–8 </w:t>
+      </w:r>
       <w:r>
         <w:rPr>
           <w:lang w:val="fr_FR" w:bidi="fr_FR"/>
         </w:rPr>
         <w:t xml:space="preserve">; </w:t>
       </w:r>
-      <w:hyperlink r:id="rId253">
-        <w:r>
-          <w:rPr>
-            <w:lang w:val="fr_FR" w:bidi="fr_FR"/>
-          </w:rPr>
-          <w:rPr>
-            <w:color w:val="0000EE"/>
-            <w:u w:val="single"/>
-          </w:rPr>
-          <w:t>Ti 3.12</w:t>
-        </w:r>
-      </w:hyperlink>
+      <w:r>
+        <w:rPr>
+          <w:lang w:val="fr_FR" w:bidi="fr_FR"/>
+        </w:rPr>
+        <w:t>Ti 3.12</w:t>
+      </w:r>
       <w:r>
         <w:rPr>
           <w:lang w:val="fr_FR" w:bidi="fr_FR"/>
@@ -8281,18 +6637,12 @@
         </w:rPr>
         <w:t>L'arrestation et le transfert de Paul à Rome ne lui ont apparemment pas permis de rassembler ses affaires. • le manteau : l'hiver approchait (</w:t>
       </w:r>
-      <w:hyperlink r:id="rId33">
-        <w:r>
-          <w:rPr>
-            <w:lang w:val="fr_FR" w:bidi="fr_FR"/>
-          </w:rPr>
-          <w:rPr>
-            <w:color w:val="0000EE"/>
-            <w:u w:val="single"/>
-          </w:rPr>
-          <w:t>4.21</w:t>
-        </w:r>
-      </w:hyperlink>
+      <w:r>
+        <w:rPr>
+          <w:lang w:val="fr_FR" w:bidi="fr_FR"/>
+        </w:rPr>
+        <w:t>4.21</w:t>
+      </w:r>
       <w:r>
         <w:rPr>
           <w:lang w:val="fr_FR" w:bidi="fr_FR"/>
@@ -8347,72 +6697,48 @@
         </w:rPr>
         <w:t xml:space="preserve">Alexandre était un nom courant (voir </w:t>
       </w:r>
-      <w:hyperlink r:id="rId254">
-        <w:r>
-          <w:rPr>
-            <w:lang w:val="fr_FR" w:bidi="fr_FR"/>
-          </w:rPr>
-          <w:rPr>
-            <w:color w:val="0000EE"/>
-            <w:u w:val="single"/>
-          </w:rPr>
-          <w:t>Mc 15.21</w:t>
-        </w:r>
-      </w:hyperlink>
+      <w:r>
+        <w:rPr>
+          <w:lang w:val="fr_FR" w:bidi="fr_FR"/>
+        </w:rPr>
+        <w:t>Mc 15.21</w:t>
+      </w:r>
       <w:r>
         <w:rPr>
           <w:lang w:val="fr_FR" w:bidi="fr_FR"/>
         </w:rPr>
         <w:t xml:space="preserve"> ; </w:t>
       </w:r>
-      <w:hyperlink r:id="rId255">
-        <w:r>
-          <w:rPr>
-            <w:lang w:val="fr_FR" w:bidi="fr_FR"/>
-          </w:rPr>
-          <w:rPr>
-            <w:color w:val="0000EE"/>
-            <w:u w:val="single"/>
-          </w:rPr>
-          <w:t>Ac 4.6</w:t>
-        </w:r>
-      </w:hyperlink>
+      <w:r>
+        <w:rPr>
+          <w:lang w:val="fr_FR" w:bidi="fr_FR"/>
+        </w:rPr>
+        <w:t>Ac 4.6</w:t>
+      </w:r>
       <w:r>
         <w:rPr>
           <w:lang w:val="fr_FR" w:bidi="fr_FR"/>
         </w:rPr>
         <w:t xml:space="preserve"> ; </w:t>
       </w:r>
-      <w:hyperlink r:id="rId256">
-        <w:r>
-          <w:rPr>
-            <w:lang w:val="fr_FR" w:bidi="fr_FR"/>
-          </w:rPr>
-          <w:rPr>
-            <w:color w:val="0000EE"/>
-            <w:u w:val="single"/>
-          </w:rPr>
-          <w:t>19.33</w:t>
-        </w:r>
-      </w:hyperlink>
+      <w:r>
+        <w:rPr>
+          <w:lang w:val="fr_FR" w:bidi="fr_FR"/>
+        </w:rPr>
+        <w:t>19.33</w:t>
+      </w:r>
       <w:r>
         <w:rPr>
           <w:lang w:val="fr_FR" w:bidi="fr_FR"/>
         </w:rPr>
         <w:t xml:space="preserve">). Alexandre le forgeron était probablement le même que dans </w:t>
       </w:r>
-      <w:hyperlink r:id="rId104">
-        <w:r>
-          <w:rPr>
-            <w:lang w:val="fr_FR" w:bidi="fr_FR"/>
-          </w:rPr>
-          <w:rPr>
-            <w:color w:val="0000EE"/>
-            <w:u w:val="single"/>
-          </w:rPr>
-          <w:t>1Tm 1.20</w:t>
-        </w:r>
-      </w:hyperlink>
+      <w:r>
+        <w:rPr>
+          <w:lang w:val="fr_FR" w:bidi="fr_FR"/>
+        </w:rPr>
+        <w:t>1Tm 1.20</w:t>
+      </w:r>
       <w:r>
         <w:rPr>
           <w:lang w:val="fr_FR" w:bidi="fr_FR"/>
@@ -8467,18 +6793,12 @@
         </w:rPr>
         <w:t>Ma première défense : Un procès romain était divisé en deux temps, avec une étude préliminaire, puis le procès à proprement dire. Paul faisait probablement référence à la première de ces étapes. Cela pourrait également renvoyer à son premier emprisonnement à Rome (</w:t>
       </w:r>
-      <w:hyperlink r:id="rId257">
-        <w:r>
-          <w:rPr>
-            <w:lang w:val="fr_FR" w:bidi="fr_FR"/>
-          </w:rPr>
-          <w:rPr>
-            <w:color w:val="0000EE"/>
-            <w:u w:val="single"/>
-          </w:rPr>
-          <w:t>Ac 28</w:t>
-        </w:r>
-      </w:hyperlink>
+      <w:r>
+        <w:rPr>
+          <w:lang w:val="fr_FR" w:bidi="fr_FR"/>
+        </w:rPr>
+        <w:t>Ac 28</w:t>
+      </w:r>
       <w:r>
         <w:rPr>
           <w:lang w:val="fr_FR" w:bidi="fr_FR"/>
@@ -8557,216 +6877,144 @@
         </w:rPr>
         <w:t>Afin que la prédication fût accomplie : Paul avait transformé sa défense au tribunal en proclamation de la Bonne Nouvelle, tout comme lors de ses précédentes expériences (</w:t>
       </w:r>
-      <w:hyperlink r:id="rId258">
-        <w:r>
-          <w:rPr>
-            <w:lang w:val="fr_FR" w:bidi="fr_FR"/>
-          </w:rPr>
-          <w:rPr>
-            <w:color w:val="0000EE"/>
-            <w:u w:val="single"/>
-          </w:rPr>
-          <w:t>Ac 22.1–24.27</w:t>
-        </w:r>
-      </w:hyperlink>
+      <w:r>
+        <w:rPr>
+          <w:lang w:val="fr_FR" w:bidi="fr_FR"/>
+        </w:rPr>
+        <w:t>Ac 22.1–24.27</w:t>
+      </w:r>
       <w:r>
         <w:rPr>
           <w:lang w:val="fr_FR" w:bidi="fr_FR"/>
         </w:rPr>
         <w:t xml:space="preserve"> ; </w:t>
       </w:r>
-      <w:hyperlink r:id="rId259">
-        <w:r>
-          <w:rPr>
-            <w:lang w:val="fr_FR" w:bidi="fr_FR"/>
-          </w:rPr>
-          <w:rPr>
-            <w:color w:val="0000EE"/>
-            <w:u w:val="single"/>
-          </w:rPr>
-          <w:t>26.1–29</w:t>
-        </w:r>
-      </w:hyperlink>
+      <w:r>
+        <w:rPr>
+          <w:lang w:val="fr_FR" w:bidi="fr_FR"/>
+        </w:rPr>
+        <w:t>26.1–29</w:t>
+      </w:r>
       <w:r>
         <w:rPr>
           <w:lang w:val="fr_FR" w:bidi="fr_FR"/>
         </w:rPr>
         <w:t xml:space="preserve"> ; voir aussi </w:t>
       </w:r>
-      <w:hyperlink r:id="rId260">
-        <w:r>
-          <w:rPr>
-            <w:lang w:val="fr_FR" w:bidi="fr_FR"/>
-          </w:rPr>
-          <w:rPr>
-            <w:color w:val="0000EE"/>
-            <w:u w:val="single"/>
-          </w:rPr>
-          <w:t>2Tm 2.9–10</w:t>
-        </w:r>
-      </w:hyperlink>
+      <w:r>
+        <w:rPr>
+          <w:lang w:val="fr_FR" w:bidi="fr_FR"/>
+        </w:rPr>
+        <w:t>2Tm 2.9–10</w:t>
+      </w:r>
       <w:r>
         <w:rPr>
           <w:lang w:val="fr_FR" w:bidi="fr_FR"/>
         </w:rPr>
         <w:t xml:space="preserve"> ; </w:t>
       </w:r>
-      <w:hyperlink r:id="rId96">
-        <w:r>
-          <w:rPr>
-            <w:lang w:val="fr_FR" w:bidi="fr_FR"/>
-          </w:rPr>
-          <w:rPr>
-            <w:color w:val="0000EE"/>
-            <w:u w:val="single"/>
-          </w:rPr>
-          <w:t>Ph 1.12–14</w:t>
-        </w:r>
-      </w:hyperlink>
+      <w:r>
+        <w:rPr>
+          <w:lang w:val="fr_FR" w:bidi="fr_FR"/>
+        </w:rPr>
+        <w:t>Ph 1.12–14</w:t>
+      </w:r>
       <w:r>
         <w:rPr>
           <w:lang w:val="fr_FR" w:bidi="fr_FR"/>
         </w:rPr>
         <w:t>). • et que tous les païens l'entendissent : Paul avait le sentiment d'avoir accompli sa tâche (</w:t>
       </w:r>
-      <w:hyperlink r:id="rId261">
-        <w:r>
-          <w:rPr>
-            <w:lang w:val="fr_FR" w:bidi="fr_FR"/>
-          </w:rPr>
-          <w:rPr>
-            <w:color w:val="0000EE"/>
-            <w:u w:val="single"/>
-          </w:rPr>
-          <w:t>2Tm 4.7–8</w:t>
-        </w:r>
-      </w:hyperlink>
+      <w:r>
+        <w:rPr>
+          <w:lang w:val="fr_FR" w:bidi="fr_FR"/>
+        </w:rPr>
+        <w:t>2Tm 4.7–8</w:t>
+      </w:r>
       <w:r>
         <w:rPr>
           <w:lang w:val="fr_FR" w:bidi="fr_FR"/>
         </w:rPr>
         <w:t xml:space="preserve">). L'Ancien Testament prédit spécifiquement la conversion des nations (par exemple, </w:t>
       </w:r>
-      <w:hyperlink r:id="rId262">
-        <w:r>
-          <w:rPr>
-            <w:lang w:val="fr_FR" w:bidi="fr_FR"/>
-          </w:rPr>
-          <w:rPr>
-            <w:color w:val="0000EE"/>
-            <w:u w:val="single"/>
-          </w:rPr>
-          <w:t>Ps 22.27–29</w:t>
-        </w:r>
-      </w:hyperlink>
+      <w:r>
+        <w:rPr>
+          <w:lang w:val="fr_FR" w:bidi="fr_FR"/>
+        </w:rPr>
+        <w:t>Ps 22.27–29</w:t>
+      </w:r>
       <w:r>
         <w:rPr>
           <w:lang w:val="fr_FR" w:bidi="fr_FR"/>
         </w:rPr>
         <w:t xml:space="preserve">). • de la gueule du lion : Le lion est souvent une métaphore pour parler des ennemis (voir </w:t>
       </w:r>
-      <w:hyperlink r:id="rId263">
-        <w:r>
-          <w:rPr>
-            <w:lang w:val="fr_FR" w:bidi="fr_FR"/>
-          </w:rPr>
-          <w:rPr>
-            <w:color w:val="0000EE"/>
-            <w:u w:val="single"/>
-          </w:rPr>
-          <w:t>Ps 7.2</w:t>
-        </w:r>
-      </w:hyperlink>
+      <w:r>
+        <w:rPr>
+          <w:lang w:val="fr_FR" w:bidi="fr_FR"/>
+        </w:rPr>
+        <w:t>Ps 7.2</w:t>
+      </w:r>
       <w:r>
         <w:rPr>
           <w:lang w:val="fr_FR" w:bidi="fr_FR"/>
         </w:rPr>
         <w:t xml:space="preserve"> ; </w:t>
       </w:r>
-      <w:hyperlink r:id="rId264">
-        <w:r>
-          <w:rPr>
-            <w:lang w:val="fr_FR" w:bidi="fr_FR"/>
-          </w:rPr>
-          <w:rPr>
-            <w:color w:val="0000EE"/>
-            <w:u w:val="single"/>
-          </w:rPr>
-          <w:t>35.17</w:t>
-        </w:r>
-      </w:hyperlink>
+      <w:r>
+        <w:rPr>
+          <w:lang w:val="fr_FR" w:bidi="fr_FR"/>
+        </w:rPr>
+        <w:t>35.17</w:t>
+      </w:r>
       <w:r>
         <w:rPr>
           <w:lang w:val="fr_FR" w:bidi="fr_FR"/>
         </w:rPr>
         <w:t xml:space="preserve"> ; cf. </w:t>
       </w:r>
-      <w:hyperlink r:id="rId265">
-        <w:r>
-          <w:rPr>
-            <w:lang w:val="fr_FR" w:bidi="fr_FR"/>
-          </w:rPr>
-          <w:rPr>
-            <w:color w:val="0000EE"/>
-            <w:u w:val="single"/>
-          </w:rPr>
-          <w:t>Dn 6</w:t>
-        </w:r>
-      </w:hyperlink>
+      <w:r>
+        <w:rPr>
+          <w:lang w:val="fr_FR" w:bidi="fr_FR"/>
+        </w:rPr>
+        <w:t>Dn 6</w:t>
+      </w:r>
       <w:r>
         <w:rPr>
           <w:lang w:val="fr_FR" w:bidi="fr_FR"/>
         </w:rPr>
         <w:t xml:space="preserve"> ; </w:t>
       </w:r>
-      <w:hyperlink r:id="rId266">
-        <w:r>
-          <w:rPr>
-            <w:lang w:val="fr_FR" w:bidi="fr_FR"/>
-          </w:rPr>
-          <w:rPr>
-            <w:color w:val="0000EE"/>
-            <w:u w:val="single"/>
-          </w:rPr>
-          <w:t>Hé 11.33</w:t>
-        </w:r>
-      </w:hyperlink>
+      <w:r>
+        <w:rPr>
+          <w:lang w:val="fr_FR" w:bidi="fr_FR"/>
+        </w:rPr>
+        <w:t>Hé 11.33</w:t>
+      </w:r>
       <w:r>
         <w:rPr>
           <w:lang w:val="fr_FR" w:bidi="fr_FR"/>
         </w:rPr>
         <w:t>). Ici, Paul pourrait renvoyer à de vrais lions dans un amphithéâtre, à l'empereur, aux faux enseignants, ou à Satan (</w:t>
       </w:r>
-      <w:hyperlink r:id="rId267">
-        <w:r>
-          <w:rPr>
-            <w:lang w:val="fr_FR" w:bidi="fr_FR"/>
-          </w:rPr>
-          <w:rPr>
-            <w:color w:val="0000EE"/>
-            <w:u w:val="single"/>
-          </w:rPr>
-          <w:t>1P 5.8</w:t>
-        </w:r>
-      </w:hyperlink>
+      <w:r>
+        <w:rPr>
+          <w:lang w:val="fr_FR" w:bidi="fr_FR"/>
+        </w:rPr>
+        <w:t>1P 5.8</w:t>
+      </w:r>
       <w:r>
         <w:rPr>
           <w:lang w:val="fr_FR" w:bidi="fr_FR"/>
         </w:rPr>
         <w:t xml:space="preserve"> ; cf. </w:t>
       </w:r>
-      <w:hyperlink r:id="rId268">
-        <w:r>
-          <w:rPr>
-            <w:lang w:val="fr_FR" w:bidi="fr_FR"/>
-          </w:rPr>
-          <w:rPr>
-            <w:color w:val="0000EE"/>
-            <w:u w:val="single"/>
-          </w:rPr>
-          <w:t>Ps 22.21</w:t>
-        </w:r>
-      </w:hyperlink>
+      <w:r>
+        <w:rPr>
+          <w:lang w:val="fr_FR" w:bidi="fr_FR"/>
+        </w:rPr>
+        <w:t>Ps 22.21</w:t>
+      </w:r>
       <w:r>
         <w:rPr>
           <w:lang w:val="fr_FR" w:bidi="fr_FR"/>
@@ -8821,144 +7069,96 @@
         </w:rPr>
         <w:t>Dieu continuerait à fortifier Paul et à le maintenir ferme dans la foi (</w:t>
       </w:r>
-      <w:hyperlink r:id="rId269">
-        <w:r>
-          <w:rPr>
-            <w:lang w:val="fr_FR" w:bidi="fr_FR"/>
-          </w:rPr>
-          <w:rPr>
-            <w:color w:val="0000EE"/>
-            <w:u w:val="single"/>
-          </w:rPr>
-          <w:t>4.7</w:t>
-        </w:r>
-      </w:hyperlink>
+      <w:r>
+        <w:rPr>
+          <w:lang w:val="fr_FR" w:bidi="fr_FR"/>
+        </w:rPr>
+        <w:t>4.7</w:t>
+      </w:r>
       <w:r>
         <w:rPr>
           <w:lang w:val="fr_FR" w:bidi="fr_FR"/>
         </w:rPr>
         <w:t xml:space="preserve">) jusqu'à la fin de sa vie (voir </w:t>
       </w:r>
-      <w:hyperlink r:id="rId92">
-        <w:r>
-          <w:rPr>
-            <w:lang w:val="fr_FR" w:bidi="fr_FR"/>
-          </w:rPr>
-          <w:rPr>
-            <w:color w:val="0000EE"/>
-            <w:u w:val="single"/>
-          </w:rPr>
-          <w:t>1.12</w:t>
-        </w:r>
-      </w:hyperlink>
+      <w:r>
+        <w:rPr>
+          <w:lang w:val="fr_FR" w:bidi="fr_FR"/>
+        </w:rPr>
+        <w:t>1.12</w:t>
+      </w:r>
       <w:r>
         <w:rPr>
           <w:lang w:val="fr_FR" w:bidi="fr_FR"/>
         </w:rPr>
         <w:t xml:space="preserve">). • Le Royaume céleste du Seigneur s'oppose au royaume terrestre qui était sur le point de juger Paul (voir aussi </w:t>
       </w:r>
-      <w:hyperlink r:id="rId239">
-        <w:r>
-          <w:rPr>
-            <w:lang w:val="fr_FR" w:bidi="fr_FR"/>
-          </w:rPr>
-          <w:rPr>
-            <w:color w:val="0000EE"/>
-            <w:u w:val="single"/>
-          </w:rPr>
-          <w:t xml:space="preserve">4.1 </w:t>
-        </w:r>
-      </w:hyperlink>
+      <w:r>
+        <w:rPr>
+          <w:lang w:val="fr_FR" w:bidi="fr_FR"/>
+        </w:rPr>
+        <w:t xml:space="preserve">4.1 </w:t>
+      </w:r>
       <w:r>
         <w:rPr>
           <w:lang w:val="fr_FR" w:bidi="fr_FR"/>
         </w:rPr>
         <w:t xml:space="preserve">; </w:t>
       </w:r>
-      <w:hyperlink r:id="rId270">
-        <w:r>
-          <w:rPr>
-            <w:lang w:val="fr_FR" w:bidi="fr_FR"/>
-          </w:rPr>
-          <w:rPr>
-            <w:color w:val="0000EE"/>
-            <w:u w:val="single"/>
-          </w:rPr>
-          <w:t xml:space="preserve">1Co 15.48–49 </w:t>
-        </w:r>
-      </w:hyperlink>
+      <w:r>
+        <w:rPr>
+          <w:lang w:val="fr_FR" w:bidi="fr_FR"/>
+        </w:rPr>
+        <w:t xml:space="preserve">1Co 15.48–49 </w:t>
+      </w:r>
       <w:r>
         <w:rPr>
           <w:lang w:val="fr_FR" w:bidi="fr_FR"/>
         </w:rPr>
         <w:t xml:space="preserve">; </w:t>
       </w:r>
-      <w:hyperlink r:id="rId271">
-        <w:r>
-          <w:rPr>
-            <w:lang w:val="fr_FR" w:bidi="fr_FR"/>
-          </w:rPr>
-          <w:rPr>
-            <w:color w:val="0000EE"/>
-            <w:u w:val="single"/>
-          </w:rPr>
-          <w:t>Hé 12.18–29</w:t>
-        </w:r>
-      </w:hyperlink>
+      <w:r>
+        <w:rPr>
+          <w:lang w:val="fr_FR" w:bidi="fr_FR"/>
+        </w:rPr>
+        <w:t>Hé 12.18–29</w:t>
+      </w:r>
       <w:r>
         <w:rPr>
           <w:lang w:val="fr_FR" w:bidi="fr_FR"/>
         </w:rPr>
         <w:t xml:space="preserve">). • A lui soit la gloire … Amen : La doxologie de Paul face à son exécution exprime la confiance que la gloire de Dieu dépasse même la mort (cf. </w:t>
       </w:r>
-      <w:hyperlink r:id="rId272">
-        <w:r>
-          <w:rPr>
-            <w:lang w:val="fr_FR" w:bidi="fr_FR"/>
-          </w:rPr>
-          <w:rPr>
-            <w:color w:val="0000EE"/>
-            <w:u w:val="single"/>
-          </w:rPr>
-          <w:t xml:space="preserve">1Tm 1.17 </w:t>
-        </w:r>
-      </w:hyperlink>
+      <w:r>
+        <w:rPr>
+          <w:lang w:val="fr_FR" w:bidi="fr_FR"/>
+        </w:rPr>
+        <w:t xml:space="preserve">1Tm 1.17 </w:t>
+      </w:r>
       <w:r>
         <w:rPr>
           <w:lang w:val="fr_FR" w:bidi="fr_FR"/>
         </w:rPr>
         <w:t xml:space="preserve">; </w:t>
       </w:r>
-      <w:hyperlink r:id="rId273">
-        <w:r>
-          <w:rPr>
-            <w:lang w:val="fr_FR" w:bidi="fr_FR"/>
-          </w:rPr>
-          <w:rPr>
-            <w:color w:val="0000EE"/>
-            <w:u w:val="single"/>
-          </w:rPr>
-          <w:t>6.15–16</w:t>
-        </w:r>
-      </w:hyperlink>
+      <w:r>
+        <w:rPr>
+          <w:lang w:val="fr_FR" w:bidi="fr_FR"/>
+        </w:rPr>
+        <w:t>6.15–16</w:t>
+      </w:r>
       <w:r>
         <w:rPr>
           <w:lang w:val="fr_FR" w:bidi="fr_FR"/>
         </w:rPr>
         <w:t xml:space="preserve">). • à lui : Le grec suggère que cette louange est attribuée au « Seigneur » de la phrase précédente, à savoir Jésus-Christ (cf. </w:t>
       </w:r>
-      <w:hyperlink r:id="rId274">
-        <w:r>
-          <w:rPr>
-            <w:lang w:val="fr_FR" w:bidi="fr_FR"/>
-          </w:rPr>
-          <w:rPr>
-            <w:color w:val="0000EE"/>
-            <w:u w:val="single"/>
-          </w:rPr>
-          <w:t>Ti 2.13</w:t>
-        </w:r>
-      </w:hyperlink>
+      <w:r>
+        <w:rPr>
+          <w:lang w:val="fr_FR" w:bidi="fr_FR"/>
+        </w:rPr>
+        <w:t>Ti 2.13</w:t>
+      </w:r>
       <w:r>
         <w:rPr>
           <w:lang w:val="fr_FR" w:bidi="fr_FR"/>
@@ -9013,108 +7213,72 @@
         </w:rPr>
         <w:t>Prisca et Aquilas ont vécu à Éphèse (</w:t>
       </w:r>
-      <w:hyperlink r:id="rId275">
-        <w:r>
-          <w:rPr>
-            <w:lang w:val="fr_FR" w:bidi="fr_FR"/>
-          </w:rPr>
-          <w:rPr>
-            <w:color w:val="0000EE"/>
-            <w:u w:val="single"/>
-          </w:rPr>
-          <w:t>Ac 18.26</w:t>
-        </w:r>
-      </w:hyperlink>
+      <w:r>
+        <w:rPr>
+          <w:lang w:val="fr_FR" w:bidi="fr_FR"/>
+        </w:rPr>
+        <w:t>Ac 18.26</w:t>
+      </w:r>
       <w:r>
         <w:rPr>
           <w:lang w:val="fr_FR" w:bidi="fr_FR"/>
         </w:rPr>
         <w:t xml:space="preserve"> ; </w:t>
       </w:r>
-      <w:hyperlink r:id="rId276">
-        <w:r>
-          <w:rPr>
-            <w:lang w:val="fr_FR" w:bidi="fr_FR"/>
-          </w:rPr>
-          <w:rPr>
-            <w:color w:val="0000EE"/>
-            <w:u w:val="single"/>
-          </w:rPr>
-          <w:t>1Co 16.19</w:t>
-        </w:r>
-      </w:hyperlink>
+      <w:r>
+        <w:rPr>
+          <w:lang w:val="fr_FR" w:bidi="fr_FR"/>
+        </w:rPr>
+        <w:t>1Co 16.19</w:t>
+      </w:r>
       <w:r>
         <w:rPr>
           <w:lang w:val="fr_FR" w:bidi="fr_FR"/>
         </w:rPr>
         <w:t>) et y étaient probablement à ce moment-là. Ils avaient également vécu à Rome (</w:t>
       </w:r>
-      <w:hyperlink r:id="rId277">
-        <w:r>
-          <w:rPr>
-            <w:lang w:val="fr_FR" w:bidi="fr_FR"/>
-          </w:rPr>
-          <w:rPr>
-            <w:color w:val="0000EE"/>
-            <w:u w:val="single"/>
-          </w:rPr>
-          <w:t>Ac 18.2</w:t>
-        </w:r>
-      </w:hyperlink>
+      <w:r>
+        <w:rPr>
+          <w:lang w:val="fr_FR" w:bidi="fr_FR"/>
+        </w:rPr>
+        <w:t>Ac 18.2</w:t>
+      </w:r>
       <w:r>
         <w:rPr>
           <w:lang w:val="fr_FR" w:bidi="fr_FR"/>
         </w:rPr>
         <w:t xml:space="preserve"> ; </w:t>
       </w:r>
-      <w:hyperlink r:id="rId278">
-        <w:r>
-          <w:rPr>
-            <w:lang w:val="fr_FR" w:bidi="fr_FR"/>
-          </w:rPr>
-          <w:rPr>
-            <w:color w:val="0000EE"/>
-            <w:u w:val="single"/>
-          </w:rPr>
-          <w:t>Rm 16.3</w:t>
-        </w:r>
-      </w:hyperlink>
+      <w:r>
+        <w:rPr>
+          <w:lang w:val="fr_FR" w:bidi="fr_FR"/>
+        </w:rPr>
+        <w:t>Rm 16.3</w:t>
+      </w:r>
       <w:r>
         <w:rPr>
           <w:lang w:val="fr_FR" w:bidi="fr_FR"/>
         </w:rPr>
         <w:t xml:space="preserve">), où Paul se trouvait alors. Cela pourrait signifier que Timothée était encore à Éphèse (voir </w:t>
       </w:r>
-      <w:hyperlink r:id="rId279">
-        <w:r>
-          <w:rPr>
-            <w:lang w:val="fr_FR" w:bidi="fr_FR"/>
-          </w:rPr>
-          <w:rPr>
-            <w:color w:val="0000EE"/>
-            <w:u w:val="single"/>
-          </w:rPr>
-          <w:t>1Tm 1.3</w:t>
-        </w:r>
-      </w:hyperlink>
+      <w:r>
+        <w:rPr>
+          <w:lang w:val="fr_FR" w:bidi="fr_FR"/>
+        </w:rPr>
+        <w:t>1Tm 1.3</w:t>
+      </w:r>
       <w:r>
         <w:rPr>
           <w:lang w:val="fr_FR" w:bidi="fr_FR"/>
         </w:rPr>
         <w:t xml:space="preserve">). • Paul mentionne avec gratitude Onésiphore en </w:t>
       </w:r>
-      <w:hyperlink r:id="rId280">
-        <w:r>
-          <w:rPr>
-            <w:lang w:val="fr_FR" w:bidi="fr_FR"/>
-          </w:rPr>
-          <w:rPr>
-            <w:color w:val="0000EE"/>
-            <w:u w:val="single"/>
-          </w:rPr>
-          <w:t>2Tm 1.16</w:t>
-        </w:r>
-      </w:hyperlink>
+      <w:r>
+        <w:rPr>
+          <w:lang w:val="fr_FR" w:bidi="fr_FR"/>
+        </w:rPr>
+        <w:t>2Tm 1.16</w:t>
+      </w:r>
       <w:r>
         <w:rPr>
           <w:lang w:val="fr_FR" w:bidi="fr_FR"/>
@@ -9169,54 +7333,36 @@
         </w:rPr>
         <w:t xml:space="preserve">Comme dans plusieurs des épîtres de Paul, la lettre se termine par des salutations et des instructions finales (voir aussi </w:t>
       </w:r>
-      <w:hyperlink r:id="rId281">
-        <w:r>
-          <w:rPr>
-            <w:lang w:val="fr_FR" w:bidi="fr_FR"/>
-          </w:rPr>
-          <w:rPr>
-            <w:color w:val="0000EE"/>
-            <w:u w:val="single"/>
-          </w:rPr>
-          <w:t>Rm 16.1–23</w:t>
-        </w:r>
-      </w:hyperlink>
+      <w:r>
+        <w:rPr>
+          <w:lang w:val="fr_FR" w:bidi="fr_FR"/>
+        </w:rPr>
+        <w:t>Rm 16.1–23</w:t>
+      </w:r>
       <w:r>
         <w:rPr>
           <w:lang w:val="fr_FR" w:bidi="fr_FR"/>
         </w:rPr>
         <w:t xml:space="preserve"> ; </w:t>
       </w:r>
-      <w:hyperlink r:id="rId282">
-        <w:r>
-          <w:rPr>
-            <w:lang w:val="fr_FR" w:bidi="fr_FR"/>
-          </w:rPr>
-          <w:rPr>
-            <w:color w:val="0000EE"/>
-            <w:u w:val="single"/>
-          </w:rPr>
-          <w:t>1Co 16.19–21</w:t>
-        </w:r>
-      </w:hyperlink>
+      <w:r>
+        <w:rPr>
+          <w:lang w:val="fr_FR" w:bidi="fr_FR"/>
+        </w:rPr>
+        <w:t>1Co 16.19–21</w:t>
+      </w:r>
       <w:r>
         <w:rPr>
           <w:lang w:val="fr_FR" w:bidi="fr_FR"/>
         </w:rPr>
         <w:t xml:space="preserve"> ; </w:t>
       </w:r>
-      <w:hyperlink r:id="rId283">
-        <w:r>
-          <w:rPr>
-            <w:lang w:val="fr_FR" w:bidi="fr_FR"/>
-          </w:rPr>
-          <w:rPr>
-            <w:color w:val="0000EE"/>
-            <w:u w:val="single"/>
-          </w:rPr>
-          <w:t>2Co 13.12</w:t>
-        </w:r>
-      </w:hyperlink>
+      <w:r>
+        <w:rPr>
+          <w:lang w:val="fr_FR" w:bidi="fr_FR"/>
+        </w:rPr>
+        <w:t>2Co 13.12</w:t>
+      </w:r>
       <w:r>
         <w:rPr>
           <w:lang w:val="fr_FR" w:bidi="fr_FR"/>
@@ -9271,90 +7417,60 @@
         </w:rPr>
         <w:t>Éraste était un habitant de Corinthe (</w:t>
       </w:r>
-      <w:hyperlink r:id="rId284">
-        <w:r>
-          <w:rPr>
-            <w:lang w:val="fr_FR" w:bidi="fr_FR"/>
-          </w:rPr>
-          <w:rPr>
-            <w:color w:val="0000EE"/>
-            <w:u w:val="single"/>
-          </w:rPr>
-          <w:t xml:space="preserve">Ac 19.22 </w:t>
-        </w:r>
-      </w:hyperlink>
+      <w:r>
+        <w:rPr>
+          <w:lang w:val="fr_FR" w:bidi="fr_FR"/>
+        </w:rPr>
+        <w:t xml:space="preserve">Ac 19.22 </w:t>
+      </w:r>
       <w:r>
         <w:rPr>
           <w:lang w:val="fr_FR" w:bidi="fr_FR"/>
         </w:rPr>
         <w:t xml:space="preserve">; </w:t>
       </w:r>
-      <w:hyperlink r:id="rId285">
-        <w:r>
-          <w:rPr>
-            <w:lang w:val="fr_FR" w:bidi="fr_FR"/>
-          </w:rPr>
-          <w:rPr>
-            <w:color w:val="0000EE"/>
-            <w:u w:val="single"/>
-          </w:rPr>
-          <w:t>Rm 16.23</w:t>
-        </w:r>
-      </w:hyperlink>
+      <w:r>
+        <w:rPr>
+          <w:lang w:val="fr_FR" w:bidi="fr_FR"/>
+        </w:rPr>
+        <w:t>Rm 16.23</w:t>
+      </w:r>
       <w:r>
         <w:rPr>
           <w:lang w:val="fr_FR" w:bidi="fr_FR"/>
         </w:rPr>
         <w:t>). Des fouilles modernes ont permis de retrouver à Corinthe une inscription mentionnant un Éraste qui était le trésorier de la ville ; il s'agit probablement du même homme. • Trophime (</w:t>
       </w:r>
-      <w:hyperlink r:id="rId251">
-        <w:r>
-          <w:rPr>
-            <w:lang w:val="fr_FR" w:bidi="fr_FR"/>
-          </w:rPr>
-          <w:rPr>
-            <w:color w:val="0000EE"/>
-            <w:u w:val="single"/>
-          </w:rPr>
-          <w:t xml:space="preserve">Ac 20.4 </w:t>
-        </w:r>
-      </w:hyperlink>
+      <w:r>
+        <w:rPr>
+          <w:lang w:val="fr_FR" w:bidi="fr_FR"/>
+        </w:rPr>
+        <w:t xml:space="preserve">Ac 20.4 </w:t>
+      </w:r>
       <w:r>
         <w:rPr>
           <w:lang w:val="fr_FR" w:bidi="fr_FR"/>
         </w:rPr>
         <w:t xml:space="preserve">; </w:t>
       </w:r>
-      <w:hyperlink r:id="rId286">
-        <w:r>
-          <w:rPr>
-            <w:lang w:val="fr_FR" w:bidi="fr_FR"/>
-          </w:rPr>
-          <w:rPr>
-            <w:color w:val="0000EE"/>
-            <w:u w:val="single"/>
-          </w:rPr>
-          <w:t>21.29</w:t>
-        </w:r>
-      </w:hyperlink>
+      <w:r>
+        <w:rPr>
+          <w:lang w:val="fr_FR" w:bidi="fr_FR"/>
+        </w:rPr>
+        <w:t>21.29</w:t>
+      </w:r>
       <w:r>
         <w:rPr>
           <w:lang w:val="fr_FR" w:bidi="fr_FR"/>
         </w:rPr>
         <w:t>) était un Éphésien, associé de Tychique (</w:t>
       </w:r>
-      <w:hyperlink r:id="rId287">
-        <w:r>
-          <w:rPr>
-            <w:lang w:val="fr_FR" w:bidi="fr_FR"/>
-          </w:rPr>
-          <w:rPr>
-            <w:color w:val="0000EE"/>
-            <w:u w:val="single"/>
-          </w:rPr>
-          <w:t>2Tm 4.12</w:t>
-        </w:r>
-      </w:hyperlink>
+      <w:r>
+        <w:rPr>
+          <w:lang w:val="fr_FR" w:bidi="fr_FR"/>
+        </w:rPr>
+        <w:t>2Tm 4.12</w:t>
+      </w:r>
       <w:r>
         <w:rPr>
           <w:lang w:val="fr_FR" w:bidi="fr_FR"/>
@@ -9409,72 +7525,48 @@
         </w:rPr>
         <w:t xml:space="preserve">Avant l'hiver : Paul était probablement préoccupé par l'absence prolongée de Timothée s'il manquait cette occasion de voyager à l'automne (voir </w:t>
       </w:r>
-      <w:hyperlink r:id="rId240">
-        <w:r>
-          <w:rPr>
-            <w:lang w:val="fr_FR" w:bidi="fr_FR"/>
-          </w:rPr>
-          <w:rPr>
-            <w:color w:val="0000EE"/>
-            <w:u w:val="single"/>
-          </w:rPr>
-          <w:t>1.4</w:t>
-        </w:r>
-      </w:hyperlink>
+      <w:r>
+        <w:rPr>
+          <w:lang w:val="fr_FR" w:bidi="fr_FR"/>
+        </w:rPr>
+        <w:t>1.4</w:t>
+      </w:r>
       <w:r>
         <w:rPr>
           <w:lang w:val="fr_FR" w:bidi="fr_FR"/>
         </w:rPr>
         <w:t xml:space="preserve"> ; </w:t>
       </w:r>
-      <w:hyperlink r:id="rId32">
-        <w:r>
-          <w:rPr>
-            <w:lang w:val="fr_FR" w:bidi="fr_FR"/>
-          </w:rPr>
-          <w:rPr>
-            <w:color w:val="0000EE"/>
-            <w:u w:val="single"/>
-          </w:rPr>
-          <w:t>4.9</w:t>
-        </w:r>
-      </w:hyperlink>
+      <w:r>
+        <w:rPr>
+          <w:lang w:val="fr_FR" w:bidi="fr_FR"/>
+        </w:rPr>
+        <w:t>4.9</w:t>
+      </w:r>
       <w:r>
         <w:rPr>
           <w:lang w:val="fr_FR" w:bidi="fr_FR"/>
         </w:rPr>
         <w:t xml:space="preserve">). L'hiver interrompait les voyages à travers la mer Adriatique de novembre à mars (voir </w:t>
       </w:r>
-      <w:hyperlink r:id="rId288">
-        <w:r>
-          <w:rPr>
-            <w:lang w:val="fr_FR" w:bidi="fr_FR"/>
-          </w:rPr>
-          <w:rPr>
-            <w:color w:val="0000EE"/>
-            <w:u w:val="single"/>
-          </w:rPr>
-          <w:t>Ac 27.12</w:t>
-        </w:r>
-      </w:hyperlink>
+      <w:r>
+        <w:rPr>
+          <w:lang w:val="fr_FR" w:bidi="fr_FR"/>
+        </w:rPr>
+        <w:t>Ac 27.12</w:t>
+      </w:r>
       <w:r>
         <w:rPr>
           <w:lang w:val="fr_FR" w:bidi="fr_FR"/>
         </w:rPr>
         <w:t>). Paul était peut-être aussi préoccupé de recevoir son manteau au plus tôt (</w:t>
       </w:r>
-      <w:hyperlink r:id="rId289">
-        <w:r>
-          <w:rPr>
-            <w:lang w:val="fr_FR" w:bidi="fr_FR"/>
-          </w:rPr>
-          <w:rPr>
-            <w:color w:val="0000EE"/>
-            <w:u w:val="single"/>
-          </w:rPr>
-          <w:t>2Tm 4.13</w:t>
-        </w:r>
-      </w:hyperlink>
+      <w:r>
+        <w:rPr>
+          <w:lang w:val="fr_FR" w:bidi="fr_FR"/>
+        </w:rPr>
+        <w:t>2Tm 4.13</w:t>
+      </w:r>
       <w:r>
         <w:rPr>
           <w:lang w:val="fr_FR" w:bidi="fr_FR"/>
@@ -9542,90 +7634,60 @@
         </w:rPr>
         <w:t xml:space="preserve">Cette formulation particulière est unique, peut-être pour souligner ce qui avait déjà été dit dans </w:t>
       </w:r>
-      <w:hyperlink r:id="rId290">
-        <w:r>
-          <w:rPr>
-            <w:lang w:val="fr_FR" w:bidi="fr_FR"/>
-          </w:rPr>
-          <w:rPr>
-            <w:color w:val="0000EE"/>
-            <w:u w:val="single"/>
-          </w:rPr>
-          <w:t>1.6–8</w:t>
-        </w:r>
-      </w:hyperlink>
+      <w:r>
+        <w:rPr>
+          <w:lang w:val="fr_FR" w:bidi="fr_FR"/>
+        </w:rPr>
+        <w:t>1.6–8</w:t>
+      </w:r>
       <w:r>
         <w:rPr>
           <w:lang w:val="fr_FR" w:bidi="fr_FR"/>
         </w:rPr>
         <w:t xml:space="preserve"> ; </w:t>
       </w:r>
-      <w:hyperlink r:id="rId291">
-        <w:r>
-          <w:rPr>
-            <w:lang w:val="fr_FR" w:bidi="fr_FR"/>
-          </w:rPr>
-          <w:rPr>
-            <w:color w:val="0000EE"/>
-            <w:u w:val="single"/>
-          </w:rPr>
-          <w:t>2.1</w:t>
-        </w:r>
-      </w:hyperlink>
+      <w:r>
+        <w:rPr>
+          <w:lang w:val="fr_FR" w:bidi="fr_FR"/>
+        </w:rPr>
+        <w:t>2.1</w:t>
+      </w:r>
       <w:r>
         <w:rPr>
           <w:lang w:val="fr_FR" w:bidi="fr_FR"/>
         </w:rPr>
         <w:t xml:space="preserve"> (cf. </w:t>
       </w:r>
-      <w:hyperlink r:id="rId292">
-        <w:r>
-          <w:rPr>
-            <w:lang w:val="fr_FR" w:bidi="fr_FR"/>
-          </w:rPr>
-          <w:rPr>
-            <w:color w:val="0000EE"/>
-            <w:u w:val="single"/>
-          </w:rPr>
-          <w:t>Ga 6.18</w:t>
-        </w:r>
-      </w:hyperlink>
+      <w:r>
+        <w:rPr>
+          <w:lang w:val="fr_FR" w:bidi="fr_FR"/>
+        </w:rPr>
+        <w:t>Ga 6.18</w:t>
+      </w:r>
       <w:r>
         <w:rPr>
           <w:lang w:val="fr_FR" w:bidi="fr_FR"/>
         </w:rPr>
         <w:t xml:space="preserve"> ; </w:t>
       </w:r>
-      <w:hyperlink r:id="rId293">
-        <w:r>
-          <w:rPr>
-            <w:lang w:val="fr_FR" w:bidi="fr_FR"/>
-          </w:rPr>
-          <w:rPr>
-            <w:color w:val="0000EE"/>
-            <w:u w:val="single"/>
-          </w:rPr>
-          <w:t>Ph 4.23</w:t>
-        </w:r>
-      </w:hyperlink>
+      <w:r>
+        <w:rPr>
+          <w:lang w:val="fr_FR" w:bidi="fr_FR"/>
+        </w:rPr>
+        <w:t>Ph 4.23</w:t>
+      </w:r>
       <w:r>
         <w:rPr>
           <w:lang w:val="fr_FR" w:bidi="fr_FR"/>
         </w:rPr>
         <w:t xml:space="preserve"> ; </w:t>
       </w:r>
-      <w:hyperlink r:id="rId294">
-        <w:r>
-          <w:rPr>
-            <w:lang w:val="fr_FR" w:bidi="fr_FR"/>
-          </w:rPr>
-          <w:rPr>
-            <w:color w:val="0000EE"/>
-            <w:u w:val="single"/>
-          </w:rPr>
-          <w:t>Phm 1.25</w:t>
-        </w:r>
-      </w:hyperlink>
+      <w:r>
+        <w:rPr>
+          <w:lang w:val="fr_FR" w:bidi="fr_FR"/>
+        </w:rPr>
+        <w:t>Phm 1.25</w:t>
+      </w:r>
       <w:r>
         <w:rPr>
           <w:lang w:val="fr_FR" w:bidi="fr_FR"/>
